--- a/documentation/RFSoc Eval Kit Notes.docx
+++ b/documentation/RFSoc Eval Kit Notes.docx
@@ -734,7 +734,7 @@
                   </pic:nvPicPr>
                   <pic:blipFill>
                     <a:blip r:embed="rId5"/>
-                    <a:srcRect l="31258" t="34262" r="14742" b="18597"/>
+                    <a:srcRect l="31264" t="34274" r="14742" b="18597"/>
                     <a:stretch>
                       <a:fillRect/>
                     </a:stretch>
@@ -2393,14 +2393,14 @@
         </w:rPr>
         <w:t xml:space="preserve">petalinux-package --boot </w:t>
       </w:r>
-      <w:ins w:id="131" w:author="Unknown Author" w:date="2025-01-23T14:11:59Z">
+      <w:ins w:id="131" w:author="Unknown Author" w:date="2025-05-19T12:33:29Z">
         <w:r>
           <w:rPr>
             <w:rStyle w:val="Emphasis"/>
             <w:i w:val="false"/>
             <w:iCs w:val="false"/>
           </w:rPr>
-          <w:t>–</w:t>
+          <w:t>-</w:t>
         </w:r>
       </w:ins>
       <w:r>
@@ -2765,93 +2765,58 @@
           <w:b/>
           <w:b/>
           <w:bCs/>
-        </w:rPr>
-      </w:pPr>
-      <w:r>
-        <w:rPr>
-          <w:b/>
-          <w:bCs/>
-        </w:rPr>
-        <w:t>Steps to update XSA file</w:t>
-      </w:r>
-    </w:p>
-    <w:p>
-      <w:pPr>
-        <w:pStyle w:val="Normal"/>
-        <w:spacing w:lineRule="auto" w:line="240" w:before="0" w:after="160"/>
-        <w:contextualSpacing/>
-        <w:rPr>
-          <w:b/>
-          <w:b/>
-          <w:bCs/>
-        </w:rPr>
-      </w:pPr>
-      <w:r>
-        <w:rPr>
-          <w:b/>
-          <w:bCs/>
-        </w:rPr>
-      </w:r>
-    </w:p>
-    <w:p>
-      <w:pPr>
-        <w:pStyle w:val="Normal"/>
-        <w:spacing w:lineRule="auto" w:line="240" w:before="0" w:after="160"/>
-        <w:contextualSpacing/>
-        <w:rPr>
-          <w:b/>
-          <w:b/>
-          <w:bCs/>
-        </w:rPr>
-      </w:pPr>
-      <w:r>
-        <w:rPr>
-          <w:b/>
-          <w:bCs/>
-        </w:rPr>
-        <w:t>Update petalinux:</w:t>
-      </w:r>
-    </w:p>
-    <w:p>
-      <w:pPr>
-        <w:pStyle w:val="Normal"/>
-        <w:spacing w:lineRule="auto" w:line="240" w:before="0" w:after="160"/>
-        <w:contextualSpacing/>
-        <w:rPr>
-          <w:b/>
-          <w:b/>
-          <w:bCs/>
-        </w:rPr>
-      </w:pPr>
-      <w:r>
-        <w:rPr>
-          <w:b/>
-          <w:bCs/>
-        </w:rPr>
-      </w:r>
-    </w:p>
-    <w:p>
-      <w:pPr>
-        <w:pStyle w:val="Normal"/>
-        <w:spacing w:lineRule="auto" w:line="240" w:before="0" w:after="160"/>
-        <w:contextualSpacing/>
-        <w:rPr/>
-      </w:pPr>
-      <w:r>
-        <w:rPr/>
-        <w:t>Note:  This procedures assume that Petalinux has been installed and all of the necessary Linux SW packages have been installed.  Missing Linux SW packages will be prompted for when running these petalinux commands</w:t>
-      </w:r>
-    </w:p>
-    <w:p>
-      <w:pPr>
-        <w:pStyle w:val="Normal"/>
-        <w:spacing w:lineRule="auto" w:line="240" w:before="0" w:after="160"/>
-        <w:contextualSpacing/>
-        <w:rPr/>
-      </w:pPr>
-      <w:r>
-        <w:rPr/>
-      </w:r>
+          <w:ins w:id="151" w:author="Unknown Author" w:date="2025-05-19T11:16:08Z"/>
+        </w:rPr>
+      </w:pPr>
+      <w:ins w:id="150" w:author="Unknown Author" w:date="2025-05-19T11:16:08Z">
+        <w:r>
+          <w:rPr>
+            <w:b/>
+            <w:bCs/>
+          </w:rPr>
+          <w:t>Steps to create a project from a template</w:t>
+        </w:r>
+      </w:ins>
+    </w:p>
+    <w:p>
+      <w:pPr>
+        <w:pStyle w:val="Normal"/>
+        <w:spacing w:lineRule="auto" w:line="240" w:before="0" w:after="160"/>
+        <w:contextualSpacing/>
+        <w:rPr/>
+      </w:pPr>
+      <w:ins w:id="152" w:author="Unknown Author" w:date="2025-05-19T11:16:08Z">
+        <w:r>
+          <w:rPr/>
+        </w:r>
+      </w:ins>
+    </w:p>
+    <w:p>
+      <w:pPr>
+        <w:pStyle w:val="Normal"/>
+        <w:spacing w:lineRule="auto" w:line="240" w:before="0" w:after="160"/>
+        <w:contextualSpacing/>
+        <w:rPr/>
+      </w:pPr>
+      <w:ins w:id="154" w:author="Unknown Author" w:date="2025-05-19T11:16:08Z">
+        <w:r>
+          <w:rPr/>
+          <w:t>Note:  This procedures assume that Petalinux has been installed and all of the necessary Linux SW packages have been installed.  Missing Linux SW packages will be prompted when running these petalinux commands</w:t>
+        </w:r>
+      </w:ins>
+    </w:p>
+    <w:p>
+      <w:pPr>
+        <w:pStyle w:val="Normal"/>
+        <w:spacing w:lineRule="auto" w:line="240" w:before="0" w:after="160"/>
+        <w:contextualSpacing/>
+        <w:rPr/>
+      </w:pPr>
+      <w:ins w:id="156" w:author="Unknown Author" w:date="2025-05-19T11:16:08Z">
+        <w:r>
+          <w:rPr/>
+        </w:r>
+      </w:ins>
     </w:p>
     <w:p>
       <w:pPr>
@@ -2860,10 +2825,12 @@
         <w:contextualSpacing/>
         <w:rPr/>
       </w:pPr>
-      <w:r>
-        <w:rPr/>
-        <w:t>Source the shell:</w:t>
-      </w:r>
+      <w:ins w:id="158" w:author="Unknown Author" w:date="2025-05-19T11:16:08Z">
+        <w:r>
+          <w:rPr/>
+          <w:t>Source the shell:</w:t>
+        </w:r>
+      </w:ins>
     </w:p>
     <w:p>
       <w:pPr>
@@ -2872,9 +2839,1126 @@
         <w:contextualSpacing/>
         <w:rPr/>
       </w:pPr>
-      <w:r>
-        <w:rPr/>
-        <w:t>source &lt;folder were petalinux is install&gt;/settings.sh</w:t>
+      <w:ins w:id="160" w:author="Unknown Author" w:date="2025-05-19T11:16:08Z">
+        <w:r>
+          <w:rPr/>
+          <w:t>source &lt;folder were petalinux is install&gt;/settings.sh</w:t>
+          <w:br/>
+          <w:br/>
+          <w:t>To use an existing BSP:</w:t>
+        </w:r>
+      </w:ins>
+    </w:p>
+    <w:p>
+      <w:pPr>
+        <w:pStyle w:val="TextBody"/>
+        <w:spacing w:lineRule="auto" w:line="240" w:before="0" w:after="160"/>
+        <w:contextualSpacing/>
+        <w:rPr>
+          <w:b/>
+          <w:b/>
+          <w:bCs/>
+          <w:ins w:id="163" w:author="Unknown Author" w:date="2025-05-19T11:16:08Z"/>
+        </w:rPr>
+      </w:pPr>
+      <w:ins w:id="162" w:author="Unknown Author" w:date="2025-05-19T11:16:08Z">
+        <w:r>
+          <w:rPr>
+            <w:b/>
+            <w:bCs/>
+          </w:rPr>
+          <w:t>petalinux-create project --template zynqMP –name &lt;PROLECT_NAME&gt;</w:t>
+        </w:r>
+      </w:ins>
+    </w:p>
+    <w:p>
+      <w:pPr>
+        <w:pStyle w:val="TextBody"/>
+        <w:spacing w:lineRule="auto" w:line="240" w:before="0" w:after="160"/>
+        <w:contextualSpacing/>
+        <w:rPr>
+          <w:b/>
+          <w:b/>
+          <w:bCs/>
+          <w:ins w:id="165" w:author="Unknown Author" w:date="2025-05-19T11:16:08Z"/>
+        </w:rPr>
+      </w:pPr>
+      <w:ins w:id="164" w:author="Unknown Author" w:date="2025-05-19T11:16:08Z">
+        <w:r>
+          <w:rPr>
+            <w:b/>
+            <w:bCs/>
+          </w:rPr>
+        </w:r>
+      </w:ins>
+    </w:p>
+    <w:p>
+      <w:pPr>
+        <w:pStyle w:val="TextBody"/>
+        <w:spacing w:lineRule="auto" w:line="240" w:before="0" w:after="160"/>
+        <w:contextualSpacing/>
+        <w:rPr/>
+      </w:pPr>
+      <w:ins w:id="166" w:author="Unknown Author" w:date="2025-05-19T11:16:08Z">
+        <w:r>
+          <w:rPr>
+            <w:rFonts w:eastAsia="Calibri" w:cs="DejaVu Sans"/>
+            <w:b w:val="false"/>
+            <w:bCs w:val="false"/>
+            <w:color w:val="auto"/>
+            <w:kern w:val="0"/>
+            <w:sz w:val="22"/>
+            <w:szCs w:val="22"/>
+            <w:lang w:val="en-US" w:eastAsia="en-US" w:bidi="ar-SA"/>
+          </w:rPr>
+          <w:t xml:space="preserve">Add </w:t>
+        </w:r>
+      </w:ins>
+      <w:ins w:id="167" w:author="Unknown Author" w:date="2025-05-19T11:16:08Z">
+        <w:r>
+          <w:rPr>
+            <w:rFonts w:eastAsia="Calibri" w:cs="DejaVu Sans"/>
+            <w:b/>
+            <w:bCs/>
+            <w:color w:val="auto"/>
+            <w:kern w:val="0"/>
+            <w:sz w:val="22"/>
+            <w:szCs w:val="22"/>
+            <w:lang w:val="en-US" w:eastAsia="en-US" w:bidi="ar-SA"/>
+          </w:rPr>
+          <w:t>MACHINE_FEATURES:append = " vcu"</w:t>
+        </w:r>
+      </w:ins>
+      <w:ins w:id="168" w:author="Unknown Author" w:date="2025-05-19T11:16:08Z">
+        <w:r>
+          <w:rPr>
+            <w:rFonts w:eastAsia="Calibri" w:cs="DejaVu Sans"/>
+            <w:b w:val="false"/>
+            <w:bCs w:val="false"/>
+            <w:color w:val="auto"/>
+            <w:kern w:val="0"/>
+            <w:sz w:val="22"/>
+            <w:szCs w:val="22"/>
+            <w:lang w:val="en-US" w:eastAsia="en-US" w:bidi="ar-SA"/>
+          </w:rPr>
+          <w:t xml:space="preserve"> </w:t>
+        </w:r>
+      </w:ins>
+      <w:ins w:id="169" w:author="Unknown Author" w:date="2025-05-19T11:16:08Z">
+        <w:r>
+          <w:rPr>
+            <w:b w:val="false"/>
+            <w:bCs w:val="false"/>
+          </w:rPr>
+          <w:t xml:space="preserve"> to </w:t>
+        </w:r>
+      </w:ins>
+      <w:ins w:id="170" w:author="Unknown Author" w:date="2025-05-19T11:16:08Z">
+        <w:r>
+          <w:rPr>
+            <w:rStyle w:val="SourceText"/>
+            <w:rFonts w:eastAsia="Calibri"/>
+            <w:b w:val="false"/>
+            <w:bCs w:val="false"/>
+          </w:rPr>
+          <w:t>project-spec\meta-user\</w:t>
+        </w:r>
+      </w:ins>
+      <w:ins w:id="171" w:author="Unknown Author" w:date="2025-05-19T11:16:08Z">
+        <w:r>
+          <w:rPr>
+            <w:rStyle w:val="SourceText"/>
+            <w:rFonts w:eastAsia="Calibri" w:cs="Liberation Mono" w:ascii="Liberation Mono" w:hAnsi="Liberation Mono"/>
+            <w:b w:val="false"/>
+            <w:bCs w:val="false"/>
+            <w:color w:val="auto"/>
+            <w:kern w:val="0"/>
+            <w:sz w:val="22"/>
+            <w:szCs w:val="22"/>
+            <w:lang w:val="en-US" w:eastAsia="en-US" w:bidi="ar-SA"/>
+          </w:rPr>
+          <w:t xml:space="preserve">conf\petalinuxbsp.conf </w:t>
+        </w:r>
+      </w:ins>
+    </w:p>
+    <w:p>
+      <w:pPr>
+        <w:pStyle w:val="TextBody"/>
+        <w:spacing w:lineRule="auto" w:line="240" w:before="0" w:after="160"/>
+        <w:contextualSpacing/>
+        <w:rPr>
+          <w:rStyle w:val="SourceText"/>
+          <w:rFonts w:ascii="Liberation Mono" w:hAnsi="Liberation Mono" w:eastAsia="Calibri" w:cs="Liberation Mono"/>
+          <w:b w:val="false"/>
+          <w:b w:val="false"/>
+          <w:bCs w:val="false"/>
+          <w:color w:val="auto"/>
+          <w:kern w:val="0"/>
+          <w:sz w:val="22"/>
+          <w:szCs w:val="22"/>
+          <w:lang w:val="en-US" w:eastAsia="en-US" w:bidi="ar-SA"/>
+          <w:ins w:id="174" w:author="Unknown Author" w:date="2025-05-19T11:16:08Z"/>
+        </w:rPr>
+      </w:pPr>
+      <w:ins w:id="173" w:author="Unknown Author" w:date="2025-05-19T11:16:08Z">
+        <w:r>
+          <w:rPr/>
+        </w:r>
+      </w:ins>
+    </w:p>
+    <w:p>
+      <w:pPr>
+        <w:pStyle w:val="TextBody"/>
+        <w:spacing w:lineRule="auto" w:line="240" w:before="0" w:after="160"/>
+        <w:contextualSpacing/>
+        <w:rPr/>
+      </w:pPr>
+      <w:ins w:id="175" w:author="Unknown Author" w:date="2025-05-19T11:16:08Z">
+        <w:r>
+          <w:rPr>
+            <w:rStyle w:val="SourceText"/>
+            <w:rFonts w:eastAsia="Calibri" w:cs="Liberation Mono" w:ascii="Liberation Mono" w:hAnsi="Liberation Mono"/>
+            <w:b w:val="false"/>
+            <w:bCs w:val="false"/>
+            <w:color w:val="auto"/>
+            <w:kern w:val="0"/>
+            <w:sz w:val="22"/>
+            <w:szCs w:val="22"/>
+            <w:lang w:val="en-US" w:eastAsia="en-US" w:bidi="ar-SA"/>
+          </w:rPr>
+          <w:t xml:space="preserve">Add to </w:t>
+        </w:r>
+      </w:ins>
+      <w:ins w:id="176" w:author="Unknown Author" w:date="2025-05-19T11:16:08Z">
+        <w:r>
+          <w:rPr>
+            <w:rStyle w:val="SourceText"/>
+            <w:rFonts w:eastAsia="Calibri"/>
+            <w:b w:val="false"/>
+            <w:bCs w:val="false"/>
+            <w:color w:val="auto"/>
+            <w:kern w:val="0"/>
+            <w:sz w:val="22"/>
+            <w:szCs w:val="22"/>
+            <w:lang w:val="en-US" w:eastAsia="en-US" w:bidi="ar-SA"/>
+          </w:rPr>
+          <w:t>roject-spec\meta-user\recipes-bsp\device-tree\files\system-user.dtsi</w:t>
+        </w:r>
+      </w:ins>
+    </w:p>
+    <w:p>
+      <w:pPr>
+        <w:pStyle w:val="PreformattedText"/>
+        <w:spacing w:lineRule="auto" w:line="240" w:before="0" w:after="160"/>
+        <w:contextualSpacing/>
+        <w:rPr/>
+      </w:pPr>
+      <w:ins w:id="178" w:author="Unknown Author" w:date="2025-06-10T13:10:38Z">
+        <w:r>
+          <w:rPr>
+            <w:rStyle w:val="SourceText"/>
+            <w:rFonts w:eastAsia="Calibri"/>
+            <w:b w:val="false"/>
+            <w:bCs w:val="false"/>
+            <w:i w:val="false"/>
+            <w:caps w:val="false"/>
+            <w:smallCaps w:val="false"/>
+            <w:strike w:val="false"/>
+            <w:dstrike w:val="false"/>
+            <w:color w:val="000000"/>
+            <w:kern w:val="0"/>
+            <w:sz w:val="22"/>
+            <w:szCs w:val="22"/>
+            <w:highlight w:val="white"/>
+            <w:u w:val="none"/>
+            <w:effect w:val="none"/>
+            <w:lang w:val="en-US" w:eastAsia="en-US" w:bidi="ar-SA"/>
+          </w:rPr>
+          <w:t>&amp;sdhci1 {</w:t>
+        </w:r>
+      </w:ins>
+    </w:p>
+    <w:p>
+      <w:pPr>
+        <w:pStyle w:val="PreformattedText"/>
+        <w:rPr>
+          <w:caps w:val="false"/>
+          <w:smallCaps w:val="false"/>
+          <w:strike w:val="false"/>
+          <w:dstrike w:val="false"/>
+          <w:color w:val="000000"/>
+          <w:ins w:id="182" w:author="Unknown Author" w:date="2025-06-10T13:10:38Z"/>
+          <w:highlight w:val="white"/>
+          <w:u w:val="none"/>
+          <w:effect w:val="none"/>
+        </w:rPr>
+      </w:pPr>
+      <w:ins w:id="180" w:author="Unknown Author" w:date="2025-06-10T13:10:38Z">
+        <w:r>
+          <w:rPr>
+            <w:caps w:val="false"/>
+            <w:smallCaps w:val="false"/>
+            <w:strike w:val="false"/>
+            <w:dstrike w:val="false"/>
+            <w:color w:val="000000"/>
+            <w:highlight w:val="white"/>
+            <w:u w:val="none"/>
+            <w:effect w:val="none"/>
+          </w:rPr>
+          <w:t xml:space="preserve">        </w:t>
+        </w:r>
+      </w:ins>
+      <w:ins w:id="181" w:author="Unknown Author" w:date="2025-06-10T13:10:38Z">
+        <w:r>
+          <w:rPr>
+            <w:b w:val="false"/>
+            <w:i w:val="false"/>
+            <w:caps w:val="false"/>
+            <w:smallCaps w:val="false"/>
+            <w:strike w:val="false"/>
+            <w:dstrike w:val="false"/>
+            <w:color w:val="000000"/>
+            <w:highlight w:val="white"/>
+            <w:u w:val="none"/>
+            <w:effect w:val="none"/>
+          </w:rPr>
+          <w:t>no-1-8-v;</w:t>
+        </w:r>
+      </w:ins>
+    </w:p>
+    <w:p>
+      <w:pPr>
+        <w:pStyle w:val="PreformattedText"/>
+        <w:rPr>
+          <w:caps w:val="false"/>
+          <w:smallCaps w:val="false"/>
+          <w:strike w:val="false"/>
+          <w:dstrike w:val="false"/>
+          <w:color w:val="000000"/>
+          <w:ins w:id="185" w:author="Unknown Author" w:date="2025-06-10T13:10:38Z"/>
+          <w:highlight w:val="white"/>
+          <w:u w:val="none"/>
+          <w:effect w:val="none"/>
+        </w:rPr>
+      </w:pPr>
+      <w:ins w:id="183" w:author="Unknown Author" w:date="2025-06-10T13:10:38Z">
+        <w:r>
+          <w:rPr>
+            <w:caps w:val="false"/>
+            <w:smallCaps w:val="false"/>
+            <w:strike w:val="false"/>
+            <w:dstrike w:val="false"/>
+            <w:color w:val="000000"/>
+            <w:highlight w:val="white"/>
+            <w:u w:val="none"/>
+            <w:effect w:val="none"/>
+          </w:rPr>
+          <w:t xml:space="preserve">        </w:t>
+        </w:r>
+      </w:ins>
+      <w:ins w:id="184" w:author="Unknown Author" w:date="2025-06-10T13:10:38Z">
+        <w:r>
+          <w:rPr>
+            <w:b w:val="false"/>
+            <w:i w:val="false"/>
+            <w:caps w:val="false"/>
+            <w:smallCaps w:val="false"/>
+            <w:strike w:val="false"/>
+            <w:dstrike w:val="false"/>
+            <w:color w:val="000000"/>
+            <w:highlight w:val="white"/>
+            <w:u w:val="none"/>
+            <w:effect w:val="none"/>
+          </w:rPr>
+          <w:t>bus-width = &lt;4&gt;;</w:t>
+        </w:r>
+      </w:ins>
+    </w:p>
+    <w:p>
+      <w:pPr>
+        <w:pStyle w:val="PreformattedText"/>
+        <w:rPr>
+          <w:caps w:val="false"/>
+          <w:smallCaps w:val="false"/>
+          <w:strike w:val="false"/>
+          <w:dstrike w:val="false"/>
+          <w:color w:val="000000"/>
+          <w:ins w:id="188" w:author="Unknown Author" w:date="2025-06-10T13:10:38Z"/>
+          <w:highlight w:val="white"/>
+          <w:u w:val="none"/>
+          <w:effect w:val="none"/>
+        </w:rPr>
+      </w:pPr>
+      <w:ins w:id="186" w:author="Unknown Author" w:date="2025-06-10T13:10:38Z">
+        <w:r>
+          <w:rPr>
+            <w:caps w:val="false"/>
+            <w:smallCaps w:val="false"/>
+            <w:strike w:val="false"/>
+            <w:dstrike w:val="false"/>
+            <w:color w:val="000000"/>
+            <w:highlight w:val="white"/>
+            <w:u w:val="none"/>
+            <w:effect w:val="none"/>
+          </w:rPr>
+          <w:t xml:space="preserve">        </w:t>
+        </w:r>
+      </w:ins>
+      <w:ins w:id="187" w:author="Unknown Author" w:date="2025-06-10T13:10:38Z">
+        <w:r>
+          <w:rPr>
+            <w:b w:val="false"/>
+            <w:i w:val="false"/>
+            <w:caps w:val="false"/>
+            <w:smallCaps w:val="false"/>
+            <w:strike w:val="false"/>
+            <w:dstrike w:val="false"/>
+            <w:color w:val="000000"/>
+            <w:highlight w:val="white"/>
+            <w:u w:val="none"/>
+            <w:effect w:val="none"/>
+          </w:rPr>
+          <w:t>disable-wp;</w:t>
+        </w:r>
+      </w:ins>
+    </w:p>
+    <w:p>
+      <w:pPr>
+        <w:pStyle w:val="PreformattedText"/>
+        <w:rPr>
+          <w:caps w:val="false"/>
+          <w:smallCaps w:val="false"/>
+          <w:strike w:val="false"/>
+          <w:dstrike w:val="false"/>
+          <w:color w:val="000000"/>
+          <w:ins w:id="191" w:author="Unknown Author" w:date="2025-06-10T13:10:38Z"/>
+          <w:highlight w:val="white"/>
+          <w:u w:val="none"/>
+          <w:effect w:val="none"/>
+        </w:rPr>
+      </w:pPr>
+      <w:ins w:id="189" w:author="Unknown Author" w:date="2025-06-10T13:10:38Z">
+        <w:r>
+          <w:rPr>
+            <w:caps w:val="false"/>
+            <w:smallCaps w:val="false"/>
+            <w:strike w:val="false"/>
+            <w:dstrike w:val="false"/>
+            <w:color w:val="000000"/>
+            <w:highlight w:val="white"/>
+            <w:u w:val="none"/>
+            <w:effect w:val="none"/>
+          </w:rPr>
+          <w:t xml:space="preserve">        </w:t>
+        </w:r>
+      </w:ins>
+      <w:ins w:id="190" w:author="Unknown Author" w:date="2025-06-10T13:10:38Z">
+        <w:r>
+          <w:rPr>
+            <w:b w:val="false"/>
+            <w:i w:val="false"/>
+            <w:caps w:val="false"/>
+            <w:smallCaps w:val="false"/>
+            <w:strike w:val="false"/>
+            <w:dstrike w:val="false"/>
+            <w:color w:val="000000"/>
+            <w:highlight w:val="white"/>
+            <w:u w:val="none"/>
+            <w:effect w:val="none"/>
+          </w:rPr>
+          <w:t xml:space="preserve">cd-gpios = &lt;&amp;gpio 45 1&gt;;        // cd-gpios = &lt;&amp;gpio 45 </w:t>
+          <w:tab/>
+          <w:tab/>
+          <w:t xml:space="preserve">   </w:t>
+          <w:tab/>
+          <w:t xml:space="preserve">  GPIO_ACTIVE_LOW&gt;;</w:t>
+        </w:r>
+      </w:ins>
+    </w:p>
+    <w:p>
+      <w:pPr>
+        <w:pStyle w:val="PreformattedText"/>
+        <w:rPr>
+          <w:caps w:val="false"/>
+          <w:smallCaps w:val="false"/>
+          <w:strike w:val="false"/>
+          <w:dstrike w:val="false"/>
+          <w:color w:val="000000"/>
+          <w:ins w:id="194" w:author="Unknown Author" w:date="2025-06-10T13:10:38Z"/>
+          <w:highlight w:val="white"/>
+          <w:u w:val="none"/>
+          <w:effect w:val="none"/>
+        </w:rPr>
+      </w:pPr>
+      <w:ins w:id="192" w:author="Unknown Author" w:date="2025-06-10T13:10:38Z">
+        <w:r>
+          <w:rPr>
+            <w:caps w:val="false"/>
+            <w:smallCaps w:val="false"/>
+            <w:strike w:val="false"/>
+            <w:dstrike w:val="false"/>
+            <w:color w:val="000000"/>
+            <w:highlight w:val="white"/>
+            <w:u w:val="none"/>
+            <w:effect w:val="none"/>
+          </w:rPr>
+          <w:t xml:space="preserve">        </w:t>
+        </w:r>
+      </w:ins>
+      <w:ins w:id="193" w:author="Unknown Author" w:date="2025-06-10T13:10:38Z">
+        <w:r>
+          <w:rPr>
+            <w:b w:val="false"/>
+            <w:i w:val="false"/>
+            <w:caps w:val="false"/>
+            <w:smallCaps w:val="false"/>
+            <w:strike w:val="false"/>
+            <w:dstrike w:val="false"/>
+            <w:color w:val="000000"/>
+            <w:highlight w:val="white"/>
+            <w:u w:val="none"/>
+            <w:effect w:val="none"/>
+          </w:rPr>
+          <w:t>cd-debounce-delay-ms = &lt;500&gt;;</w:t>
+        </w:r>
+      </w:ins>
+    </w:p>
+    <w:p>
+      <w:pPr>
+        <w:pStyle w:val="PreformattedText"/>
+        <w:rPr>
+          <w:caps w:val="false"/>
+          <w:smallCaps w:val="false"/>
+          <w:strike w:val="false"/>
+          <w:dstrike w:val="false"/>
+          <w:color w:val="000000"/>
+          <w:ins w:id="197" w:author="Unknown Author" w:date="2025-06-10T13:10:38Z"/>
+          <w:highlight w:val="white"/>
+          <w:u w:val="none"/>
+          <w:effect w:val="none"/>
+        </w:rPr>
+      </w:pPr>
+      <w:ins w:id="195" w:author="Unknown Author" w:date="2025-06-10T13:10:38Z">
+        <w:r>
+          <w:rPr>
+            <w:caps w:val="false"/>
+            <w:smallCaps w:val="false"/>
+            <w:strike w:val="false"/>
+            <w:dstrike w:val="false"/>
+            <w:color w:val="000000"/>
+            <w:highlight w:val="white"/>
+            <w:u w:val="none"/>
+            <w:effect w:val="none"/>
+          </w:rPr>
+          <w:t xml:space="preserve">        </w:t>
+        </w:r>
+      </w:ins>
+      <w:ins w:id="196" w:author="Unknown Author" w:date="2025-06-10T13:10:38Z">
+        <w:r>
+          <w:rPr>
+            <w:b w:val="false"/>
+            <w:i w:val="false"/>
+            <w:caps w:val="false"/>
+            <w:smallCaps w:val="false"/>
+            <w:strike w:val="false"/>
+            <w:dstrike w:val="false"/>
+            <w:color w:val="000000"/>
+            <w:highlight w:val="white"/>
+            <w:u w:val="none"/>
+            <w:effect w:val="none"/>
+          </w:rPr>
+          <w:t>max-frequency = &lt;100000000&gt;;</w:t>
+        </w:r>
+      </w:ins>
+    </w:p>
+    <w:p>
+      <w:pPr>
+        <w:pStyle w:val="PreformattedText"/>
+        <w:rPr>
+          <w:caps w:val="false"/>
+          <w:smallCaps w:val="false"/>
+          <w:strike w:val="false"/>
+          <w:dstrike w:val="false"/>
+          <w:color w:val="000000"/>
+          <w:ins w:id="200" w:author="Unknown Author" w:date="2025-06-10T13:10:38Z"/>
+          <w:highlight w:val="white"/>
+          <w:u w:val="none"/>
+          <w:effect w:val="none"/>
+        </w:rPr>
+      </w:pPr>
+      <w:ins w:id="198" w:author="Unknown Author" w:date="2025-06-10T13:10:38Z">
+        <w:r>
+          <w:rPr>
+            <w:caps w:val="false"/>
+            <w:smallCaps w:val="false"/>
+            <w:strike w:val="false"/>
+            <w:dstrike w:val="false"/>
+            <w:color w:val="000000"/>
+            <w:highlight w:val="white"/>
+            <w:u w:val="none"/>
+            <w:effect w:val="none"/>
+          </w:rPr>
+          <w:t xml:space="preserve">        </w:t>
+        </w:r>
+      </w:ins>
+      <w:ins w:id="199" w:author="Unknown Author" w:date="2025-06-10T13:10:38Z">
+        <w:r>
+          <w:rPr>
+            <w:b w:val="false"/>
+            <w:i w:val="false"/>
+            <w:caps w:val="false"/>
+            <w:smallCaps w:val="false"/>
+            <w:strike w:val="false"/>
+            <w:dstrike w:val="false"/>
+            <w:color w:val="000000"/>
+            <w:highlight w:val="white"/>
+            <w:u w:val="none"/>
+            <w:effect w:val="none"/>
+          </w:rPr>
+          <w:t>cap-sd-highspeed;</w:t>
+        </w:r>
+      </w:ins>
+    </w:p>
+    <w:p>
+      <w:pPr>
+        <w:pStyle w:val="PreformattedText"/>
+        <w:rPr>
+          <w:caps w:val="false"/>
+          <w:smallCaps w:val="false"/>
+          <w:strike w:val="false"/>
+          <w:dstrike w:val="false"/>
+          <w:color w:val="000000"/>
+          <w:ins w:id="203" w:author="Unknown Author" w:date="2025-06-10T13:10:38Z"/>
+          <w:highlight w:val="white"/>
+          <w:u w:val="none"/>
+          <w:effect w:val="none"/>
+        </w:rPr>
+      </w:pPr>
+      <w:ins w:id="201" w:author="Unknown Author" w:date="2025-06-10T13:10:38Z">
+        <w:r>
+          <w:rPr>
+            <w:caps w:val="false"/>
+            <w:smallCaps w:val="false"/>
+            <w:strike w:val="false"/>
+            <w:dstrike w:val="false"/>
+            <w:color w:val="000000"/>
+            <w:highlight w:val="white"/>
+            <w:u w:val="none"/>
+            <w:effect w:val="none"/>
+          </w:rPr>
+          <w:t xml:space="preserve">        </w:t>
+        </w:r>
+      </w:ins>
+      <w:ins w:id="202" w:author="Unknown Author" w:date="2025-06-10T13:10:38Z">
+        <w:r>
+          <w:rPr>
+            <w:b w:val="false"/>
+            <w:i w:val="false"/>
+            <w:caps w:val="false"/>
+            <w:smallCaps w:val="false"/>
+            <w:strike w:val="false"/>
+            <w:dstrike w:val="false"/>
+            <w:color w:val="000000"/>
+            <w:highlight w:val="white"/>
+            <w:u w:val="none"/>
+            <w:effect w:val="none"/>
+          </w:rPr>
+          <w:t>sd-uhs-sdr12;</w:t>
+        </w:r>
+      </w:ins>
+    </w:p>
+    <w:p>
+      <w:pPr>
+        <w:pStyle w:val="PreformattedText"/>
+        <w:rPr>
+          <w:caps w:val="false"/>
+          <w:smallCaps w:val="false"/>
+          <w:strike w:val="false"/>
+          <w:dstrike w:val="false"/>
+          <w:color w:val="000000"/>
+          <w:ins w:id="206" w:author="Unknown Author" w:date="2025-06-10T13:10:38Z"/>
+          <w:highlight w:val="white"/>
+          <w:u w:val="none"/>
+          <w:effect w:val="none"/>
+        </w:rPr>
+      </w:pPr>
+      <w:ins w:id="204" w:author="Unknown Author" w:date="2025-06-10T13:10:38Z">
+        <w:r>
+          <w:rPr>
+            <w:caps w:val="false"/>
+            <w:smallCaps w:val="false"/>
+            <w:strike w:val="false"/>
+            <w:dstrike w:val="false"/>
+            <w:color w:val="000000"/>
+            <w:highlight w:val="white"/>
+            <w:u w:val="none"/>
+            <w:effect w:val="none"/>
+          </w:rPr>
+          <w:t xml:space="preserve">        </w:t>
+        </w:r>
+      </w:ins>
+      <w:ins w:id="205" w:author="Unknown Author" w:date="2025-06-10T13:10:38Z">
+        <w:r>
+          <w:rPr>
+            <w:b w:val="false"/>
+            <w:i w:val="false"/>
+            <w:caps w:val="false"/>
+            <w:smallCaps w:val="false"/>
+            <w:strike w:val="false"/>
+            <w:dstrike w:val="false"/>
+            <w:color w:val="000000"/>
+            <w:highlight w:val="white"/>
+            <w:u w:val="none"/>
+            <w:effect w:val="none"/>
+          </w:rPr>
+          <w:t>sd-uhs-sdr25;</w:t>
+        </w:r>
+      </w:ins>
+    </w:p>
+    <w:p>
+      <w:pPr>
+        <w:pStyle w:val="PreformattedText"/>
+        <w:rPr>
+          <w:caps w:val="false"/>
+          <w:smallCaps w:val="false"/>
+          <w:strike w:val="false"/>
+          <w:dstrike w:val="false"/>
+          <w:color w:val="000000"/>
+          <w:ins w:id="209" w:author="Unknown Author" w:date="2025-06-10T13:10:38Z"/>
+          <w:highlight w:val="white"/>
+          <w:u w:val="none"/>
+          <w:effect w:val="none"/>
+        </w:rPr>
+      </w:pPr>
+      <w:ins w:id="207" w:author="Unknown Author" w:date="2025-06-10T13:10:38Z">
+        <w:r>
+          <w:rPr>
+            <w:caps w:val="false"/>
+            <w:smallCaps w:val="false"/>
+            <w:strike w:val="false"/>
+            <w:dstrike w:val="false"/>
+            <w:color w:val="000000"/>
+            <w:highlight w:val="white"/>
+            <w:u w:val="none"/>
+            <w:effect w:val="none"/>
+          </w:rPr>
+          <w:t xml:space="preserve">        </w:t>
+        </w:r>
+      </w:ins>
+      <w:ins w:id="208" w:author="Unknown Author" w:date="2025-06-10T13:10:38Z">
+        <w:r>
+          <w:rPr>
+            <w:b w:val="false"/>
+            <w:i w:val="false"/>
+            <w:caps w:val="false"/>
+            <w:smallCaps w:val="false"/>
+            <w:strike w:val="false"/>
+            <w:dstrike w:val="false"/>
+            <w:color w:val="000000"/>
+            <w:highlight w:val="white"/>
+            <w:u w:val="none"/>
+            <w:effect w:val="none"/>
+          </w:rPr>
+          <w:t>sd-uhs-sdr50;</w:t>
+        </w:r>
+      </w:ins>
+    </w:p>
+    <w:p>
+      <w:pPr>
+        <w:pStyle w:val="PreformattedText"/>
+        <w:rPr>
+          <w:caps w:val="false"/>
+          <w:smallCaps w:val="false"/>
+          <w:strike w:val="false"/>
+          <w:dstrike w:val="false"/>
+          <w:color w:val="000000"/>
+          <w:ins w:id="212" w:author="Unknown Author" w:date="2025-06-10T13:10:38Z"/>
+          <w:highlight w:val="white"/>
+          <w:u w:val="none"/>
+          <w:effect w:val="none"/>
+        </w:rPr>
+      </w:pPr>
+      <w:ins w:id="210" w:author="Unknown Author" w:date="2025-06-10T13:10:38Z">
+        <w:r>
+          <w:rPr>
+            <w:caps w:val="false"/>
+            <w:smallCaps w:val="false"/>
+            <w:strike w:val="false"/>
+            <w:dstrike w:val="false"/>
+            <w:color w:val="000000"/>
+            <w:highlight w:val="white"/>
+            <w:u w:val="none"/>
+            <w:effect w:val="none"/>
+          </w:rPr>
+          <w:t xml:space="preserve">        </w:t>
+        </w:r>
+      </w:ins>
+      <w:ins w:id="211" w:author="Unknown Author" w:date="2025-06-10T13:10:38Z">
+        <w:r>
+          <w:rPr>
+            <w:b w:val="false"/>
+            <w:i w:val="false"/>
+            <w:caps w:val="false"/>
+            <w:smallCaps w:val="false"/>
+            <w:strike w:val="false"/>
+            <w:dstrike w:val="false"/>
+            <w:color w:val="000000"/>
+            <w:highlight w:val="white"/>
+            <w:u w:val="none"/>
+            <w:effect w:val="none"/>
+          </w:rPr>
+          <w:t>sd-uhs-ddr50;</w:t>
+        </w:r>
+      </w:ins>
+    </w:p>
+    <w:p>
+      <w:pPr>
+        <w:pStyle w:val="PreformattedText"/>
+        <w:rPr>
+          <w:caps w:val="false"/>
+          <w:smallCaps w:val="false"/>
+          <w:strike w:val="false"/>
+          <w:dstrike w:val="false"/>
+          <w:color w:val="000000"/>
+          <w:ins w:id="215" w:author="Unknown Author" w:date="2025-06-10T13:10:38Z"/>
+          <w:highlight w:val="white"/>
+          <w:u w:val="none"/>
+          <w:effect w:val="none"/>
+        </w:rPr>
+      </w:pPr>
+      <w:ins w:id="213" w:author="Unknown Author" w:date="2025-06-10T13:10:38Z">
+        <w:r>
+          <w:rPr>
+            <w:caps w:val="false"/>
+            <w:smallCaps w:val="false"/>
+            <w:strike w:val="false"/>
+            <w:dstrike w:val="false"/>
+            <w:color w:val="000000"/>
+            <w:highlight w:val="white"/>
+            <w:u w:val="none"/>
+            <w:effect w:val="none"/>
+          </w:rPr>
+          <w:t xml:space="preserve">        </w:t>
+        </w:r>
+      </w:ins>
+      <w:ins w:id="214" w:author="Unknown Author" w:date="2025-06-10T13:10:38Z">
+        <w:r>
+          <w:rPr>
+            <w:b w:val="false"/>
+            <w:i w:val="false"/>
+            <w:caps w:val="false"/>
+            <w:smallCaps w:val="false"/>
+            <w:strike w:val="false"/>
+            <w:dstrike w:val="false"/>
+            <w:color w:val="000000"/>
+            <w:highlight w:val="white"/>
+            <w:u w:val="none"/>
+            <w:effect w:val="none"/>
+          </w:rPr>
+          <w:t>keep-power-in-suspend;</w:t>
+        </w:r>
+      </w:ins>
+    </w:p>
+    <w:p>
+      <w:pPr>
+        <w:pStyle w:val="PreformattedText"/>
+        <w:rPr>
+          <w:caps w:val="false"/>
+          <w:smallCaps w:val="false"/>
+          <w:strike w:val="false"/>
+          <w:dstrike w:val="false"/>
+          <w:color w:val="000000"/>
+          <w:ins w:id="218" w:author="Unknown Author" w:date="2025-06-10T13:10:38Z"/>
+          <w:highlight w:val="white"/>
+          <w:u w:val="none"/>
+          <w:effect w:val="none"/>
+        </w:rPr>
+      </w:pPr>
+      <w:ins w:id="216" w:author="Unknown Author" w:date="2025-06-10T13:10:38Z">
+        <w:r>
+          <w:rPr>
+            <w:caps w:val="false"/>
+            <w:smallCaps w:val="false"/>
+            <w:strike w:val="false"/>
+            <w:dstrike w:val="false"/>
+            <w:color w:val="000000"/>
+            <w:highlight w:val="white"/>
+            <w:u w:val="none"/>
+            <w:effect w:val="none"/>
+          </w:rPr>
+          <w:t xml:space="preserve">        </w:t>
+        </w:r>
+      </w:ins>
+      <w:ins w:id="217" w:author="Unknown Author" w:date="2025-06-10T13:10:38Z">
+        <w:r>
+          <w:rPr>
+            <w:b w:val="false"/>
+            <w:i w:val="false"/>
+            <w:caps w:val="false"/>
+            <w:smallCaps w:val="false"/>
+            <w:strike w:val="false"/>
+            <w:dstrike w:val="false"/>
+            <w:color w:val="000000"/>
+            <w:highlight w:val="white"/>
+            <w:u w:val="none"/>
+            <w:effect w:val="none"/>
+          </w:rPr>
+          <w:t>status = "okay";</w:t>
+        </w:r>
+      </w:ins>
+    </w:p>
+    <w:p>
+      <w:pPr>
+        <w:pStyle w:val="PreformattedText"/>
+        <w:spacing w:before="0" w:after="283"/>
+        <w:rPr>
+          <w:b w:val="false"/>
+          <w:i w:val="false"/>
+          <w:caps w:val="false"/>
+          <w:smallCaps w:val="false"/>
+          <w:strike w:val="false"/>
+          <w:dstrike w:val="false"/>
+          <w:color w:val="000000"/>
+          <w:ins w:id="220" w:author="Unknown Author" w:date="2025-06-10T13:10:38Z"/>
+          <w:highlight w:val="white"/>
+          <w:u w:val="none"/>
+          <w:effect w:val="none"/>
+        </w:rPr>
+      </w:pPr>
+      <w:ins w:id="219" w:author="Unknown Author" w:date="2025-06-10T13:10:38Z">
+        <w:r>
+          <w:rPr>
+            <w:b w:val="false"/>
+            <w:i w:val="false"/>
+            <w:caps w:val="false"/>
+            <w:smallCaps w:val="false"/>
+            <w:strike w:val="false"/>
+            <w:dstrike w:val="false"/>
+            <w:color w:val="000000"/>
+            <w:highlight w:val="white"/>
+            <w:u w:val="none"/>
+            <w:effect w:val="none"/>
+          </w:rPr>
+          <w:t>};</w:t>
+        </w:r>
+      </w:ins>
+    </w:p>
+    <w:p>
+      <w:pPr>
+        <w:pStyle w:val="TextBody"/>
+        <w:spacing w:lineRule="auto" w:line="240" w:before="0" w:after="160"/>
+        <w:contextualSpacing/>
+        <w:rPr>
+          <w:rStyle w:val="SourceText"/>
+          <w:rFonts w:eastAsia="Calibri"/>
+          <w:b w:val="false"/>
+          <w:b w:val="false"/>
+          <w:bCs w:val="false"/>
+          <w:color w:val="auto"/>
+          <w:kern w:val="0"/>
+          <w:sz w:val="22"/>
+          <w:szCs w:val="22"/>
+          <w:lang w:val="en-US" w:eastAsia="en-US" w:bidi="ar-SA"/>
+          <w:ins w:id="222" w:author="Unknown Author" w:date="2025-05-19T11:16:08Z"/>
+        </w:rPr>
+      </w:pPr>
+      <w:ins w:id="221" w:author="Unknown Author" w:date="2025-05-19T11:16:08Z">
+        <w:r>
+          <w:rPr/>
+        </w:r>
+      </w:ins>
+    </w:p>
+    <w:p>
+      <w:pPr>
+        <w:pStyle w:val="TextBody"/>
+        <w:spacing w:lineRule="auto" w:line="240" w:before="0" w:after="160"/>
+        <w:contextualSpacing/>
+        <w:rPr>
+          <w:rStyle w:val="SourceText"/>
+          <w:rFonts w:eastAsia="Calibri"/>
+          <w:b w:val="false"/>
+          <w:b w:val="false"/>
+          <w:bCs w:val="false"/>
+          <w:color w:val="auto"/>
+          <w:kern w:val="0"/>
+          <w:sz w:val="22"/>
+          <w:szCs w:val="22"/>
+          <w:lang w:val="en-US" w:eastAsia="en-US" w:bidi="ar-SA"/>
+          <w:ins w:id="224" w:author="Unknown Author" w:date="2025-05-19T11:16:08Z"/>
+        </w:rPr>
+      </w:pPr>
+      <w:ins w:id="223" w:author="Unknown Author" w:date="2025-05-19T11:16:08Z">
+        <w:r>
+          <w:rPr/>
+        </w:r>
+      </w:ins>
+    </w:p>
+    <w:p>
+      <w:pPr>
+        <w:pStyle w:val="TextBody"/>
+        <w:spacing w:lineRule="auto" w:line="240" w:before="0" w:after="160"/>
+        <w:contextualSpacing/>
+        <w:rPr>
+          <w:rStyle w:val="SourceText"/>
+          <w:rFonts w:ascii="Liberation Mono" w:hAnsi="Liberation Mono" w:eastAsia="Calibri" w:cs="Liberation Mono"/>
+          <w:b w:val="false"/>
+          <w:b w:val="false"/>
+          <w:bCs w:val="false"/>
+          <w:color w:val="auto"/>
+          <w:kern w:val="0"/>
+          <w:sz w:val="22"/>
+          <w:szCs w:val="22"/>
+          <w:lang w:val="en-US" w:eastAsia="en-US" w:bidi="ar-SA"/>
+          <w:ins w:id="226" w:author="Unknown Author" w:date="2025-05-19T11:16:08Z"/>
+        </w:rPr>
+      </w:pPr>
+      <w:ins w:id="225" w:author="Unknown Author" w:date="2025-05-19T11:16:08Z">
+        <w:r>
+          <w:rPr>
+            <w:rFonts w:eastAsia="Calibri" w:cs="Liberation Mono" w:ascii="Liberation Mono" w:hAnsi="Liberation Mono"/>
+            <w:b w:val="false"/>
+            <w:bCs w:val="false"/>
+            <w:color w:val="auto"/>
+            <w:kern w:val="0"/>
+            <w:sz w:val="22"/>
+            <w:szCs w:val="22"/>
+            <w:lang w:val="en-US" w:eastAsia="en-US" w:bidi="ar-SA"/>
+          </w:rPr>
+        </w:r>
+      </w:ins>
+    </w:p>
+    <w:p>
+      <w:pPr>
+        <w:pStyle w:val="TextBody"/>
+        <w:spacing w:lineRule="auto" w:line="240" w:before="0" w:after="160"/>
+        <w:contextualSpacing/>
+        <w:rPr>
+          <w:rStyle w:val="SourceText"/>
+          <w:rFonts w:ascii="Liberation Mono" w:hAnsi="Liberation Mono" w:eastAsia="Calibri" w:cs="Liberation Mono"/>
+          <w:b w:val="false"/>
+          <w:b w:val="false"/>
+          <w:bCs w:val="false"/>
+          <w:color w:val="auto"/>
+          <w:kern w:val="0"/>
+          <w:sz w:val="22"/>
+          <w:szCs w:val="22"/>
+          <w:lang w:val="en-US" w:eastAsia="en-US" w:bidi="ar-SA"/>
+          <w:ins w:id="228" w:author="Unknown Author" w:date="2025-05-19T11:16:08Z"/>
+        </w:rPr>
+      </w:pPr>
+      <w:ins w:id="227" w:author="Unknown Author" w:date="2025-05-19T11:16:08Z">
+        <w:r>
+          <w:rPr>
+            <w:rFonts w:eastAsia="Calibri" w:cs="Liberation Mono" w:ascii="Liberation Mono" w:hAnsi="Liberation Mono"/>
+            <w:b w:val="false"/>
+            <w:bCs w:val="false"/>
+            <w:color w:val="auto"/>
+            <w:kern w:val="0"/>
+            <w:sz w:val="22"/>
+            <w:szCs w:val="22"/>
+            <w:lang w:val="en-US" w:eastAsia="en-US" w:bidi="ar-SA"/>
+          </w:rPr>
+        </w:r>
+      </w:ins>
+      <w:r>
+        <w:br w:type="page"/>
+      </w:r>
+    </w:p>
+    <w:p>
+      <w:pPr>
+        <w:pStyle w:val="Normal"/>
+        <w:spacing w:lineRule="auto" w:line="240" w:before="0" w:after="160"/>
+        <w:contextualSpacing/>
+        <w:rPr>
+          <w:b/>
+          <w:b/>
+          <w:bCs/>
+        </w:rPr>
+      </w:pPr>
+      <w:r>
+        <w:rPr>
+          <w:b/>
+          <w:bCs/>
+        </w:rPr>
+        <w:t>Steps to update XSA file</w:t>
+      </w:r>
+    </w:p>
+    <w:p>
+      <w:pPr>
+        <w:pStyle w:val="Normal"/>
+        <w:spacing w:lineRule="auto" w:line="240" w:before="0" w:after="160"/>
+        <w:contextualSpacing/>
+        <w:rPr>
+          <w:b/>
+          <w:b/>
+          <w:bCs/>
+        </w:rPr>
+      </w:pPr>
+      <w:r>
+        <w:rPr>
+          <w:b/>
+          <w:bCs/>
+        </w:rPr>
+      </w:r>
+    </w:p>
+    <w:p>
+      <w:pPr>
+        <w:pStyle w:val="Normal"/>
+        <w:spacing w:lineRule="auto" w:line="240" w:before="0" w:after="160"/>
+        <w:contextualSpacing/>
+        <w:rPr>
+          <w:b/>
+          <w:b/>
+          <w:bCs/>
+        </w:rPr>
+      </w:pPr>
+      <w:r>
+        <w:rPr>
+          <w:b/>
+          <w:bCs/>
+        </w:rPr>
+        <w:t>Update petalinux:</w:t>
+      </w:r>
+    </w:p>
+    <w:p>
+      <w:pPr>
+        <w:pStyle w:val="Normal"/>
+        <w:spacing w:lineRule="auto" w:line="240" w:before="0" w:after="160"/>
+        <w:contextualSpacing/>
+        <w:rPr>
+          <w:b/>
+          <w:b/>
+          <w:bCs/>
+        </w:rPr>
+      </w:pPr>
+      <w:r>
+        <w:rPr>
+          <w:b/>
+          <w:bCs/>
+        </w:rPr>
+      </w:r>
+    </w:p>
+    <w:p>
+      <w:pPr>
+        <w:pStyle w:val="Normal"/>
+        <w:spacing w:lineRule="auto" w:line="240" w:before="0" w:after="160"/>
+        <w:contextualSpacing/>
+        <w:rPr/>
+      </w:pPr>
+      <w:r>
+        <w:rPr/>
+        <w:t>Note:  This procedures assume that Petalinux has been installed and all of the necessary Linux SW packages have been installed.  Missing Linux SW packages will be prompted for when running these petalinux commands</w:t>
+      </w:r>
+    </w:p>
+    <w:p>
+      <w:pPr>
+        <w:pStyle w:val="Normal"/>
+        <w:spacing w:lineRule="auto" w:line="240" w:before="0" w:after="160"/>
+        <w:contextualSpacing/>
+        <w:rPr/>
+      </w:pPr>
+      <w:r>
+        <w:rPr/>
       </w:r>
     </w:p>
     <w:p>
@@ -2886,6 +3970,7 @@
       </w:pPr>
       <w:r>
         <w:rPr/>
+        <w:t>Source the shell:</w:t>
       </w:r>
     </w:p>
     <w:p>
@@ -2897,7 +3982,7 @@
       </w:pPr>
       <w:r>
         <w:rPr/>
-        <w:t>cd to petalinux project file, for example:</w:t>
+        <w:t>source &lt;folder were petalinux is install&gt;/settings.sh</w:t>
       </w:r>
     </w:p>
     <w:p>
@@ -2909,7 +3994,6 @@
       </w:pPr>
       <w:r>
         <w:rPr/>
-        <w:t>- zcu104: cd projects/xilinx/projects/xilinx-zcu104-2021.1</w:t>
       </w:r>
     </w:p>
     <w:p>
@@ -2921,7 +4005,7 @@
       </w:pPr>
       <w:r>
         <w:rPr/>
-        <w:t>- zcu208: cd projects/xilinx/projects/xilinx-zcu208-2021.1</w:t>
+        <w:t>cd to petalinux project file, for example:</w:t>
       </w:r>
     </w:p>
     <w:p>
@@ -2933,6 +4017,7 @@
       </w:pPr>
       <w:r>
         <w:rPr/>
+        <w:t>- zcu104: cd projects/xilinx/projects/xilinx-zcu104-2021.1</w:t>
       </w:r>
     </w:p>
     <w:p>
@@ -2944,7 +4029,7 @@
       </w:pPr>
       <w:r>
         <w:rPr/>
-        <w:t>To add HW configuration to the petalinux kernel project:</w:t>
+        <w:t>- zcu208: cd projects/xilinx/projects/xilinx-zcu208-2021.1</w:t>
       </w:r>
     </w:p>
     <w:p>
@@ -2955,6 +4040,29 @@
         <w:rPr/>
       </w:pPr>
       <w:r>
+        <w:rPr/>
+      </w:r>
+    </w:p>
+    <w:p>
+      <w:pPr>
+        <w:pStyle w:val="TextBody"/>
+        <w:spacing w:before="0" w:after="160"/>
+        <w:contextualSpacing/>
+        <w:rPr/>
+      </w:pPr>
+      <w:r>
+        <w:rPr/>
+        <w:t>To add HW configuration to the petalinux kernel project:</w:t>
+      </w:r>
+    </w:p>
+    <w:p>
+      <w:pPr>
+        <w:pStyle w:val="TextBody"/>
+        <w:spacing w:before="0" w:after="160"/>
+        <w:contextualSpacing/>
+        <w:rPr/>
+      </w:pPr>
+      <w:r>
         <w:rPr>
           <w:rStyle w:val="Emphasis"/>
           <w:i w:val="false"/>
@@ -3046,7 +4154,7 @@
         <w:contextualSpacing/>
         <w:rPr/>
       </w:pPr>
-      <w:ins w:id="150" w:author="Unknown Author" w:date="2023-03-01T13:25:00Z">
+      <w:ins w:id="229" w:author="Unknown Author" w:date="2023-03-01T13:25:00Z">
         <w:r>
           <w:rPr>
             <w:rStyle w:val="Emphasis"/>
@@ -3064,7 +4172,7 @@
         <w:contextualSpacing/>
         <w:rPr/>
       </w:pPr>
-      <w:ins w:id="151" w:author="Unknown Author" w:date="2023-03-03T13:28:00Z">
+      <w:ins w:id="230" w:author="Unknown Author" w:date="2023-03-03T13:28:00Z">
         <w:r>
           <w:rPr>
             <w:rStyle w:val="Emphasis"/>
@@ -3207,7 +4315,7 @@
         </w:rPr>
         <w:t xml:space="preserve">petalinux-package --boot </w:t>
       </w:r>
-      <w:ins w:id="152" w:author="Unknown Author" w:date="2025-01-23T08:48:30Z">
+      <w:ins w:id="231" w:author="Unknown Author" w:date="2025-01-23T08:48:30Z">
         <w:r>
           <w:rPr>
             <w:rStyle w:val="Emphasis"/>
@@ -3225,7 +4333,7 @@
         </w:rPr>
         <w:t>u-boot</w:t>
       </w:r>
-      <w:ins w:id="153" w:author="Unknown Author" w:date="2025-01-23T08:45:09Z">
+      <w:ins w:id="232" w:author="Unknown Author" w:date="2025-01-23T08:45:09Z">
         <w:r>
           <w:rPr>
             <w:rStyle w:val="Emphasis"/>
@@ -3317,7 +4425,7 @@
         </w:rPr>
         <w:t>Flash the new rootfs.ext4 onto t</w:t>
       </w:r>
-      <w:ins w:id="154" w:author="Unknown Author" w:date="2025-01-23T14:12:56Z">
+      <w:ins w:id="233" w:author="Unknown Author" w:date="2025-01-23T14:12:56Z">
         <w:r>
           <w:rPr>
             <w:rStyle w:val="Emphasis"/>
@@ -3343,7 +4451,7 @@
         <w:contextualSpacing/>
         <w:rPr/>
       </w:pPr>
-      <w:ins w:id="155" w:author="Unknown Author" w:date="2025-01-23T13:15:12Z">
+      <w:ins w:id="234" w:author="Unknown Author" w:date="2025-01-23T13:15:12Z">
         <w:r>
           <w:rPr>
             <w:rStyle w:val="Emphasis"/>
@@ -3377,13 +4485,13 @@
         <w:contextualSpacing/>
         <w:rPr>
           <w:rStyle w:val="Emphasis"/>
-          <w:ins w:id="157" w:author="Unknown Author" w:date="2025-01-23T13:15:07Z"/>
-          <w:i w:val="false"/>
-          <w:i w:val="false"/>
-          <w:iCs w:val="false"/>
-        </w:rPr>
-      </w:pPr>
-      <w:ins w:id="156" w:author="Unknown Author" w:date="2025-01-23T13:15:07Z">
+          <w:ins w:id="236" w:author="Unknown Author" w:date="2025-01-23T13:15:07Z"/>
+          <w:i w:val="false"/>
+          <w:i w:val="false"/>
+          <w:iCs w:val="false"/>
+        </w:rPr>
+      </w:pPr>
+      <w:ins w:id="235" w:author="Unknown Author" w:date="2025-01-23T13:15:07Z">
         <w:r>
           <w:rPr>
             <w:i w:val="false"/>
@@ -3399,7 +4507,7 @@
         <w:contextualSpacing/>
         <w:rPr/>
       </w:pPr>
-      <w:ins w:id="158" w:author="Unknown Author" w:date="2025-01-23T13:15:07Z">
+      <w:ins w:id="237" w:author="Unknown Author" w:date="2025-01-23T13:15:07Z">
         <w:r>
           <w:rPr>
             <w:rStyle w:val="Emphasis"/>
@@ -3417,7 +4525,7 @@
         <w:contextualSpacing/>
         <w:rPr/>
       </w:pPr>
-      <w:ins w:id="160" w:author="Unknown Author" w:date="2025-01-23T13:15:07Z">
+      <w:ins w:id="239" w:author="Unknown Author" w:date="2025-01-23T13:15:07Z">
         <w:r>
           <w:rPr>
             <w:rStyle w:val="Emphasis"/>
@@ -3435,7 +4543,7 @@
         <w:contextualSpacing/>
         <w:rPr/>
       </w:pPr>
-      <w:ins w:id="161" w:author="Unknown Author" w:date="2025-01-15T16:13:16Z">
+      <w:ins w:id="240" w:author="Unknown Author" w:date="2025-01-15T16:13:16Z">
         <w:r>
           <w:rPr>
             <w:rStyle w:val="Emphasis"/>
@@ -3445,7 +4553,7 @@
           <w:t>sudo dd if=images/linux/rootfs.ext4 of=/dev/s</w:t>
         </w:r>
       </w:ins>
-      <w:ins w:id="162" w:author="Unknown Author" w:date="2025-01-21T16:31:21Z">
+      <w:ins w:id="241" w:author="Unknown Author" w:date="2025-01-21T16:31:21Z">
         <w:r>
           <w:rPr>
             <w:rStyle w:val="Emphasis"/>
@@ -3483,10 +4591,10 @@
           <w:i w:val="false"/>
           <w:i w:val="false"/>
           <w:iCs w:val="false"/>
-          <w:ins w:id="164" w:author="Unknown Author" w:date="2025-01-23T14:13:01Z"/>
-        </w:rPr>
-      </w:pPr>
-      <w:ins w:id="163" w:author="Unknown Author" w:date="2025-01-23T14:13:01Z">
+          <w:ins w:id="243" w:author="Unknown Author" w:date="2025-01-23T14:13:01Z"/>
+        </w:rPr>
+      </w:pPr>
+      <w:ins w:id="242" w:author="Unknown Author" w:date="2025-01-23T14:13:01Z">
         <w:r>
           <w:rPr>
             <w:i w:val="false"/>
@@ -3504,10 +4612,10 @@
           <w:i w:val="false"/>
           <w:i w:val="false"/>
           <w:iCs w:val="false"/>
-          <w:ins w:id="166" w:author="Unknown Author" w:date="2025-01-23T14:13:01Z"/>
-        </w:rPr>
-      </w:pPr>
-      <w:ins w:id="165" w:author="Unknown Author" w:date="2025-01-23T14:13:01Z">
+          <w:ins w:id="245" w:author="Unknown Author" w:date="2025-01-23T14:13:01Z"/>
+        </w:rPr>
+      </w:pPr>
+      <w:ins w:id="244" w:author="Unknown Author" w:date="2025-01-23T14:13:01Z">
         <w:r>
           <w:rPr>
             <w:i w:val="false"/>
@@ -3794,7 +4902,7 @@
         <w:contextualSpacing/>
         <w:rPr/>
       </w:pPr>
-      <w:ins w:id="167" w:author="Unknown Author" w:date="2025-01-15T13:52:59Z">
+      <w:ins w:id="246" w:author="Unknown Author" w:date="2025-01-15T13:52:59Z">
         <w:r>
           <w:rPr/>
           <w:t>Onboard SD Card reader: mmcblk0p</w:t>
@@ -3808,7 +4916,7 @@
         <w:contextualSpacing/>
         <w:rPr/>
       </w:pPr>
-      <w:ins w:id="169" w:author="Unknown Author" w:date="2025-01-15T13:52:59Z">
+      <w:ins w:id="248" w:author="Unknown Author" w:date="2025-01-15T13:52:59Z">
         <w:r>
           <w:rPr/>
           <w:t>USB SD Card reader: sda</w:t>
@@ -4558,7 +5666,7 @@
           <w:i w:val="false"/>
           <w:i w:val="false"/>
           <w:iCs w:val="false"/>
-          <w:del w:id="170" w:author="Unknown Author" w:date="2022-08-16T15:32:00Z"/>
+          <w:del w:id="249" w:author="Unknown Author" w:date="2022-08-16T15:32:00Z"/>
         </w:rPr>
       </w:pPr>
       <w:r>
@@ -4579,10 +5687,10 @@
           <w:i w:val="false"/>
           <w:i w:val="false"/>
           <w:iCs w:val="false"/>
-          <w:ins w:id="172" w:author="Unknown Author" w:date="2022-08-16T15:32:00Z"/>
-        </w:rPr>
-      </w:pPr>
-      <w:ins w:id="171" w:author="Unknown Author" w:date="2022-08-16T15:32:00Z">
+          <w:ins w:id="251" w:author="Unknown Author" w:date="2022-08-16T15:32:00Z"/>
+        </w:rPr>
+      </w:pPr>
+      <w:ins w:id="250" w:author="Unknown Author" w:date="2022-08-16T15:32:00Z">
         <w:r>
           <w:rPr>
             <w:i w:val="false"/>
@@ -4603,12 +5711,12 @@
           <w:b/>
           <w:b/>
           <w:bCs/>
-          <w:ins w:id="174" w:author="Unknown Author" w:date="2022-08-16T15:32:00Z"/>
+          <w:ins w:id="253" w:author="Unknown Author" w:date="2022-08-16T15:32:00Z"/>
           <w:sz w:val="26"/>
           <w:szCs w:val="26"/>
         </w:rPr>
       </w:pPr>
-      <w:ins w:id="173" w:author="Unknown Author" w:date="2022-08-16T15:32:00Z">
+      <w:ins w:id="252" w:author="Unknown Author" w:date="2022-08-16T15:32:00Z">
         <w:r>
           <w:rPr>
             <w:b/>
@@ -4627,7 +5735,7 @@
         <w:contextualSpacing/>
         <w:rPr/>
       </w:pPr>
-      <w:ins w:id="175" w:author="Unknown Author" w:date="2022-08-16T15:32:00Z">
+      <w:ins w:id="254" w:author="Unknown Author" w:date="2022-08-16T15:32:00Z">
         <w:r>
           <w:rPr/>
         </w:r>
@@ -4640,7 +5748,7 @@
         <w:contextualSpacing/>
         <w:rPr/>
       </w:pPr>
-      <w:ins w:id="177" w:author="Unknown Author" w:date="2022-08-16T15:32:00Z">
+      <w:ins w:id="256" w:author="Unknown Author" w:date="2022-08-16T15:32:00Z">
         <w:r>
           <w:rPr/>
           <w:t xml:space="preserve">Run:  </w:t>
@@ -4656,10 +5764,10 @@
           <w:i/>
           <w:i/>
           <w:iCs/>
-          <w:ins w:id="180" w:author="Unknown Author" w:date="2022-08-16T15:32:00Z"/>
-        </w:rPr>
-      </w:pPr>
-      <w:ins w:id="179" w:author="Unknown Author" w:date="2022-08-16T15:32:00Z">
+          <w:ins w:id="259" w:author="Unknown Author" w:date="2022-08-16T15:32:00Z"/>
+        </w:rPr>
+      </w:pPr>
+      <w:ins w:id="258" w:author="Unknown Author" w:date="2022-08-16T15:32:00Z">
         <w:r>
           <w:rPr>
             <w:i/>
@@ -4676,7 +5784,7 @@
         <w:contextualSpacing/>
         <w:rPr/>
       </w:pPr>
-      <w:ins w:id="181" w:author="Unknown Author" w:date="2022-08-16T15:32:00Z">
+      <w:ins w:id="260" w:author="Unknown Author" w:date="2022-08-16T15:32:00Z">
         <w:r>
           <w:rPr/>
         </w:r>
@@ -4689,7 +5797,7 @@
         <w:contextualSpacing/>
         <w:rPr/>
       </w:pPr>
-      <w:ins w:id="183" w:author="Unknown Author" w:date="2022-08-16T15:32:00Z">
+      <w:ins w:id="262" w:author="Unknown Author" w:date="2022-08-16T15:32:00Z">
         <w:r>
           <w:rPr/>
           <w:t>Edit myapp-init.bb</w:t>
@@ -4703,13 +5811,13 @@
         <w:contextualSpacing/>
         <w:rPr/>
       </w:pPr>
-      <w:ins w:id="185" w:author="Unknown Author" w:date="2022-08-16T15:32:00Z">
+      <w:ins w:id="264" w:author="Unknown Author" w:date="2022-08-16T15:32:00Z">
         <w:r>
           <w:rPr/>
           <w:tab/>
         </w:r>
       </w:ins>
-      <w:ins w:id="186" w:author="Unknown Author" w:date="2022-08-16T15:32:00Z">
+      <w:ins w:id="265" w:author="Unknown Author" w:date="2022-08-16T15:32:00Z">
         <w:r>
           <w:rPr>
             <w:i/>
@@ -4728,10 +5836,10 @@
           <w:i/>
           <w:i/>
           <w:iCs/>
-          <w:ins w:id="189" w:author="Unknown Author" w:date="2022-08-16T15:32:00Z"/>
-        </w:rPr>
-      </w:pPr>
-      <w:ins w:id="188" w:author="Unknown Author" w:date="2022-08-16T15:32:00Z">
+          <w:ins w:id="268" w:author="Unknown Author" w:date="2022-08-16T15:32:00Z"/>
+        </w:rPr>
+      </w:pPr>
+      <w:ins w:id="267" w:author="Unknown Author" w:date="2022-08-16T15:32:00Z">
         <w:r>
           <w:rPr>
             <w:i/>
@@ -4751,10 +5859,10 @@
           <w:i/>
           <w:i/>
           <w:iCs/>
-          <w:ins w:id="191" w:author="Unknown Author" w:date="2022-08-16T15:32:00Z"/>
-        </w:rPr>
-      </w:pPr>
-      <w:ins w:id="190" w:author="Unknown Author" w:date="2022-08-16T15:32:00Z">
+          <w:ins w:id="270" w:author="Unknown Author" w:date="2022-08-16T15:32:00Z"/>
+        </w:rPr>
+      </w:pPr>
+      <w:ins w:id="269" w:author="Unknown Author" w:date="2022-08-16T15:32:00Z">
         <w:r>
           <w:rPr>
             <w:i/>
@@ -4774,10 +5882,10 @@
           <w:i/>
           <w:i/>
           <w:iCs/>
-          <w:ins w:id="193" w:author="Unknown Author" w:date="2022-08-16T15:32:00Z"/>
-        </w:rPr>
-      </w:pPr>
-      <w:ins w:id="192" w:author="Unknown Author" w:date="2022-08-16T15:32:00Z">
+          <w:ins w:id="272" w:author="Unknown Author" w:date="2022-08-16T15:32:00Z"/>
+        </w:rPr>
+      </w:pPr>
+      <w:ins w:id="271" w:author="Unknown Author" w:date="2022-08-16T15:32:00Z">
         <w:r>
           <w:rPr>
             <w:i/>
@@ -4795,10 +5903,10 @@
           <w:i/>
           <w:i/>
           <w:iCs/>
-          <w:ins w:id="195" w:author="Unknown Author" w:date="2022-08-16T15:32:00Z"/>
-        </w:rPr>
-      </w:pPr>
-      <w:ins w:id="194" w:author="Unknown Author" w:date="2022-08-16T15:32:00Z">
+          <w:ins w:id="274" w:author="Unknown Author" w:date="2022-08-16T15:32:00Z"/>
+        </w:rPr>
+      </w:pPr>
+      <w:ins w:id="273" w:author="Unknown Author" w:date="2022-08-16T15:32:00Z">
         <w:r>
           <w:rPr>
             <w:i/>
@@ -4818,10 +5926,10 @@
           <w:i/>
           <w:i/>
           <w:iCs/>
-          <w:ins w:id="197" w:author="Unknown Author" w:date="2022-08-16T15:32:00Z"/>
-        </w:rPr>
-      </w:pPr>
-      <w:ins w:id="196" w:author="Unknown Author" w:date="2022-08-16T15:32:00Z">
+          <w:ins w:id="276" w:author="Unknown Author" w:date="2022-08-16T15:32:00Z"/>
+        </w:rPr>
+      </w:pPr>
+      <w:ins w:id="275" w:author="Unknown Author" w:date="2022-08-16T15:32:00Z">
         <w:r>
           <w:rPr>
             <w:i/>
@@ -4841,10 +5949,10 @@
           <w:i/>
           <w:i/>
           <w:iCs/>
-          <w:ins w:id="199" w:author="Unknown Author" w:date="2022-08-16T15:32:00Z"/>
-        </w:rPr>
-      </w:pPr>
-      <w:ins w:id="198" w:author="Unknown Author" w:date="2022-08-16T15:32:00Z">
+          <w:ins w:id="278" w:author="Unknown Author" w:date="2022-08-16T15:32:00Z"/>
+        </w:rPr>
+      </w:pPr>
+      <w:ins w:id="277" w:author="Unknown Author" w:date="2022-08-16T15:32:00Z">
         <w:r>
           <w:rPr>
             <w:i/>
@@ -4864,10 +5972,10 @@
           <w:i/>
           <w:i/>
           <w:iCs/>
-          <w:ins w:id="201" w:author="Unknown Author" w:date="2022-08-16T15:32:00Z"/>
-        </w:rPr>
-      </w:pPr>
-      <w:ins w:id="200" w:author="Unknown Author" w:date="2022-08-16T15:32:00Z">
+          <w:ins w:id="280" w:author="Unknown Author" w:date="2022-08-16T15:32:00Z"/>
+        </w:rPr>
+      </w:pPr>
+      <w:ins w:id="279" w:author="Unknown Author" w:date="2022-08-16T15:32:00Z">
         <w:r>
           <w:rPr>
             <w:i/>
@@ -4889,10 +5997,10 @@
           <w:i/>
           <w:i/>
           <w:iCs/>
-          <w:ins w:id="203" w:author="Unknown Author" w:date="2022-08-16T15:32:00Z"/>
-        </w:rPr>
-      </w:pPr>
-      <w:ins w:id="202" w:author="Unknown Author" w:date="2022-08-16T15:32:00Z">
+          <w:ins w:id="282" w:author="Unknown Author" w:date="2022-08-16T15:32:00Z"/>
+        </w:rPr>
+      </w:pPr>
+      <w:ins w:id="281" w:author="Unknown Author" w:date="2022-08-16T15:32:00Z">
         <w:r>
           <w:rPr>
             <w:i/>
@@ -4910,10 +6018,10 @@
           <w:i/>
           <w:i/>
           <w:iCs/>
-          <w:ins w:id="205" w:author="Unknown Author" w:date="2022-08-16T15:32:00Z"/>
-        </w:rPr>
-      </w:pPr>
-      <w:ins w:id="204" w:author="Unknown Author" w:date="2022-08-16T15:32:00Z">
+          <w:ins w:id="284" w:author="Unknown Author" w:date="2022-08-16T15:32:00Z"/>
+        </w:rPr>
+      </w:pPr>
+      <w:ins w:id="283" w:author="Unknown Author" w:date="2022-08-16T15:32:00Z">
         <w:r>
           <w:rPr>
             <w:i/>
@@ -4933,10 +6041,10 @@
           <w:i/>
           <w:i/>
           <w:iCs/>
-          <w:ins w:id="207" w:author="Unknown Author" w:date="2022-08-16T15:32:00Z"/>
-        </w:rPr>
-      </w:pPr>
-      <w:ins w:id="206" w:author="Unknown Author" w:date="2022-08-16T15:32:00Z">
+          <w:ins w:id="286" w:author="Unknown Author" w:date="2022-08-16T15:32:00Z"/>
+        </w:rPr>
+      </w:pPr>
+      <w:ins w:id="285" w:author="Unknown Author" w:date="2022-08-16T15:32:00Z">
         <w:r>
           <w:rPr>
             <w:i/>
@@ -4956,10 +6064,10 @@
           <w:i/>
           <w:i/>
           <w:iCs/>
-          <w:ins w:id="209" w:author="Unknown Author" w:date="2022-08-16T15:32:00Z"/>
-        </w:rPr>
-      </w:pPr>
-      <w:ins w:id="208" w:author="Unknown Author" w:date="2022-08-16T15:32:00Z">
+          <w:ins w:id="288" w:author="Unknown Author" w:date="2022-08-16T15:32:00Z"/>
+        </w:rPr>
+      </w:pPr>
+      <w:ins w:id="287" w:author="Unknown Author" w:date="2022-08-16T15:32:00Z">
         <w:r>
           <w:rPr>
             <w:i/>
@@ -4977,10 +6085,10 @@
           <w:i/>
           <w:i/>
           <w:iCs/>
-          <w:ins w:id="211" w:author="Unknown Author" w:date="2022-08-16T15:32:00Z"/>
-        </w:rPr>
-      </w:pPr>
-      <w:ins w:id="210" w:author="Unknown Author" w:date="2022-08-16T15:32:00Z">
+          <w:ins w:id="290" w:author="Unknown Author" w:date="2022-08-16T15:32:00Z"/>
+        </w:rPr>
+      </w:pPr>
+      <w:ins w:id="289" w:author="Unknown Author" w:date="2022-08-16T15:32:00Z">
         <w:r>
           <w:rPr>
             <w:i/>
@@ -5000,10 +6108,10 @@
           <w:i/>
           <w:i/>
           <w:iCs/>
-          <w:ins w:id="213" w:author="Unknown Author" w:date="2022-08-16T15:32:00Z"/>
-        </w:rPr>
-      </w:pPr>
-      <w:ins w:id="212" w:author="Unknown Author" w:date="2022-08-16T15:32:00Z">
+          <w:ins w:id="292" w:author="Unknown Author" w:date="2022-08-16T15:32:00Z"/>
+        </w:rPr>
+      </w:pPr>
+      <w:ins w:id="291" w:author="Unknown Author" w:date="2022-08-16T15:32:00Z">
         <w:r>
           <w:rPr>
             <w:i/>
@@ -5021,10 +6129,10 @@
           <w:i/>
           <w:i/>
           <w:iCs/>
-          <w:ins w:id="217" w:author="Unknown Author" w:date="2022-08-16T15:32:00Z"/>
-        </w:rPr>
-      </w:pPr>
-      <w:ins w:id="214" w:author="Unknown Author" w:date="2022-08-16T15:32:00Z">
+          <w:ins w:id="296" w:author="Unknown Author" w:date="2022-08-16T15:32:00Z"/>
+        </w:rPr>
+      </w:pPr>
+      <w:ins w:id="293" w:author="Unknown Author" w:date="2022-08-16T15:32:00Z">
         <w:r>
           <w:rPr>
             <w:i/>
@@ -5034,7 +6142,7 @@
           <w:t>FILESEXTRAPATHS</w:t>
         </w:r>
       </w:ins>
-      <w:ins w:id="215" w:author="Unknown Author" w:date="2025-01-23T14:13:14Z">
+      <w:ins w:id="294" w:author="Unknown Author" w:date="2025-01-23T14:13:14Z">
         <w:r>
           <w:rPr>
             <w:i/>
@@ -5043,7 +6151,7 @@
           <w:t>:</w:t>
         </w:r>
       </w:ins>
-      <w:ins w:id="216" w:author="Unknown Author" w:date="2022-08-16T15:32:00Z">
+      <w:ins w:id="295" w:author="Unknown Author" w:date="2022-08-16T15:32:00Z">
         <w:r>
           <w:rPr>
             <w:i/>
@@ -5062,10 +6170,10 @@
           <w:i/>
           <w:i/>
           <w:iCs/>
-          <w:ins w:id="219" w:author="Unknown Author" w:date="2022-08-16T15:32:00Z"/>
-        </w:rPr>
-      </w:pPr>
-      <w:ins w:id="218" w:author="Unknown Author" w:date="2022-08-16T15:32:00Z">
+          <w:ins w:id="298" w:author="Unknown Author" w:date="2022-08-16T15:32:00Z"/>
+        </w:rPr>
+      </w:pPr>
+      <w:ins w:id="297" w:author="Unknown Author" w:date="2022-08-16T15:32:00Z">
         <w:r>
           <w:rPr>
             <w:i/>
@@ -5083,10 +6191,10 @@
           <w:i/>
           <w:i/>
           <w:iCs/>
-          <w:ins w:id="221" w:author="Unknown Author" w:date="2022-08-16T15:32:00Z"/>
-        </w:rPr>
-      </w:pPr>
-      <w:ins w:id="220" w:author="Unknown Author" w:date="2022-08-16T15:32:00Z">
+          <w:ins w:id="300" w:author="Unknown Author" w:date="2022-08-16T15:32:00Z"/>
+        </w:rPr>
+      </w:pPr>
+      <w:ins w:id="299" w:author="Unknown Author" w:date="2022-08-16T15:32:00Z">
         <w:r>
           <w:rPr>
             <w:i/>
@@ -5106,10 +6214,10 @@
           <w:i/>
           <w:i/>
           <w:iCs/>
-          <w:ins w:id="223" w:author="Unknown Author" w:date="2022-08-16T15:32:00Z"/>
-        </w:rPr>
-      </w:pPr>
-      <w:ins w:id="222" w:author="Unknown Author" w:date="2022-08-16T15:32:00Z">
+          <w:ins w:id="302" w:author="Unknown Author" w:date="2022-08-16T15:32:00Z"/>
+        </w:rPr>
+      </w:pPr>
+      <w:ins w:id="301" w:author="Unknown Author" w:date="2022-08-16T15:32:00Z">
         <w:r>
           <w:rPr>
             <w:i/>
@@ -5127,10 +6235,10 @@
           <w:i/>
           <w:i/>
           <w:iCs/>
-          <w:ins w:id="225" w:author="Unknown Author" w:date="2022-08-16T15:32:00Z"/>
-        </w:rPr>
-      </w:pPr>
-      <w:ins w:id="224" w:author="Unknown Author" w:date="2022-08-16T15:32:00Z">
+          <w:ins w:id="304" w:author="Unknown Author" w:date="2022-08-16T15:32:00Z"/>
+        </w:rPr>
+      </w:pPr>
+      <w:ins w:id="303" w:author="Unknown Author" w:date="2022-08-16T15:32:00Z">
         <w:r>
           <w:rPr>
             <w:i/>
@@ -5150,10 +6258,10 @@
           <w:i/>
           <w:i/>
           <w:iCs/>
-          <w:ins w:id="227" w:author="Unknown Author" w:date="2022-08-16T15:32:00Z"/>
-        </w:rPr>
-      </w:pPr>
-      <w:ins w:id="226" w:author="Unknown Author" w:date="2022-08-16T15:32:00Z">
+          <w:ins w:id="306" w:author="Unknown Author" w:date="2022-08-16T15:32:00Z"/>
+        </w:rPr>
+      </w:pPr>
+      <w:ins w:id="305" w:author="Unknown Author" w:date="2022-08-16T15:32:00Z">
         <w:r>
           <w:rPr>
             <w:i/>
@@ -5173,10 +6281,10 @@
           <w:i/>
           <w:i/>
           <w:iCs/>
-          <w:ins w:id="229" w:author="Unknown Author" w:date="2022-08-16T15:32:00Z"/>
-        </w:rPr>
-      </w:pPr>
-      <w:ins w:id="228" w:author="Unknown Author" w:date="2022-08-16T15:32:00Z">
+          <w:ins w:id="308" w:author="Unknown Author" w:date="2022-08-16T15:32:00Z"/>
+        </w:rPr>
+      </w:pPr>
+      <w:ins w:id="307" w:author="Unknown Author" w:date="2022-08-16T15:32:00Z">
         <w:r>
           <w:rPr>
             <w:i/>
@@ -5194,10 +6302,10 @@
           <w:i/>
           <w:i/>
           <w:iCs/>
-          <w:ins w:id="231" w:author="Unknown Author" w:date="2022-08-16T15:32:00Z"/>
-        </w:rPr>
-      </w:pPr>
-      <w:ins w:id="230" w:author="Unknown Author" w:date="2022-08-16T15:32:00Z">
+          <w:ins w:id="310" w:author="Unknown Author" w:date="2022-08-16T15:32:00Z"/>
+        </w:rPr>
+      </w:pPr>
+      <w:ins w:id="309" w:author="Unknown Author" w:date="2022-08-16T15:32:00Z">
         <w:r>
           <w:rPr>
             <w:i/>
@@ -5217,10 +6325,10 @@
           <w:i/>
           <w:i/>
           <w:iCs/>
-          <w:ins w:id="233" w:author="Unknown Author" w:date="2022-08-16T15:32:00Z"/>
-        </w:rPr>
-      </w:pPr>
-      <w:ins w:id="232" w:author="Unknown Author" w:date="2022-08-16T15:32:00Z">
+          <w:ins w:id="312" w:author="Unknown Author" w:date="2022-08-16T15:32:00Z"/>
+        </w:rPr>
+      </w:pPr>
+      <w:ins w:id="311" w:author="Unknown Author" w:date="2022-08-16T15:32:00Z">
         <w:r>
           <w:rPr>
             <w:i/>
@@ -5241,10 +6349,10 @@
           <w:i/>
           <w:i/>
           <w:iCs/>
-          <w:ins w:id="235" w:author="Unknown Author" w:date="2022-08-16T15:32:00Z"/>
-        </w:rPr>
-      </w:pPr>
-      <w:ins w:id="234" w:author="Unknown Author" w:date="2022-08-16T15:32:00Z">
+          <w:ins w:id="314" w:author="Unknown Author" w:date="2022-08-16T15:32:00Z"/>
+        </w:rPr>
+      </w:pPr>
+      <w:ins w:id="313" w:author="Unknown Author" w:date="2022-08-16T15:32:00Z">
         <w:r>
           <w:rPr>
             <w:i/>
@@ -5265,10 +6373,10 @@
           <w:i/>
           <w:i/>
           <w:iCs/>
-          <w:ins w:id="237" w:author="Unknown Author" w:date="2022-08-16T15:32:00Z"/>
-        </w:rPr>
-      </w:pPr>
-      <w:ins w:id="236" w:author="Unknown Author" w:date="2022-08-16T15:32:00Z">
+          <w:ins w:id="316" w:author="Unknown Author" w:date="2022-08-16T15:32:00Z"/>
+        </w:rPr>
+      </w:pPr>
+      <w:ins w:id="315" w:author="Unknown Author" w:date="2022-08-16T15:32:00Z">
         <w:r>
           <w:rPr>
             <w:i/>
@@ -5288,10 +6396,10 @@
           <w:i/>
           <w:i/>
           <w:iCs/>
-          <w:ins w:id="239" w:author="Unknown Author" w:date="2022-08-16T15:32:00Z"/>
-        </w:rPr>
-      </w:pPr>
-      <w:ins w:id="238" w:author="Unknown Author" w:date="2022-08-16T15:32:00Z">
+          <w:ins w:id="318" w:author="Unknown Author" w:date="2022-08-16T15:32:00Z"/>
+        </w:rPr>
+      </w:pPr>
+      <w:ins w:id="317" w:author="Unknown Author" w:date="2022-08-16T15:32:00Z">
         <w:r>
           <w:rPr>
             <w:i/>
@@ -5309,7 +6417,7 @@
         <w:contextualSpacing/>
         <w:rPr/>
       </w:pPr>
-      <w:ins w:id="240" w:author="Unknown Author" w:date="2022-08-16T15:32:00Z">
+      <w:ins w:id="319" w:author="Unknown Author" w:date="2022-08-16T15:32:00Z">
         <w:r>
           <w:rPr/>
         </w:r>
@@ -5322,7 +6430,7 @@
         <w:contextualSpacing/>
         <w:rPr/>
       </w:pPr>
-      <w:ins w:id="242" w:author="Unknown Author" w:date="2022-08-16T15:32:00Z">
+      <w:ins w:id="321" w:author="Unknown Author" w:date="2022-08-16T15:32:00Z">
         <w:r>
           <w:rPr/>
           <w:t>Edit file/myapp-init</w:t>
@@ -5336,7 +6444,7 @@
         <w:contextualSpacing/>
         <w:rPr/>
       </w:pPr>
-      <w:ins w:id="244" w:author="Unknown Author" w:date="2022-08-16T15:32:00Z">
+      <w:ins w:id="323" w:author="Unknown Author" w:date="2022-08-16T15:32:00Z">
         <w:r>
           <w:rPr/>
           <w:tab/>
@@ -5362,7 +6470,7 @@
         <w:contextualSpacing/>
         <w:rPr/>
       </w:pPr>
-      <w:ins w:id="245" w:author="Unknown Author" w:date="2022-08-16T15:32:00Z">
+      <w:ins w:id="324" w:author="Unknown Author" w:date="2022-08-16T15:32:00Z">
         <w:r>
           <w:rPr/>
           <w:tab/>
@@ -5377,7 +6485,7 @@
         <w:contextualSpacing/>
         <w:rPr/>
       </w:pPr>
-      <w:ins w:id="247" w:author="Unknown Author" w:date="2022-08-16T15:32:00Z">
+      <w:ins w:id="326" w:author="Unknown Author" w:date="2022-08-16T15:32:00Z">
         <w:r>
           <w:rPr/>
           <w:tab/>
@@ -5403,13 +6511,13 @@
         <w:contextualSpacing/>
         <w:rPr/>
       </w:pPr>
-      <w:ins w:id="248" w:author="Unknown Author" w:date="2022-08-16T15:32:00Z">
+      <w:ins w:id="327" w:author="Unknown Author" w:date="2022-08-16T15:32:00Z">
         <w:r>
           <w:rPr/>
           <w:t xml:space="preserve">Run:  </w:t>
         </w:r>
       </w:ins>
-      <w:ins w:id="249" w:author="Unknown Author" w:date="2022-08-16T15:32:00Z">
+      <w:ins w:id="328" w:author="Unknown Author" w:date="2022-08-16T15:32:00Z">
         <w:r>
           <w:rPr>
             <w:i/>
@@ -5428,10 +6536,10 @@
           <w:i/>
           <w:i/>
           <w:iCs/>
-          <w:ins w:id="252" w:author="Unknown Author" w:date="2022-08-16T15:32:00Z"/>
-        </w:rPr>
-      </w:pPr>
-      <w:ins w:id="251" w:author="Unknown Author" w:date="2022-08-16T15:32:00Z">
+          <w:ins w:id="331" w:author="Unknown Author" w:date="2022-08-16T15:32:00Z"/>
+        </w:rPr>
+      </w:pPr>
+      <w:ins w:id="330" w:author="Unknown Author" w:date="2022-08-16T15:32:00Z">
         <w:r>
           <w:rPr>
             <w:i/>
@@ -5449,10 +6557,10 @@
           <w:i/>
           <w:i/>
           <w:iCs/>
-          <w:ins w:id="254" w:author="Unknown Author" w:date="2022-08-16T15:32:00Z"/>
-        </w:rPr>
-      </w:pPr>
-      <w:ins w:id="253" w:author="Unknown Author" w:date="2022-08-16T15:32:00Z">
+          <w:ins w:id="333" w:author="Unknown Author" w:date="2022-08-16T15:32:00Z"/>
+        </w:rPr>
+      </w:pPr>
+      <w:ins w:id="332" w:author="Unknown Author" w:date="2022-08-16T15:32:00Z">
         <w:r>
           <w:rPr>
             <w:i/>
@@ -5471,10 +6579,10 @@
           <w:i w:val="false"/>
           <w:i w:val="false"/>
           <w:iCs w:val="false"/>
-          <w:ins w:id="256" w:author="Unknown Author" w:date="2022-08-16T15:32:00Z"/>
-        </w:rPr>
-      </w:pPr>
-      <w:ins w:id="255" w:author="Unknown Author" w:date="2022-08-16T15:32:00Z">
+          <w:ins w:id="335" w:author="Unknown Author" w:date="2022-08-16T15:32:00Z"/>
+        </w:rPr>
+      </w:pPr>
+      <w:ins w:id="334" w:author="Unknown Author" w:date="2022-08-16T15:32:00Z">
         <w:r>
           <w:rPr>
             <w:i w:val="false"/>
@@ -5490,7 +6598,7 @@
         <w:contextualSpacing/>
         <w:rPr/>
       </w:pPr>
-      <w:ins w:id="257" w:author="Unknown Author" w:date="2022-08-16T15:32:00Z">
+      <w:ins w:id="336" w:author="Unknown Author" w:date="2022-08-16T15:32:00Z">
         <w:r>
           <w:rPr>
             <w:rStyle w:val="Emphasis"/>
@@ -5508,7 +6616,7 @@
         <w:contextualSpacing/>
         <w:rPr/>
       </w:pPr>
-      <w:ins w:id="259" w:author="Unknown Author" w:date="2022-08-16T15:32:00Z">
+      <w:ins w:id="338" w:author="Unknown Author" w:date="2022-08-16T15:32:00Z">
         <w:r>
           <w:rPr>
             <w:rStyle w:val="Emphasis"/>
@@ -5528,10 +6636,10 @@
           <w:i w:val="false"/>
           <w:i w:val="false"/>
           <w:iCs w:val="false"/>
-          <w:ins w:id="262" w:author="Unknown Author" w:date="2022-08-16T15:32:00Z"/>
-        </w:rPr>
-      </w:pPr>
-      <w:ins w:id="261" w:author="Unknown Author" w:date="2022-08-16T15:32:00Z">
+          <w:ins w:id="341" w:author="Unknown Author" w:date="2022-08-16T15:32:00Z"/>
+        </w:rPr>
+      </w:pPr>
+      <w:ins w:id="340" w:author="Unknown Author" w:date="2022-08-16T15:32:00Z">
         <w:r>
           <w:rPr>
             <w:i w:val="false"/>
@@ -5550,7 +6658,7 @@
         <w:contextualSpacing/>
         <w:rPr/>
       </w:pPr>
-      <w:ins w:id="263" w:author="Unknown Author" w:date="2022-08-16T15:32:00Z">
+      <w:ins w:id="342" w:author="Unknown Author" w:date="2022-08-16T15:32:00Z">
         <w:r>
           <w:rPr>
             <w:rStyle w:val="Emphasis"/>
@@ -5568,7 +6676,7 @@
         <w:contextualSpacing/>
         <w:rPr/>
       </w:pPr>
-      <w:ins w:id="265" w:author="Unknown Author" w:date="2022-08-16T15:32:00Z">
+      <w:ins w:id="344" w:author="Unknown Author" w:date="2022-08-16T15:32:00Z">
         <w:r>
           <w:rPr>
             <w:rStyle w:val="Emphasis"/>
@@ -5597,7 +6705,7 @@
         <w:contextualSpacing/>
         <w:rPr/>
       </w:pPr>
-      <w:ins w:id="266" w:author="Unknown Author" w:date="2022-08-16T15:32:00Z">
+      <w:ins w:id="345" w:author="Unknown Author" w:date="2022-08-16T15:32:00Z">
         <w:r>
           <w:rPr>
             <w:rStyle w:val="Emphasis"/>
@@ -5607,7 +6715,7 @@
           <w:t>Copy the boot.scr, BOOT.bin and image.ub to the SD card boot partition.  These files are located in the &lt;</w:t>
         </w:r>
       </w:ins>
-      <w:ins w:id="267" w:author="Unknown Author" w:date="2022-08-16T15:32:00Z">
+      <w:ins w:id="346" w:author="Unknown Author" w:date="2022-08-16T15:32:00Z">
         <w:r>
           <w:rPr>
             <w:rStyle w:val="Emphasis"/>
@@ -5625,10 +6733,10 @@
           <w:i/>
           <w:i/>
           <w:iCs/>
-          <w:ins w:id="270" w:author="Unknown Author" w:date="2022-08-16T15:32:00Z"/>
-        </w:rPr>
-      </w:pPr>
-      <w:ins w:id="269" w:author="Unknown Author" w:date="2022-08-16T15:32:00Z">
+          <w:ins w:id="349" w:author="Unknown Author" w:date="2022-08-16T15:32:00Z"/>
+        </w:rPr>
+      </w:pPr>
+      <w:ins w:id="348" w:author="Unknown Author" w:date="2022-08-16T15:32:00Z">
         <w:r>
           <w:rPr>
             <w:i/>
@@ -5646,10 +6754,10 @@
           <w:i/>
           <w:i/>
           <w:iCs/>
-          <w:ins w:id="272" w:author="Unknown Author" w:date="2022-08-16T15:32:00Z"/>
-        </w:rPr>
-      </w:pPr>
-      <w:ins w:id="271" w:author="Unknown Author" w:date="2022-08-16T15:32:00Z">
+          <w:ins w:id="351" w:author="Unknown Author" w:date="2022-08-16T15:32:00Z"/>
+        </w:rPr>
+      </w:pPr>
+      <w:ins w:id="350" w:author="Unknown Author" w:date="2022-08-16T15:32:00Z">
         <w:r>
           <w:rPr>
             <w:i/>
@@ -5668,10 +6776,10 @@
           <w:i/>
           <w:i/>
           <w:iCs/>
-          <w:ins w:id="274" w:author="Unknown Author" w:date="2022-08-16T15:32:00Z"/>
-        </w:rPr>
-      </w:pPr>
-      <w:ins w:id="273" w:author="Unknown Author" w:date="2022-08-16T15:32:00Z">
+          <w:ins w:id="353" w:author="Unknown Author" w:date="2022-08-16T15:32:00Z"/>
+        </w:rPr>
+      </w:pPr>
+      <w:ins w:id="352" w:author="Unknown Author" w:date="2022-08-16T15:32:00Z">
         <w:r>
           <w:rPr>
             <w:i/>
@@ -5689,10 +6797,10 @@
           <w:i/>
           <w:i/>
           <w:iCs/>
-          <w:ins w:id="276" w:author="Unknown Author" w:date="2022-08-16T15:32:00Z"/>
-        </w:rPr>
-      </w:pPr>
-      <w:ins w:id="275" w:author="Unknown Author" w:date="2022-08-16T15:32:00Z">
+          <w:ins w:id="355" w:author="Unknown Author" w:date="2022-08-16T15:32:00Z"/>
+        </w:rPr>
+      </w:pPr>
+      <w:ins w:id="354" w:author="Unknown Author" w:date="2022-08-16T15:32:00Z">
         <w:r>
           <w:rPr>
             <w:i/>
@@ -5714,12 +6822,12 @@
           <w:b/>
           <w:b/>
           <w:bCs/>
-          <w:ins w:id="278" w:author="Unknown Author" w:date="2022-08-16T15:32:00Z"/>
+          <w:ins w:id="357" w:author="Unknown Author" w:date="2022-08-16T15:32:00Z"/>
           <w:sz w:val="26"/>
           <w:szCs w:val="26"/>
         </w:rPr>
       </w:pPr>
-      <w:ins w:id="277" w:author="Unknown Author" w:date="2022-08-16T15:32:00Z">
+      <w:ins w:id="356" w:author="Unknown Author" w:date="2022-08-16T15:32:00Z">
         <w:r>
           <w:rPr>
             <w:b/>
@@ -5740,12 +6848,12 @@
           <w:b/>
           <w:b/>
           <w:bCs/>
-          <w:ins w:id="280" w:author="Unknown Author" w:date="2022-08-16T15:32:00Z"/>
+          <w:ins w:id="359" w:author="Unknown Author" w:date="2022-08-16T15:32:00Z"/>
           <w:sz w:val="26"/>
           <w:szCs w:val="26"/>
         </w:rPr>
       </w:pPr>
-      <w:ins w:id="279" w:author="Unknown Author" w:date="2022-08-16T15:32:00Z">
+      <w:ins w:id="358" w:author="Unknown Author" w:date="2022-08-16T15:32:00Z">
         <w:r>
           <w:rPr>
             <w:b/>
@@ -5763,7 +6871,7 @@
         <w:contextualSpacing/>
         <w:rPr/>
       </w:pPr>
-      <w:ins w:id="281" w:author="Unknown Author" w:date="2022-08-16T15:32:00Z">
+      <w:ins w:id="360" w:author="Unknown Author" w:date="2022-08-16T15:32:00Z">
         <w:r>
           <w:rPr>
             <w:rStyle w:val="InternetLink"/>
@@ -5790,7 +6898,7 @@
         <w:contextualSpacing/>
         <w:rPr/>
       </w:pPr>
-      <w:ins w:id="282" w:author="Unknown Author" w:date="2022-08-16T15:32:00Z">
+      <w:ins w:id="361" w:author="Unknown Author" w:date="2022-08-16T15:32:00Z">
         <w:r>
           <w:rPr/>
           <w:t>Checkout main branch:</w:t>
@@ -5804,7 +6912,7 @@
         <w:contextualSpacing/>
         <w:rPr/>
       </w:pPr>
-      <w:ins w:id="284" w:author="Unknown Author" w:date="2022-08-16T15:32:00Z">
+      <w:ins w:id="363" w:author="Unknown Author" w:date="2022-08-16T15:32:00Z">
         <w:r>
           <w:rPr/>
           <w:t>git checkout main</w:t>
@@ -5818,7 +6926,7 @@
         <w:contextualSpacing/>
         <w:rPr/>
       </w:pPr>
-      <w:ins w:id="286" w:author="Unknown Author" w:date="2022-08-16T15:32:00Z">
+      <w:ins w:id="365" w:author="Unknown Author" w:date="2022-08-16T15:32:00Z">
         <w:r>
           <w:rPr/>
           <w:t>git fetch origin</w:t>
@@ -5843,7 +6951,7 @@
         <w:contextualSpacing/>
         <w:rPr/>
       </w:pPr>
-      <w:ins w:id="287" w:author="Unknown Author" w:date="2022-08-16T15:32:00Z">
+      <w:ins w:id="366" w:author="Unknown Author" w:date="2022-08-16T15:32:00Z">
         <w:r>
           <w:rPr/>
           <w:t>Create a new feature branch:</w:t>
@@ -5857,7 +6965,7 @@
         <w:contextualSpacing/>
         <w:rPr/>
       </w:pPr>
-      <w:ins w:id="289" w:author="Unknown Author" w:date="2022-08-16T15:32:00Z">
+      <w:ins w:id="368" w:author="Unknown Author" w:date="2022-08-16T15:32:00Z">
         <w:r>
           <w:rPr/>
           <w:t>git checkout branch-testing</w:t>
@@ -5882,7 +6990,7 @@
         <w:contextualSpacing/>
         <w:rPr/>
       </w:pPr>
-      <w:ins w:id="290" w:author="Unknown Author" w:date="2022-08-16T15:32:00Z">
+      <w:ins w:id="369" w:author="Unknown Author" w:date="2022-08-16T15:32:00Z">
         <w:r>
           <w:rPr/>
           <w:t>Add and commit:</w:t>
@@ -5896,7 +7004,7 @@
         <w:contextualSpacing/>
         <w:rPr/>
       </w:pPr>
-      <w:ins w:id="292" w:author="Unknown Author" w:date="2022-08-16T15:32:00Z">
+      <w:ins w:id="371" w:author="Unknown Author" w:date="2022-08-16T15:32:00Z">
         <w:r>
           <w:rPr/>
           <w:t>git status</w:t>
@@ -5910,7 +7018,7 @@
         <w:contextualSpacing/>
         <w:rPr/>
       </w:pPr>
-      <w:ins w:id="294" w:author="Unknown Author" w:date="2022-08-16T15:32:00Z">
+      <w:ins w:id="373" w:author="Unknown Author" w:date="2022-08-16T15:32:00Z">
         <w:r>
           <w:rPr/>
           <w:t>git add .</w:t>
@@ -5924,7 +7032,7 @@
         <w:contextualSpacing/>
         <w:rPr/>
       </w:pPr>
-      <w:ins w:id="296" w:author="Unknown Author" w:date="2022-08-16T15:32:00Z">
+      <w:ins w:id="375" w:author="Unknown Author" w:date="2022-08-16T15:32:00Z">
         <w:r>
           <w:rPr/>
           <w:t>git commit</w:t>
@@ -5949,7 +7057,7 @@
         <w:contextualSpacing/>
         <w:rPr/>
       </w:pPr>
-      <w:ins w:id="297" w:author="Unknown Author" w:date="2022-08-16T15:32:00Z">
+      <w:ins w:id="376" w:author="Unknown Author" w:date="2022-08-16T15:32:00Z">
         <w:r>
           <w:rPr/>
           <w:t>Push feature branch to remote:</w:t>
@@ -5963,7 +7071,7 @@
         <w:contextualSpacing/>
         <w:rPr/>
       </w:pPr>
-      <w:ins w:id="299" w:author="Unknown Author" w:date="2022-08-16T15:32:00Z">
+      <w:ins w:id="378" w:author="Unknown Author" w:date="2022-08-16T15:32:00Z">
         <w:r>
           <w:rPr/>
           <w:t>git push -u origin branch-testing</w:t>
@@ -5988,7 +7096,7 @@
         <w:contextualSpacing/>
         <w:rPr/>
       </w:pPr>
-      <w:ins w:id="300" w:author="Unknown Author" w:date="2022-08-16T15:32:00Z">
+      <w:ins w:id="379" w:author="Unknown Author" w:date="2022-08-16T15:32:00Z">
         <w:r>
           <w:rPr/>
           <w:t>Continue to update local and push to remote with:</w:t>
@@ -6002,7 +7110,7 @@
         <w:contextualSpacing/>
         <w:rPr/>
       </w:pPr>
-      <w:ins w:id="302" w:author="Unknown Author" w:date="2022-08-16T15:32:00Z">
+      <w:ins w:id="381" w:author="Unknown Author" w:date="2022-08-16T15:32:00Z">
         <w:r>
           <w:rPr/>
           <w:t>git push</w:t>
@@ -6027,7 +7135,7 @@
         <w:contextualSpacing/>
         <w:rPr/>
       </w:pPr>
-      <w:ins w:id="303" w:author="Unknown Author" w:date="2022-08-16T15:32:00Z">
+      <w:ins w:id="382" w:author="Unknown Author" w:date="2022-08-16T15:32:00Z">
         <w:r>
           <w:rPr/>
           <w:t>Create pull request, merge on server and delete feature branch</w:t>
@@ -6052,7 +7160,7 @@
         <w:contextualSpacing/>
         <w:rPr/>
       </w:pPr>
-      <w:ins w:id="304" w:author="Unknown Author" w:date="2022-08-16T15:32:00Z">
+      <w:ins w:id="383" w:author="Unknown Author" w:date="2022-08-16T15:32:00Z">
         <w:r>
           <w:rPr/>
           <w:t>Checkout main and pull</w:t>
@@ -6066,7 +7174,7 @@
         <w:contextualSpacing/>
         <w:rPr/>
       </w:pPr>
-      <w:ins w:id="306" w:author="Unknown Author" w:date="2022-08-16T15:32:00Z">
+      <w:ins w:id="385" w:author="Unknown Author" w:date="2022-08-16T15:32:00Z">
         <w:r>
           <w:rPr/>
           <w:t>git checkout main</w:t>
@@ -6080,7 +7188,7 @@
         <w:contextualSpacing/>
         <w:rPr/>
       </w:pPr>
-      <w:ins w:id="308" w:author="Unknown Author" w:date="2022-08-16T15:32:00Z">
+      <w:ins w:id="387" w:author="Unknown Author" w:date="2022-08-16T15:32:00Z">
         <w:r>
           <w:rPr/>
           <w:t>git pull</w:t>
@@ -6105,7 +7213,7 @@
         <w:contextualSpacing/>
         <w:rPr/>
       </w:pPr>
-      <w:ins w:id="309" w:author="Unknown Author" w:date="2022-08-16T15:32:00Z">
+      <w:ins w:id="388" w:author="Unknown Author" w:date="2022-08-16T15:32:00Z">
         <w:r>
           <w:rPr/>
           <w:t>Remove deleted remote feature branch</w:t>
@@ -6119,7 +7227,7 @@
         <w:contextualSpacing/>
         <w:rPr/>
       </w:pPr>
-      <w:ins w:id="311" w:author="Unknown Author" w:date="2022-08-16T15:32:00Z">
+      <w:ins w:id="390" w:author="Unknown Author" w:date="2022-08-16T15:32:00Z">
         <w:r>
           <w:rPr/>
           <w:t>git remote prune origin</w:t>
@@ -6144,7 +7252,7 @@
         <w:contextualSpacing/>
         <w:rPr/>
       </w:pPr>
-      <w:ins w:id="312" w:author="Unknown Author" w:date="2022-08-16T15:32:00Z">
+      <w:ins w:id="391" w:author="Unknown Author" w:date="2022-08-16T15:32:00Z">
         <w:r>
           <w:rPr/>
           <w:t>Remove local feature branch</w:t>
@@ -6160,10 +7268,10 @@
           <w:b/>
           <w:b/>
           <w:bCs/>
-          <w:ins w:id="315" w:author="Unknown Author" w:date="2022-08-16T15:32:00Z"/>
-        </w:rPr>
-      </w:pPr>
-      <w:ins w:id="314" w:author="Unknown Author" w:date="2022-08-16T15:32:00Z">
+          <w:ins w:id="394" w:author="Unknown Author" w:date="2022-08-16T15:32:00Z"/>
+        </w:rPr>
+      </w:pPr>
+      <w:ins w:id="393" w:author="Unknown Author" w:date="2022-08-16T15:32:00Z">
         <w:r>
           <w:rPr>
             <w:b/>
@@ -7057,10 +8165,10 @@
           <w:b/>
           <w:b/>
           <w:bCs/>
-          <w:del w:id="317" w:author="Unknown Author" w:date="2022-08-16T15:32:00Z"/>
-        </w:rPr>
-      </w:pPr>
-      <w:del w:id="316" w:author="Unknown Author" w:date="2022-08-16T15:32:00Z">
+          <w:del w:id="396" w:author="Unknown Author" w:date="2022-08-16T15:32:00Z"/>
+        </w:rPr>
+      </w:pPr>
+      <w:del w:id="395" w:author="Unknown Author" w:date="2022-08-16T15:32:00Z">
         <w:r>
           <w:rPr>
             <w:b/>
@@ -7078,10 +8186,10 @@
           <w:b/>
           <w:b/>
           <w:bCs/>
-          <w:del w:id="319" w:author="Unknown Author" w:date="2022-08-16T15:32:00Z"/>
-        </w:rPr>
-      </w:pPr>
-      <w:del w:id="318" w:author="Unknown Author" w:date="2022-08-16T15:32:00Z">
+          <w:del w:id="398" w:author="Unknown Author" w:date="2022-08-16T15:32:00Z"/>
+        </w:rPr>
+      </w:pPr>
+      <w:del w:id="397" w:author="Unknown Author" w:date="2022-08-16T15:32:00Z">
         <w:r>
           <w:rPr>
             <w:b/>
@@ -7099,10 +8207,10 @@
         <w:spacing w:lineRule="auto" w:line="240" w:before="0" w:after="160"/>
         <w:contextualSpacing/>
         <w:rPr>
-          <w:del w:id="321" w:author="Unknown Author" w:date="2022-08-16T15:32:00Z"/>
-        </w:rPr>
-      </w:pPr>
-      <w:del w:id="320" w:author="Unknown Author" w:date="2022-08-16T15:32:00Z">
+          <w:del w:id="400" w:author="Unknown Author" w:date="2022-08-16T15:32:00Z"/>
+        </w:rPr>
+      </w:pPr>
+      <w:del w:id="399" w:author="Unknown Author" w:date="2022-08-16T15:32:00Z">
         <w:r>
           <w:rPr/>
         </w:r>
@@ -7114,10 +8222,10 @@
         <w:spacing w:lineRule="auto" w:line="240" w:before="0" w:after="160"/>
         <w:contextualSpacing/>
         <w:rPr>
-          <w:del w:id="323" w:author="Unknown Author" w:date="2022-08-16T15:32:00Z"/>
-        </w:rPr>
-      </w:pPr>
-      <w:del w:id="322" w:author="Unknown Author" w:date="2022-08-16T15:32:00Z">
+          <w:del w:id="402" w:author="Unknown Author" w:date="2022-08-16T15:32:00Z"/>
+        </w:rPr>
+      </w:pPr>
+      <w:del w:id="401" w:author="Unknown Author" w:date="2022-08-16T15:32:00Z">
         <w:r>
           <w:rPr/>
           <w:delText xml:space="preserve">Run:  </w:delText>
@@ -7133,10 +8241,10 @@
           <w:i/>
           <w:i/>
           <w:iCs/>
-          <w:del w:id="325" w:author="Unknown Author" w:date="2022-08-16T15:32:00Z"/>
-        </w:rPr>
-      </w:pPr>
-      <w:del w:id="324" w:author="Unknown Author" w:date="2022-08-16T15:32:00Z">
+          <w:del w:id="404" w:author="Unknown Author" w:date="2022-08-16T15:32:00Z"/>
+        </w:rPr>
+      </w:pPr>
+      <w:del w:id="403" w:author="Unknown Author" w:date="2022-08-16T15:32:00Z">
         <w:r>
           <w:rPr>
             <w:i/>
@@ -7152,10 +8260,10 @@
         <w:spacing w:lineRule="auto" w:line="240" w:before="0" w:after="160"/>
         <w:contextualSpacing/>
         <w:rPr>
-          <w:del w:id="327" w:author="Unknown Author" w:date="2022-08-16T15:32:00Z"/>
-        </w:rPr>
-      </w:pPr>
-      <w:del w:id="326" w:author="Unknown Author" w:date="2022-08-16T15:32:00Z">
+          <w:del w:id="406" w:author="Unknown Author" w:date="2022-08-16T15:32:00Z"/>
+        </w:rPr>
+      </w:pPr>
+      <w:del w:id="405" w:author="Unknown Author" w:date="2022-08-16T15:32:00Z">
         <w:r>
           <w:rPr/>
         </w:r>
@@ -7167,10 +8275,10 @@
         <w:spacing w:lineRule="auto" w:line="240" w:before="0" w:after="160"/>
         <w:contextualSpacing/>
         <w:rPr>
-          <w:del w:id="329" w:author="Unknown Author" w:date="2022-08-16T15:32:00Z"/>
-        </w:rPr>
-      </w:pPr>
-      <w:del w:id="328" w:author="Unknown Author" w:date="2022-08-16T15:32:00Z">
+          <w:del w:id="408" w:author="Unknown Author" w:date="2022-08-16T15:32:00Z"/>
+        </w:rPr>
+      </w:pPr>
+      <w:del w:id="407" w:author="Unknown Author" w:date="2022-08-16T15:32:00Z">
         <w:r>
           <w:rPr/>
           <w:delText>Edit myapp-init.bb</w:delText>
@@ -7183,16 +8291,16 @@
         <w:spacing w:lineRule="auto" w:line="240" w:before="0" w:after="160"/>
         <w:contextualSpacing/>
         <w:rPr>
-          <w:del w:id="332" w:author="Unknown Author" w:date="2022-08-16T15:32:00Z"/>
-        </w:rPr>
-      </w:pPr>
-      <w:del w:id="330" w:author="Unknown Author" w:date="2022-08-16T15:32:00Z">
+          <w:del w:id="411" w:author="Unknown Author" w:date="2022-08-16T15:32:00Z"/>
+        </w:rPr>
+      </w:pPr>
+      <w:del w:id="409" w:author="Unknown Author" w:date="2022-08-16T15:32:00Z">
         <w:r>
           <w:rPr/>
           <w:tab/>
         </w:r>
       </w:del>
-      <w:del w:id="331" w:author="Unknown Author" w:date="2022-08-16T15:32:00Z">
+      <w:del w:id="410" w:author="Unknown Author" w:date="2022-08-16T15:32:00Z">
         <w:r>
           <w:rPr>
             <w:i/>
@@ -7211,10 +8319,10 @@
           <w:i/>
           <w:i/>
           <w:iCs/>
-          <w:del w:id="334" w:author="Unknown Author" w:date="2022-08-16T15:32:00Z"/>
-        </w:rPr>
-      </w:pPr>
-      <w:del w:id="333" w:author="Unknown Author" w:date="2022-08-16T15:32:00Z">
+          <w:del w:id="413" w:author="Unknown Author" w:date="2022-08-16T15:32:00Z"/>
+        </w:rPr>
+      </w:pPr>
+      <w:del w:id="412" w:author="Unknown Author" w:date="2022-08-16T15:32:00Z">
         <w:r>
           <w:rPr>
             <w:i/>
@@ -7234,10 +8342,10 @@
           <w:i/>
           <w:i/>
           <w:iCs/>
-          <w:del w:id="336" w:author="Unknown Author" w:date="2022-08-16T15:32:00Z"/>
-        </w:rPr>
-      </w:pPr>
-      <w:del w:id="335" w:author="Unknown Author" w:date="2022-08-16T15:32:00Z">
+          <w:del w:id="415" w:author="Unknown Author" w:date="2022-08-16T15:32:00Z"/>
+        </w:rPr>
+      </w:pPr>
+      <w:del w:id="414" w:author="Unknown Author" w:date="2022-08-16T15:32:00Z">
         <w:r>
           <w:rPr>
             <w:i/>
@@ -7257,10 +8365,10 @@
           <w:i/>
           <w:i/>
           <w:iCs/>
-          <w:del w:id="338" w:author="Unknown Author" w:date="2022-08-16T15:32:00Z"/>
-        </w:rPr>
-      </w:pPr>
-      <w:del w:id="337" w:author="Unknown Author" w:date="2022-08-16T15:32:00Z">
+          <w:del w:id="417" w:author="Unknown Author" w:date="2022-08-16T15:32:00Z"/>
+        </w:rPr>
+      </w:pPr>
+      <w:del w:id="416" w:author="Unknown Author" w:date="2022-08-16T15:32:00Z">
         <w:r>
           <w:rPr>
             <w:i/>
@@ -7278,10 +8386,10 @@
           <w:i/>
           <w:i/>
           <w:iCs/>
-          <w:del w:id="340" w:author="Unknown Author" w:date="2022-08-16T15:32:00Z"/>
-        </w:rPr>
-      </w:pPr>
-      <w:del w:id="339" w:author="Unknown Author" w:date="2022-08-16T15:32:00Z">
+          <w:del w:id="419" w:author="Unknown Author" w:date="2022-08-16T15:32:00Z"/>
+        </w:rPr>
+      </w:pPr>
+      <w:del w:id="418" w:author="Unknown Author" w:date="2022-08-16T15:32:00Z">
         <w:r>
           <w:rPr>
             <w:i/>
@@ -7301,10 +8409,10 @@
           <w:i/>
           <w:i/>
           <w:iCs/>
-          <w:del w:id="342" w:author="Unknown Author" w:date="2022-08-16T15:32:00Z"/>
-        </w:rPr>
-      </w:pPr>
-      <w:del w:id="341" w:author="Unknown Author" w:date="2022-08-16T15:32:00Z">
+          <w:del w:id="421" w:author="Unknown Author" w:date="2022-08-16T15:32:00Z"/>
+        </w:rPr>
+      </w:pPr>
+      <w:del w:id="420" w:author="Unknown Author" w:date="2022-08-16T15:32:00Z">
         <w:r>
           <w:rPr>
             <w:i/>
@@ -7324,10 +8432,10 @@
           <w:i/>
           <w:i/>
           <w:iCs/>
-          <w:del w:id="344" w:author="Unknown Author" w:date="2022-08-16T15:32:00Z"/>
-        </w:rPr>
-      </w:pPr>
-      <w:del w:id="343" w:author="Unknown Author" w:date="2022-08-16T15:32:00Z">
+          <w:del w:id="423" w:author="Unknown Author" w:date="2022-08-16T15:32:00Z"/>
+        </w:rPr>
+      </w:pPr>
+      <w:del w:id="422" w:author="Unknown Author" w:date="2022-08-16T15:32:00Z">
         <w:r>
           <w:rPr>
             <w:i/>
@@ -7347,10 +8455,10 @@
           <w:i/>
           <w:i/>
           <w:iCs/>
-          <w:del w:id="346" w:author="Unknown Author" w:date="2022-08-16T15:32:00Z"/>
-        </w:rPr>
-      </w:pPr>
-      <w:del w:id="345" w:author="Unknown Author" w:date="2022-08-16T15:32:00Z">
+          <w:del w:id="425" w:author="Unknown Author" w:date="2022-08-16T15:32:00Z"/>
+        </w:rPr>
+      </w:pPr>
+      <w:del w:id="424" w:author="Unknown Author" w:date="2022-08-16T15:32:00Z">
         <w:r>
           <w:rPr>
             <w:i/>
@@ -7372,10 +8480,10 @@
           <w:i/>
           <w:i/>
           <w:iCs/>
-          <w:del w:id="348" w:author="Unknown Author" w:date="2022-08-16T15:32:00Z"/>
-        </w:rPr>
-      </w:pPr>
-      <w:del w:id="347" w:author="Unknown Author" w:date="2022-08-16T15:32:00Z">
+          <w:del w:id="427" w:author="Unknown Author" w:date="2022-08-16T15:32:00Z"/>
+        </w:rPr>
+      </w:pPr>
+      <w:del w:id="426" w:author="Unknown Author" w:date="2022-08-16T15:32:00Z">
         <w:r>
           <w:rPr>
             <w:i/>
@@ -7393,10 +8501,10 @@
           <w:i/>
           <w:i/>
           <w:iCs/>
-          <w:del w:id="350" w:author="Unknown Author" w:date="2022-08-16T15:32:00Z"/>
-        </w:rPr>
-      </w:pPr>
-      <w:del w:id="349" w:author="Unknown Author" w:date="2022-08-16T15:32:00Z">
+          <w:del w:id="429" w:author="Unknown Author" w:date="2022-08-16T15:32:00Z"/>
+        </w:rPr>
+      </w:pPr>
+      <w:del w:id="428" w:author="Unknown Author" w:date="2022-08-16T15:32:00Z">
         <w:r>
           <w:rPr>
             <w:i/>
@@ -7416,10 +8524,10 @@
           <w:i/>
           <w:i/>
           <w:iCs/>
-          <w:del w:id="352" w:author="Unknown Author" w:date="2022-08-16T15:32:00Z"/>
-        </w:rPr>
-      </w:pPr>
-      <w:del w:id="351" w:author="Unknown Author" w:date="2022-08-16T15:32:00Z">
+          <w:del w:id="431" w:author="Unknown Author" w:date="2022-08-16T15:32:00Z"/>
+        </w:rPr>
+      </w:pPr>
+      <w:del w:id="430" w:author="Unknown Author" w:date="2022-08-16T15:32:00Z">
         <w:r>
           <w:rPr>
             <w:i/>
@@ -7439,10 +8547,10 @@
           <w:i/>
           <w:i/>
           <w:iCs/>
-          <w:del w:id="354" w:author="Unknown Author" w:date="2022-08-16T15:32:00Z"/>
-        </w:rPr>
-      </w:pPr>
-      <w:del w:id="353" w:author="Unknown Author" w:date="2022-08-16T15:32:00Z">
+          <w:del w:id="433" w:author="Unknown Author" w:date="2022-08-16T15:32:00Z"/>
+        </w:rPr>
+      </w:pPr>
+      <w:del w:id="432" w:author="Unknown Author" w:date="2022-08-16T15:32:00Z">
         <w:r>
           <w:rPr>
             <w:i/>
@@ -7460,10 +8568,10 @@
           <w:i/>
           <w:i/>
           <w:iCs/>
-          <w:del w:id="356" w:author="Unknown Author" w:date="2022-08-16T15:32:00Z"/>
-        </w:rPr>
-      </w:pPr>
-      <w:del w:id="355" w:author="Unknown Author" w:date="2022-08-16T15:32:00Z">
+          <w:del w:id="435" w:author="Unknown Author" w:date="2022-08-16T15:32:00Z"/>
+        </w:rPr>
+      </w:pPr>
+      <w:del w:id="434" w:author="Unknown Author" w:date="2022-08-16T15:32:00Z">
         <w:r>
           <w:rPr>
             <w:i/>
@@ -7483,10 +8591,10 @@
           <w:i/>
           <w:i/>
           <w:iCs/>
-          <w:del w:id="358" w:author="Unknown Author" w:date="2022-08-16T15:32:00Z"/>
-        </w:rPr>
-      </w:pPr>
-      <w:del w:id="357" w:author="Unknown Author" w:date="2022-08-16T15:32:00Z">
+          <w:del w:id="437" w:author="Unknown Author" w:date="2022-08-16T15:32:00Z"/>
+        </w:rPr>
+      </w:pPr>
+      <w:del w:id="436" w:author="Unknown Author" w:date="2022-08-16T15:32:00Z">
         <w:r>
           <w:rPr>
             <w:i/>
@@ -7504,10 +8612,10 @@
           <w:i/>
           <w:i/>
           <w:iCs/>
-          <w:del w:id="360" w:author="Unknown Author" w:date="2022-08-16T15:32:00Z"/>
-        </w:rPr>
-      </w:pPr>
-      <w:del w:id="359" w:author="Unknown Author" w:date="2022-08-16T15:32:00Z">
+          <w:del w:id="439" w:author="Unknown Author" w:date="2022-08-16T15:32:00Z"/>
+        </w:rPr>
+      </w:pPr>
+      <w:del w:id="438" w:author="Unknown Author" w:date="2022-08-16T15:32:00Z">
         <w:r>
           <w:rPr>
             <w:i/>
@@ -7527,10 +8635,10 @@
           <w:i/>
           <w:i/>
           <w:iCs/>
-          <w:del w:id="362" w:author="Unknown Author" w:date="2022-08-16T15:32:00Z"/>
-        </w:rPr>
-      </w:pPr>
-      <w:del w:id="361" w:author="Unknown Author" w:date="2022-08-16T15:32:00Z">
+          <w:del w:id="441" w:author="Unknown Author" w:date="2022-08-16T15:32:00Z"/>
+        </w:rPr>
+      </w:pPr>
+      <w:del w:id="440" w:author="Unknown Author" w:date="2022-08-16T15:32:00Z">
         <w:r>
           <w:rPr>
             <w:i/>
@@ -7548,10 +8656,10 @@
           <w:i/>
           <w:i/>
           <w:iCs/>
-          <w:del w:id="364" w:author="Unknown Author" w:date="2022-08-16T15:32:00Z"/>
-        </w:rPr>
-      </w:pPr>
-      <w:del w:id="363" w:author="Unknown Author" w:date="2022-08-16T15:32:00Z">
+          <w:del w:id="443" w:author="Unknown Author" w:date="2022-08-16T15:32:00Z"/>
+        </w:rPr>
+      </w:pPr>
+      <w:del w:id="442" w:author="Unknown Author" w:date="2022-08-16T15:32:00Z">
         <w:r>
           <w:rPr>
             <w:i/>
@@ -7571,10 +8679,10 @@
           <w:i/>
           <w:i/>
           <w:iCs/>
-          <w:del w:id="366" w:author="Unknown Author" w:date="2022-08-16T15:32:00Z"/>
-        </w:rPr>
-      </w:pPr>
-      <w:del w:id="365" w:author="Unknown Author" w:date="2022-08-16T15:32:00Z">
+          <w:del w:id="445" w:author="Unknown Author" w:date="2022-08-16T15:32:00Z"/>
+        </w:rPr>
+      </w:pPr>
+      <w:del w:id="444" w:author="Unknown Author" w:date="2022-08-16T15:32:00Z">
         <w:r>
           <w:rPr>
             <w:i/>
@@ -7592,10 +8700,10 @@
           <w:i/>
           <w:i/>
           <w:iCs/>
-          <w:del w:id="368" w:author="Unknown Author" w:date="2022-08-16T15:32:00Z"/>
-        </w:rPr>
-      </w:pPr>
-      <w:del w:id="367" w:author="Unknown Author" w:date="2022-08-16T15:32:00Z">
+          <w:del w:id="447" w:author="Unknown Author" w:date="2022-08-16T15:32:00Z"/>
+        </w:rPr>
+      </w:pPr>
+      <w:del w:id="446" w:author="Unknown Author" w:date="2022-08-16T15:32:00Z">
         <w:r>
           <w:rPr>
             <w:i/>
@@ -7615,10 +8723,10 @@
           <w:i/>
           <w:i/>
           <w:iCs/>
-          <w:del w:id="370" w:author="Unknown Author" w:date="2022-08-16T15:32:00Z"/>
-        </w:rPr>
-      </w:pPr>
-      <w:del w:id="369" w:author="Unknown Author" w:date="2022-08-16T15:32:00Z">
+          <w:del w:id="449" w:author="Unknown Author" w:date="2022-08-16T15:32:00Z"/>
+        </w:rPr>
+      </w:pPr>
+      <w:del w:id="448" w:author="Unknown Author" w:date="2022-08-16T15:32:00Z">
         <w:r>
           <w:rPr>
             <w:i/>
@@ -7638,10 +8746,10 @@
           <w:i/>
           <w:i/>
           <w:iCs/>
-          <w:del w:id="372" w:author="Unknown Author" w:date="2022-08-16T15:32:00Z"/>
-        </w:rPr>
-      </w:pPr>
-      <w:del w:id="371" w:author="Unknown Author" w:date="2022-08-16T15:32:00Z">
+          <w:del w:id="451" w:author="Unknown Author" w:date="2022-08-16T15:32:00Z"/>
+        </w:rPr>
+      </w:pPr>
+      <w:del w:id="450" w:author="Unknown Author" w:date="2022-08-16T15:32:00Z">
         <w:r>
           <w:rPr>
             <w:i/>
@@ -7659,10 +8767,10 @@
           <w:i/>
           <w:i/>
           <w:iCs/>
-          <w:del w:id="374" w:author="Unknown Author" w:date="2022-08-16T15:32:00Z"/>
-        </w:rPr>
-      </w:pPr>
-      <w:del w:id="373" w:author="Unknown Author" w:date="2022-08-16T15:32:00Z">
+          <w:del w:id="453" w:author="Unknown Author" w:date="2022-08-16T15:32:00Z"/>
+        </w:rPr>
+      </w:pPr>
+      <w:del w:id="452" w:author="Unknown Author" w:date="2022-08-16T15:32:00Z">
         <w:r>
           <w:rPr>
             <w:i/>
@@ -7682,10 +8790,10 @@
           <w:i/>
           <w:i/>
           <w:iCs/>
-          <w:del w:id="376" w:author="Unknown Author" w:date="2022-08-16T15:32:00Z"/>
-        </w:rPr>
-      </w:pPr>
-      <w:del w:id="375" w:author="Unknown Author" w:date="2022-08-16T15:32:00Z">
+          <w:del w:id="455" w:author="Unknown Author" w:date="2022-08-16T15:32:00Z"/>
+        </w:rPr>
+      </w:pPr>
+      <w:del w:id="454" w:author="Unknown Author" w:date="2022-08-16T15:32:00Z">
         <w:r>
           <w:rPr>
             <w:i/>
@@ -7706,10 +8814,10 @@
           <w:i/>
           <w:i/>
           <w:iCs/>
-          <w:del w:id="378" w:author="Unknown Author" w:date="2022-08-16T15:32:00Z"/>
-        </w:rPr>
-      </w:pPr>
-      <w:del w:id="377" w:author="Unknown Author" w:date="2022-08-16T15:32:00Z">
+          <w:del w:id="457" w:author="Unknown Author" w:date="2022-08-16T15:32:00Z"/>
+        </w:rPr>
+      </w:pPr>
+      <w:del w:id="456" w:author="Unknown Author" w:date="2022-08-16T15:32:00Z">
         <w:r>
           <w:rPr>
             <w:i/>
@@ -7730,10 +8838,10 @@
           <w:i/>
           <w:i/>
           <w:iCs/>
-          <w:del w:id="380" w:author="Unknown Author" w:date="2022-08-16T15:32:00Z"/>
-        </w:rPr>
-      </w:pPr>
-      <w:del w:id="379" w:author="Unknown Author" w:date="2022-08-16T15:32:00Z">
+          <w:del w:id="459" w:author="Unknown Author" w:date="2022-08-16T15:32:00Z"/>
+        </w:rPr>
+      </w:pPr>
+      <w:del w:id="458" w:author="Unknown Author" w:date="2022-08-16T15:32:00Z">
         <w:r>
           <w:rPr>
             <w:i/>
@@ -7753,10 +8861,10 @@
           <w:i/>
           <w:i/>
           <w:iCs/>
-          <w:del w:id="382" w:author="Unknown Author" w:date="2022-08-16T15:32:00Z"/>
-        </w:rPr>
-      </w:pPr>
-      <w:del w:id="381" w:author="Unknown Author" w:date="2022-08-16T15:32:00Z">
+          <w:del w:id="461" w:author="Unknown Author" w:date="2022-08-16T15:32:00Z"/>
+        </w:rPr>
+      </w:pPr>
+      <w:del w:id="460" w:author="Unknown Author" w:date="2022-08-16T15:32:00Z">
         <w:r>
           <w:rPr>
             <w:i/>
@@ -7773,10 +8881,10 @@
         <w:spacing w:lineRule="auto" w:line="240" w:before="0" w:after="160"/>
         <w:contextualSpacing/>
         <w:rPr>
-          <w:del w:id="384" w:author="Unknown Author" w:date="2022-08-16T15:32:00Z"/>
-        </w:rPr>
-      </w:pPr>
-      <w:del w:id="383" w:author="Unknown Author" w:date="2022-08-16T15:32:00Z">
+          <w:del w:id="463" w:author="Unknown Author" w:date="2022-08-16T15:32:00Z"/>
+        </w:rPr>
+      </w:pPr>
+      <w:del w:id="462" w:author="Unknown Author" w:date="2022-08-16T15:32:00Z">
         <w:r>
           <w:rPr/>
         </w:r>
@@ -7788,10 +8896,10 @@
         <w:spacing w:lineRule="auto" w:line="240" w:before="0" w:after="160"/>
         <w:contextualSpacing/>
         <w:rPr>
-          <w:del w:id="386" w:author="Unknown Author" w:date="2022-08-16T15:32:00Z"/>
-        </w:rPr>
-      </w:pPr>
-      <w:del w:id="385" w:author="Unknown Author" w:date="2022-08-16T15:32:00Z">
+          <w:del w:id="465" w:author="Unknown Author" w:date="2022-08-16T15:32:00Z"/>
+        </w:rPr>
+      </w:pPr>
+      <w:del w:id="464" w:author="Unknown Author" w:date="2022-08-16T15:32:00Z">
         <w:r>
           <w:rPr/>
           <w:delText>Edit file/myapp-init</w:delText>
@@ -7811,10 +8919,10 @@
           <w:i w:val="false"/>
           <w:i w:val="false"/>
           <w:iCs w:val="false"/>
-          <w:del w:id="388" w:author="Unknown Author" w:date="2022-08-16T15:32:00Z"/>
-        </w:rPr>
-      </w:pPr>
-      <w:del w:id="387" w:author="Unknown Author" w:date="2022-08-16T15:32:00Z">
+          <w:del w:id="467" w:author="Unknown Author" w:date="2022-08-16T15:32:00Z"/>
+        </w:rPr>
+      </w:pPr>
+      <w:del w:id="466" w:author="Unknown Author" w:date="2022-08-16T15:32:00Z">
         <w:r>
           <w:rPr/>
           <w:tab/>
@@ -7828,10 +8936,10 @@
         <w:spacing w:lineRule="auto" w:line="240" w:before="0" w:after="160"/>
         <w:contextualSpacing/>
         <w:rPr>
-          <w:del w:id="390" w:author="Unknown Author" w:date="2022-08-16T15:32:00Z"/>
-        </w:rPr>
-      </w:pPr>
-      <w:del w:id="389" w:author="Unknown Author" w:date="2022-08-16T15:32:00Z">
+          <w:del w:id="469" w:author="Unknown Author" w:date="2022-08-16T15:32:00Z"/>
+        </w:rPr>
+      </w:pPr>
+      <w:del w:id="468" w:author="Unknown Author" w:date="2022-08-16T15:32:00Z">
         <w:r>
           <w:rPr/>
         </w:r>
@@ -7843,10 +8951,10 @@
         <w:spacing w:lineRule="auto" w:line="240" w:before="0" w:after="160"/>
         <w:contextualSpacing/>
         <w:rPr>
-          <w:del w:id="392" w:author="Unknown Author" w:date="2022-08-16T15:32:00Z"/>
-        </w:rPr>
-      </w:pPr>
-      <w:del w:id="391" w:author="Unknown Author" w:date="2022-08-16T15:32:00Z">
+          <w:del w:id="471" w:author="Unknown Author" w:date="2022-08-16T15:32:00Z"/>
+        </w:rPr>
+      </w:pPr>
+      <w:del w:id="470" w:author="Unknown Author" w:date="2022-08-16T15:32:00Z">
         <w:r>
           <w:rPr/>
           <w:tab/>
@@ -7867,10 +8975,10 @@
           <w:i w:val="false"/>
           <w:i w:val="false"/>
           <w:iCs w:val="false"/>
-          <w:del w:id="394" w:author="Unknown Author" w:date="2022-08-16T15:32:00Z"/>
-        </w:rPr>
-      </w:pPr>
-      <w:del w:id="393" w:author="Unknown Author" w:date="2022-08-16T15:32:00Z">
+          <w:del w:id="473" w:author="Unknown Author" w:date="2022-08-16T15:32:00Z"/>
+        </w:rPr>
+      </w:pPr>
+      <w:del w:id="472" w:author="Unknown Author" w:date="2022-08-16T15:32:00Z">
         <w:r>
           <w:rPr/>
           <w:tab/>
@@ -7884,10 +8992,10 @@
         <w:spacing w:lineRule="auto" w:line="240" w:before="0" w:after="160"/>
         <w:contextualSpacing/>
         <w:rPr>
-          <w:del w:id="396" w:author="Unknown Author" w:date="2022-08-16T15:32:00Z"/>
-        </w:rPr>
-      </w:pPr>
-      <w:del w:id="395" w:author="Unknown Author" w:date="2022-08-16T15:32:00Z">
+          <w:del w:id="475" w:author="Unknown Author" w:date="2022-08-16T15:32:00Z"/>
+        </w:rPr>
+      </w:pPr>
+      <w:del w:id="474" w:author="Unknown Author" w:date="2022-08-16T15:32:00Z">
         <w:r>
           <w:rPr/>
         </w:r>
@@ -7899,16 +9007,16 @@
         <w:spacing w:lineRule="auto" w:line="240" w:before="0" w:after="160"/>
         <w:contextualSpacing/>
         <w:rPr>
-          <w:del w:id="399" w:author="Unknown Author" w:date="2022-08-16T15:32:00Z"/>
-        </w:rPr>
-      </w:pPr>
-      <w:del w:id="397" w:author="Unknown Author" w:date="2022-08-16T15:32:00Z">
+          <w:del w:id="478" w:author="Unknown Author" w:date="2022-08-16T15:32:00Z"/>
+        </w:rPr>
+      </w:pPr>
+      <w:del w:id="476" w:author="Unknown Author" w:date="2022-08-16T15:32:00Z">
         <w:r>
           <w:rPr/>
           <w:delText xml:space="preserve">Run:  </w:delText>
         </w:r>
       </w:del>
-      <w:del w:id="398" w:author="Unknown Author" w:date="2022-08-16T15:32:00Z">
+      <w:del w:id="477" w:author="Unknown Author" w:date="2022-08-16T15:32:00Z">
         <w:r>
           <w:rPr>
             <w:i/>
@@ -7927,10 +9035,10 @@
           <w:i/>
           <w:i/>
           <w:iCs/>
-          <w:del w:id="401" w:author="Unknown Author" w:date="2022-08-16T15:32:00Z"/>
-        </w:rPr>
-      </w:pPr>
-      <w:del w:id="400" w:author="Unknown Author" w:date="2022-08-16T15:32:00Z">
+          <w:del w:id="480" w:author="Unknown Author" w:date="2022-08-16T15:32:00Z"/>
+        </w:rPr>
+      </w:pPr>
+      <w:del w:id="479" w:author="Unknown Author" w:date="2022-08-16T15:32:00Z">
         <w:r>
           <w:rPr>
             <w:i/>
@@ -7948,10 +9056,10 @@
           <w:i/>
           <w:i/>
           <w:iCs/>
-          <w:del w:id="403" w:author="Unknown Author" w:date="2022-08-16T15:32:00Z"/>
-        </w:rPr>
-      </w:pPr>
-      <w:del w:id="402" w:author="Unknown Author" w:date="2022-08-16T15:32:00Z">
+          <w:del w:id="482" w:author="Unknown Author" w:date="2022-08-16T15:32:00Z"/>
+        </w:rPr>
+      </w:pPr>
+      <w:del w:id="481" w:author="Unknown Author" w:date="2022-08-16T15:32:00Z">
         <w:r>
           <w:rPr>
             <w:i/>
@@ -7970,10 +9078,10 @@
           <w:i w:val="false"/>
           <w:i w:val="false"/>
           <w:iCs w:val="false"/>
-          <w:del w:id="405" w:author="Unknown Author" w:date="2022-08-16T15:32:00Z"/>
-        </w:rPr>
-      </w:pPr>
-      <w:del w:id="404" w:author="Unknown Author" w:date="2022-08-16T15:32:00Z">
+          <w:del w:id="484" w:author="Unknown Author" w:date="2022-08-16T15:32:00Z"/>
+        </w:rPr>
+      </w:pPr>
+      <w:del w:id="483" w:author="Unknown Author" w:date="2022-08-16T15:32:00Z">
         <w:r>
           <w:rPr>
             <w:i w:val="false"/>
@@ -7988,10 +9096,10 @@
         <w:spacing w:lineRule="auto" w:line="240" w:before="0" w:after="160"/>
         <w:contextualSpacing/>
         <w:rPr>
-          <w:del w:id="407" w:author="Unknown Author" w:date="2022-08-16T15:32:00Z"/>
-        </w:rPr>
-      </w:pPr>
-      <w:del w:id="406" w:author="Unknown Author" w:date="2022-08-16T15:32:00Z">
+          <w:del w:id="486" w:author="Unknown Author" w:date="2022-08-16T15:32:00Z"/>
+        </w:rPr>
+      </w:pPr>
+      <w:del w:id="485" w:author="Unknown Author" w:date="2022-08-16T15:32:00Z">
         <w:r>
           <w:rPr>
             <w:rStyle w:val="Emphasis"/>
@@ -8008,10 +9116,10 @@
         <w:spacing w:lineRule="auto" w:line="240" w:before="0" w:after="160"/>
         <w:contextualSpacing/>
         <w:rPr>
-          <w:del w:id="409" w:author="Unknown Author" w:date="2022-08-16T15:32:00Z"/>
-        </w:rPr>
-      </w:pPr>
-      <w:del w:id="408" w:author="Unknown Author" w:date="2022-08-16T15:32:00Z">
+          <w:del w:id="488" w:author="Unknown Author" w:date="2022-08-16T15:32:00Z"/>
+        </w:rPr>
+      </w:pPr>
+      <w:del w:id="487" w:author="Unknown Author" w:date="2022-08-16T15:32:00Z">
         <w:r>
           <w:rPr>
             <w:rStyle w:val="Emphasis"/>
@@ -8031,10 +9139,10 @@
           <w:i w:val="false"/>
           <w:i w:val="false"/>
           <w:iCs w:val="false"/>
-          <w:del w:id="411" w:author="Unknown Author" w:date="2022-08-16T15:32:00Z"/>
-        </w:rPr>
-      </w:pPr>
-      <w:del w:id="410" w:author="Unknown Author" w:date="2022-08-16T15:32:00Z">
+          <w:del w:id="490" w:author="Unknown Author" w:date="2022-08-16T15:32:00Z"/>
+        </w:rPr>
+      </w:pPr>
+      <w:del w:id="489" w:author="Unknown Author" w:date="2022-08-16T15:32:00Z">
         <w:r>
           <w:rPr>
             <w:i w:val="false"/>
@@ -8052,10 +9160,10 @@
         <w:spacing w:lineRule="auto" w:line="240" w:before="0" w:after="160"/>
         <w:contextualSpacing/>
         <w:rPr>
-          <w:del w:id="413" w:author="Unknown Author" w:date="2022-08-16T15:32:00Z"/>
-        </w:rPr>
-      </w:pPr>
-      <w:del w:id="412" w:author="Unknown Author" w:date="2022-08-16T15:32:00Z">
+          <w:del w:id="492" w:author="Unknown Author" w:date="2022-08-16T15:32:00Z"/>
+        </w:rPr>
+      </w:pPr>
+      <w:del w:id="491" w:author="Unknown Author" w:date="2022-08-16T15:32:00Z">
         <w:r>
           <w:rPr>
             <w:rStyle w:val="Emphasis"/>
@@ -8079,10 +9187,10 @@
           <w:i w:val="false"/>
           <w:i w:val="false"/>
           <w:iCs w:val="false"/>
-          <w:del w:id="415" w:author="Unknown Author" w:date="2022-08-16T15:33:00Z"/>
-        </w:rPr>
-      </w:pPr>
-      <w:del w:id="414" w:author="Unknown Author" w:date="2022-08-16T15:32:00Z">
+          <w:del w:id="494" w:author="Unknown Author" w:date="2022-08-16T15:33:00Z"/>
+        </w:rPr>
+      </w:pPr>
+      <w:del w:id="493" w:author="Unknown Author" w:date="2022-08-16T15:32:00Z">
         <w:r>
           <w:rPr>
             <w:rStyle w:val="Emphasis"/>
@@ -8099,10 +9207,10 @@
         <w:spacing w:lineRule="auto" w:line="240" w:before="0" w:after="160"/>
         <w:contextualSpacing/>
         <w:rPr>
-          <w:del w:id="417" w:author="Unknown Author" w:date="2022-08-16T15:33:00Z"/>
-        </w:rPr>
-      </w:pPr>
-      <w:del w:id="416" w:author="Unknown Author" w:date="2022-08-16T15:33:00Z">
+          <w:del w:id="496" w:author="Unknown Author" w:date="2022-08-16T15:33:00Z"/>
+        </w:rPr>
+      </w:pPr>
+      <w:del w:id="495" w:author="Unknown Author" w:date="2022-08-16T15:33:00Z">
         <w:r>
           <w:rPr/>
         </w:r>
@@ -8114,10 +9222,10 @@
         <w:spacing w:lineRule="auto" w:line="240" w:before="0" w:after="160"/>
         <w:contextualSpacing/>
         <w:rPr>
-          <w:del w:id="420" w:author="Unknown Author" w:date="2022-08-16T15:33:00Z"/>
-        </w:rPr>
-      </w:pPr>
-      <w:del w:id="418" w:author="Unknown Author" w:date="2022-08-16T15:33:00Z">
+          <w:del w:id="499" w:author="Unknown Author" w:date="2022-08-16T15:33:00Z"/>
+        </w:rPr>
+      </w:pPr>
+      <w:del w:id="497" w:author="Unknown Author" w:date="2022-08-16T15:33:00Z">
         <w:r>
           <w:rPr>
             <w:rStyle w:val="Emphasis"/>
@@ -8127,7 +9235,7 @@
           <w:delText>Copy the boot.scr, BOOT.bin and image.ub to the SD card boot partition.  These files are located in the &lt;</w:delText>
         </w:r>
       </w:del>
-      <w:del w:id="419" w:author="Unknown Author" w:date="2022-08-16T15:33:00Z">
+      <w:del w:id="498" w:author="Unknown Author" w:date="2022-08-16T15:33:00Z">
         <w:r>
           <w:rPr>
             <w:rStyle w:val="Emphasis"/>
@@ -8145,10 +9253,10 @@
           <w:i/>
           <w:i/>
           <w:iCs/>
-          <w:del w:id="422" w:author="Unknown Author" w:date="2022-08-16T15:33:00Z"/>
-        </w:rPr>
-      </w:pPr>
-      <w:del w:id="421" w:author="Unknown Author" w:date="2022-08-16T15:33:00Z">
+          <w:del w:id="501" w:author="Unknown Author" w:date="2022-08-16T15:33:00Z"/>
+        </w:rPr>
+      </w:pPr>
+      <w:del w:id="500" w:author="Unknown Author" w:date="2022-08-16T15:33:00Z">
         <w:r>
           <w:rPr>
             <w:i/>
@@ -8166,10 +9274,10 @@
           <w:i/>
           <w:i/>
           <w:iCs/>
-          <w:del w:id="424" w:author="Unknown Author" w:date="2022-08-16T15:33:00Z"/>
-        </w:rPr>
-      </w:pPr>
-      <w:del w:id="423" w:author="Unknown Author" w:date="2022-08-16T15:33:00Z">
+          <w:del w:id="503" w:author="Unknown Author" w:date="2022-08-16T15:33:00Z"/>
+        </w:rPr>
+      </w:pPr>
+      <w:del w:id="502" w:author="Unknown Author" w:date="2022-08-16T15:33:00Z">
         <w:r>
           <w:rPr>
             <w:i/>
@@ -8193,10 +9301,10 @@
           <w:bCs/>
           <w:sz w:val="26"/>
           <w:szCs w:val="26"/>
-          <w:del w:id="426" w:author="Unknown Author" w:date="2022-08-16T15:33:00Z"/>
-        </w:rPr>
-      </w:pPr>
-      <w:del w:id="425" w:author="Unknown Author" w:date="2022-08-16T15:33:00Z">
+          <w:del w:id="505" w:author="Unknown Author" w:date="2022-08-16T15:33:00Z"/>
+        </w:rPr>
+      </w:pPr>
+      <w:del w:id="504" w:author="Unknown Author" w:date="2022-08-16T15:33:00Z">
         <w:r>
           <w:rPr>
             <w:b/>
@@ -8219,10 +9327,10 @@
           <w:bCs/>
           <w:sz w:val="26"/>
           <w:szCs w:val="26"/>
-          <w:del w:id="428" w:author="Unknown Author" w:date="2022-08-16T15:33:00Z"/>
-        </w:rPr>
-      </w:pPr>
-      <w:del w:id="427" w:author="Unknown Author" w:date="2022-08-16T15:33:00Z">
+          <w:del w:id="507" w:author="Unknown Author" w:date="2022-08-16T15:33:00Z"/>
+        </w:rPr>
+      </w:pPr>
+      <w:del w:id="506" w:author="Unknown Author" w:date="2022-08-16T15:33:00Z">
         <w:r>
           <w:rPr>
             <w:b/>
@@ -8239,10 +9347,10 @@
         <w:spacing w:lineRule="auto" w:line="240" w:before="0" w:after="160"/>
         <w:contextualSpacing/>
         <w:rPr>
-          <w:del w:id="430" w:author="Unknown Author" w:date="2022-08-16T15:33:00Z"/>
-        </w:rPr>
-      </w:pPr>
-      <w:del w:id="429" w:author="Unknown Author" w:date="2022-08-16T15:33:00Z">
+          <w:del w:id="509" w:author="Unknown Author" w:date="2022-08-16T15:33:00Z"/>
+        </w:rPr>
+      </w:pPr>
+      <w:del w:id="508" w:author="Unknown Author" w:date="2022-08-16T15:33:00Z">
         <w:r>
           <w:rPr>
             <w:rStyle w:val="InternetLink"/>
@@ -8257,10 +9365,10 @@
         <w:spacing w:lineRule="auto" w:line="240" w:before="0" w:after="160"/>
         <w:contextualSpacing/>
         <w:rPr>
-          <w:del w:id="432" w:author="Unknown Author" w:date="2022-08-16T15:33:00Z"/>
-        </w:rPr>
-      </w:pPr>
-      <w:del w:id="431" w:author="Unknown Author" w:date="2022-08-16T15:33:00Z">
+          <w:del w:id="511" w:author="Unknown Author" w:date="2022-08-16T15:33:00Z"/>
+        </w:rPr>
+      </w:pPr>
+      <w:del w:id="510" w:author="Unknown Author" w:date="2022-08-16T15:33:00Z">
         <w:r>
           <w:rPr/>
         </w:r>
@@ -8272,10 +9380,10 @@
         <w:spacing w:lineRule="auto" w:line="240" w:before="0" w:after="160"/>
         <w:contextualSpacing/>
         <w:rPr>
-          <w:del w:id="434" w:author="Unknown Author" w:date="2022-08-16T15:33:00Z"/>
-        </w:rPr>
-      </w:pPr>
-      <w:del w:id="433" w:author="Unknown Author" w:date="2022-08-16T15:33:00Z">
+          <w:del w:id="513" w:author="Unknown Author" w:date="2022-08-16T15:33:00Z"/>
+        </w:rPr>
+      </w:pPr>
+      <w:del w:id="512" w:author="Unknown Author" w:date="2022-08-16T15:33:00Z">
         <w:r>
           <w:rPr/>
           <w:delText>Checkout main branch:</w:delText>
@@ -8288,10 +9396,10 @@
         <w:spacing w:lineRule="auto" w:line="240" w:before="0" w:after="160"/>
         <w:contextualSpacing/>
         <w:rPr>
-          <w:del w:id="436" w:author="Unknown Author" w:date="2022-08-16T15:33:00Z"/>
-        </w:rPr>
-      </w:pPr>
-      <w:del w:id="435" w:author="Unknown Author" w:date="2022-08-16T15:33:00Z">
+          <w:del w:id="515" w:author="Unknown Author" w:date="2022-08-16T15:33:00Z"/>
+        </w:rPr>
+      </w:pPr>
+      <w:del w:id="514" w:author="Unknown Author" w:date="2022-08-16T15:33:00Z">
         <w:r>
           <w:rPr/>
           <w:delText>git checkout main</w:delText>
@@ -8304,10 +9412,10 @@
         <w:spacing w:lineRule="auto" w:line="240" w:before="0" w:after="160"/>
         <w:contextualSpacing/>
         <w:rPr>
-          <w:del w:id="438" w:author="Unknown Author" w:date="2022-08-16T15:33:00Z"/>
-        </w:rPr>
-      </w:pPr>
-      <w:del w:id="437" w:author="Unknown Author" w:date="2022-08-16T15:33:00Z">
+          <w:del w:id="517" w:author="Unknown Author" w:date="2022-08-16T15:33:00Z"/>
+        </w:rPr>
+      </w:pPr>
+      <w:del w:id="516" w:author="Unknown Author" w:date="2022-08-16T15:33:00Z">
         <w:r>
           <w:rPr/>
           <w:delText>git fetch origin</w:delText>
@@ -8320,10 +9428,10 @@
         <w:spacing w:lineRule="auto" w:line="240" w:before="0" w:after="160"/>
         <w:contextualSpacing/>
         <w:rPr>
-          <w:del w:id="440" w:author="Unknown Author" w:date="2022-08-16T15:33:00Z"/>
-        </w:rPr>
-      </w:pPr>
-      <w:del w:id="439" w:author="Unknown Author" w:date="2022-08-16T15:33:00Z">
+          <w:del w:id="519" w:author="Unknown Author" w:date="2022-08-16T15:33:00Z"/>
+        </w:rPr>
+      </w:pPr>
+      <w:del w:id="518" w:author="Unknown Author" w:date="2022-08-16T15:33:00Z">
         <w:r>
           <w:rPr/>
         </w:r>
@@ -8335,10 +9443,10 @@
         <w:spacing w:lineRule="auto" w:line="240" w:before="0" w:after="160"/>
         <w:contextualSpacing/>
         <w:rPr>
-          <w:del w:id="442" w:author="Unknown Author" w:date="2022-08-16T15:33:00Z"/>
-        </w:rPr>
-      </w:pPr>
-      <w:del w:id="441" w:author="Unknown Author" w:date="2022-08-16T15:33:00Z">
+          <w:del w:id="521" w:author="Unknown Author" w:date="2022-08-16T15:33:00Z"/>
+        </w:rPr>
+      </w:pPr>
+      <w:del w:id="520" w:author="Unknown Author" w:date="2022-08-16T15:33:00Z">
         <w:r>
           <w:rPr/>
           <w:delText>Create a new feature branch:</w:delText>
@@ -8351,10 +9459,10 @@
         <w:spacing w:lineRule="auto" w:line="240" w:before="0" w:after="160"/>
         <w:contextualSpacing/>
         <w:rPr>
-          <w:del w:id="444" w:author="Unknown Author" w:date="2022-08-16T15:33:00Z"/>
-        </w:rPr>
-      </w:pPr>
-      <w:del w:id="443" w:author="Unknown Author" w:date="2022-08-16T15:33:00Z">
+          <w:del w:id="523" w:author="Unknown Author" w:date="2022-08-16T15:33:00Z"/>
+        </w:rPr>
+      </w:pPr>
+      <w:del w:id="522" w:author="Unknown Author" w:date="2022-08-16T15:33:00Z">
         <w:r>
           <w:rPr/>
           <w:delText>git checkout branch-testing</w:delText>
@@ -8367,10 +9475,10 @@
         <w:spacing w:lineRule="auto" w:line="240" w:before="0" w:after="160"/>
         <w:contextualSpacing/>
         <w:rPr>
-          <w:del w:id="446" w:author="Unknown Author" w:date="2022-08-16T15:33:00Z"/>
-        </w:rPr>
-      </w:pPr>
-      <w:del w:id="445" w:author="Unknown Author" w:date="2022-08-16T15:33:00Z">
+          <w:del w:id="525" w:author="Unknown Author" w:date="2022-08-16T15:33:00Z"/>
+        </w:rPr>
+      </w:pPr>
+      <w:del w:id="524" w:author="Unknown Author" w:date="2022-08-16T15:33:00Z">
         <w:r>
           <w:rPr/>
         </w:r>
@@ -8382,10 +9490,10 @@
         <w:spacing w:lineRule="auto" w:line="240" w:before="0" w:after="160"/>
         <w:contextualSpacing/>
         <w:rPr>
-          <w:del w:id="448" w:author="Unknown Author" w:date="2022-08-16T15:33:00Z"/>
-        </w:rPr>
-      </w:pPr>
-      <w:del w:id="447" w:author="Unknown Author" w:date="2022-08-16T15:33:00Z">
+          <w:del w:id="527" w:author="Unknown Author" w:date="2022-08-16T15:33:00Z"/>
+        </w:rPr>
+      </w:pPr>
+      <w:del w:id="526" w:author="Unknown Author" w:date="2022-08-16T15:33:00Z">
         <w:r>
           <w:rPr/>
           <w:delText>Add and commit:</w:delText>
@@ -8398,10 +9506,10 @@
         <w:spacing w:lineRule="auto" w:line="240" w:before="0" w:after="160"/>
         <w:contextualSpacing/>
         <w:rPr>
-          <w:del w:id="450" w:author="Unknown Author" w:date="2022-08-16T15:33:00Z"/>
-        </w:rPr>
-      </w:pPr>
-      <w:del w:id="449" w:author="Unknown Author" w:date="2022-08-16T15:33:00Z">
+          <w:del w:id="529" w:author="Unknown Author" w:date="2022-08-16T15:33:00Z"/>
+        </w:rPr>
+      </w:pPr>
+      <w:del w:id="528" w:author="Unknown Author" w:date="2022-08-16T15:33:00Z">
         <w:r>
           <w:rPr/>
           <w:delText>git status</w:delText>
@@ -8414,10 +9522,10 @@
         <w:spacing w:lineRule="auto" w:line="240" w:before="0" w:after="160"/>
         <w:contextualSpacing/>
         <w:rPr>
-          <w:del w:id="452" w:author="Unknown Author" w:date="2022-08-16T15:33:00Z"/>
-        </w:rPr>
-      </w:pPr>
-      <w:del w:id="451" w:author="Unknown Author" w:date="2022-08-16T15:33:00Z">
+          <w:del w:id="531" w:author="Unknown Author" w:date="2022-08-16T15:33:00Z"/>
+        </w:rPr>
+      </w:pPr>
+      <w:del w:id="530" w:author="Unknown Author" w:date="2022-08-16T15:33:00Z">
         <w:r>
           <w:rPr/>
           <w:delText>git add .</w:delText>
@@ -8430,10 +9538,10 @@
         <w:spacing w:lineRule="auto" w:line="240" w:before="0" w:after="160"/>
         <w:contextualSpacing/>
         <w:rPr>
-          <w:del w:id="454" w:author="Unknown Author" w:date="2022-08-16T15:33:00Z"/>
-        </w:rPr>
-      </w:pPr>
-      <w:del w:id="453" w:author="Unknown Author" w:date="2022-08-16T15:33:00Z">
+          <w:del w:id="533" w:author="Unknown Author" w:date="2022-08-16T15:33:00Z"/>
+        </w:rPr>
+      </w:pPr>
+      <w:del w:id="532" w:author="Unknown Author" w:date="2022-08-16T15:33:00Z">
         <w:r>
           <w:rPr/>
           <w:delText>git commit</w:delText>
@@ -8446,10 +9554,10 @@
         <w:spacing w:lineRule="auto" w:line="240" w:before="0" w:after="160"/>
         <w:contextualSpacing/>
         <w:rPr>
-          <w:del w:id="456" w:author="Unknown Author" w:date="2022-08-16T15:33:00Z"/>
-        </w:rPr>
-      </w:pPr>
-      <w:del w:id="455" w:author="Unknown Author" w:date="2022-08-16T15:33:00Z">
+          <w:del w:id="535" w:author="Unknown Author" w:date="2022-08-16T15:33:00Z"/>
+        </w:rPr>
+      </w:pPr>
+      <w:del w:id="534" w:author="Unknown Author" w:date="2022-08-16T15:33:00Z">
         <w:r>
           <w:rPr/>
         </w:r>
@@ -8461,10 +9569,10 @@
         <w:spacing w:lineRule="auto" w:line="240" w:before="0" w:after="160"/>
         <w:contextualSpacing/>
         <w:rPr>
-          <w:del w:id="458" w:author="Unknown Author" w:date="2022-08-16T15:33:00Z"/>
-        </w:rPr>
-      </w:pPr>
-      <w:del w:id="457" w:author="Unknown Author" w:date="2022-08-16T15:33:00Z">
+          <w:del w:id="537" w:author="Unknown Author" w:date="2022-08-16T15:33:00Z"/>
+        </w:rPr>
+      </w:pPr>
+      <w:del w:id="536" w:author="Unknown Author" w:date="2022-08-16T15:33:00Z">
         <w:r>
           <w:rPr/>
           <w:delText>Push feature branch to remote:</w:delText>
@@ -8477,10 +9585,10 @@
         <w:spacing w:lineRule="auto" w:line="240" w:before="0" w:after="160"/>
         <w:contextualSpacing/>
         <w:rPr>
-          <w:del w:id="460" w:author="Unknown Author" w:date="2022-08-16T15:33:00Z"/>
-        </w:rPr>
-      </w:pPr>
-      <w:del w:id="459" w:author="Unknown Author" w:date="2022-08-16T15:33:00Z">
+          <w:del w:id="539" w:author="Unknown Author" w:date="2022-08-16T15:33:00Z"/>
+        </w:rPr>
+      </w:pPr>
+      <w:del w:id="538" w:author="Unknown Author" w:date="2022-08-16T15:33:00Z">
         <w:r>
           <w:rPr/>
           <w:delText>git push -u origin branch-testing</w:delText>
@@ -8493,10 +9601,10 @@
         <w:spacing w:lineRule="auto" w:line="240" w:before="0" w:after="160"/>
         <w:contextualSpacing/>
         <w:rPr>
-          <w:del w:id="462" w:author="Unknown Author" w:date="2022-08-16T15:33:00Z"/>
-        </w:rPr>
-      </w:pPr>
-      <w:del w:id="461" w:author="Unknown Author" w:date="2022-08-16T15:33:00Z">
+          <w:del w:id="541" w:author="Unknown Author" w:date="2022-08-16T15:33:00Z"/>
+        </w:rPr>
+      </w:pPr>
+      <w:del w:id="540" w:author="Unknown Author" w:date="2022-08-16T15:33:00Z">
         <w:r>
           <w:rPr/>
         </w:r>
@@ -8508,10 +9616,10 @@
         <w:spacing w:lineRule="auto" w:line="240" w:before="0" w:after="160"/>
         <w:contextualSpacing/>
         <w:rPr>
-          <w:del w:id="464" w:author="Unknown Author" w:date="2022-08-16T15:33:00Z"/>
-        </w:rPr>
-      </w:pPr>
-      <w:del w:id="463" w:author="Unknown Author" w:date="2022-08-16T15:33:00Z">
+          <w:del w:id="543" w:author="Unknown Author" w:date="2022-08-16T15:33:00Z"/>
+        </w:rPr>
+      </w:pPr>
+      <w:del w:id="542" w:author="Unknown Author" w:date="2022-08-16T15:33:00Z">
         <w:r>
           <w:rPr/>
           <w:delText>Continue to update local and push to remote with:</w:delText>
@@ -8524,10 +9632,10 @@
         <w:spacing w:lineRule="auto" w:line="240" w:before="0" w:after="160"/>
         <w:contextualSpacing/>
         <w:rPr>
-          <w:del w:id="466" w:author="Unknown Author" w:date="2022-08-16T15:33:00Z"/>
-        </w:rPr>
-      </w:pPr>
-      <w:del w:id="465" w:author="Unknown Author" w:date="2022-08-16T15:33:00Z">
+          <w:del w:id="545" w:author="Unknown Author" w:date="2022-08-16T15:33:00Z"/>
+        </w:rPr>
+      </w:pPr>
+      <w:del w:id="544" w:author="Unknown Author" w:date="2022-08-16T15:33:00Z">
         <w:r>
           <w:rPr/>
           <w:delText>git push</w:delText>
@@ -8540,10 +9648,10 @@
         <w:spacing w:lineRule="auto" w:line="240" w:before="0" w:after="160"/>
         <w:contextualSpacing/>
         <w:rPr>
-          <w:del w:id="468" w:author="Unknown Author" w:date="2022-08-16T15:33:00Z"/>
-        </w:rPr>
-      </w:pPr>
-      <w:del w:id="467" w:author="Unknown Author" w:date="2022-08-16T15:33:00Z">
+          <w:del w:id="547" w:author="Unknown Author" w:date="2022-08-16T15:33:00Z"/>
+        </w:rPr>
+      </w:pPr>
+      <w:del w:id="546" w:author="Unknown Author" w:date="2022-08-16T15:33:00Z">
         <w:r>
           <w:rPr/>
         </w:r>
@@ -8555,10 +9663,10 @@
         <w:spacing w:lineRule="auto" w:line="240" w:before="0" w:after="160"/>
         <w:contextualSpacing/>
         <w:rPr>
-          <w:del w:id="470" w:author="Unknown Author" w:date="2022-08-16T15:33:00Z"/>
-        </w:rPr>
-      </w:pPr>
-      <w:del w:id="469" w:author="Unknown Author" w:date="2022-08-16T15:33:00Z">
+          <w:del w:id="549" w:author="Unknown Author" w:date="2022-08-16T15:33:00Z"/>
+        </w:rPr>
+      </w:pPr>
+      <w:del w:id="548" w:author="Unknown Author" w:date="2022-08-16T15:33:00Z">
         <w:r>
           <w:rPr/>
           <w:delText>Create pull request, merge on server and delete feature branch</w:delText>
@@ -8571,10 +9679,10 @@
         <w:spacing w:lineRule="auto" w:line="240" w:before="0" w:after="160"/>
         <w:contextualSpacing/>
         <w:rPr>
-          <w:del w:id="472" w:author="Unknown Author" w:date="2022-08-16T15:33:00Z"/>
-        </w:rPr>
-      </w:pPr>
-      <w:del w:id="471" w:author="Unknown Author" w:date="2022-08-16T15:33:00Z">
+          <w:del w:id="551" w:author="Unknown Author" w:date="2022-08-16T15:33:00Z"/>
+        </w:rPr>
+      </w:pPr>
+      <w:del w:id="550" w:author="Unknown Author" w:date="2022-08-16T15:33:00Z">
         <w:r>
           <w:rPr/>
         </w:r>
@@ -8586,10 +9694,10 @@
         <w:spacing w:lineRule="auto" w:line="240" w:before="0" w:after="160"/>
         <w:contextualSpacing/>
         <w:rPr>
-          <w:del w:id="474" w:author="Unknown Author" w:date="2022-08-16T15:33:00Z"/>
-        </w:rPr>
-      </w:pPr>
-      <w:del w:id="473" w:author="Unknown Author" w:date="2022-08-16T15:33:00Z">
+          <w:del w:id="553" w:author="Unknown Author" w:date="2022-08-16T15:33:00Z"/>
+        </w:rPr>
+      </w:pPr>
+      <w:del w:id="552" w:author="Unknown Author" w:date="2022-08-16T15:33:00Z">
         <w:r>
           <w:rPr/>
           <w:delText>Checkout main and pull</w:delText>
@@ -8602,10 +9710,10 @@
         <w:spacing w:lineRule="auto" w:line="240" w:before="0" w:after="160"/>
         <w:contextualSpacing/>
         <w:rPr>
-          <w:del w:id="476" w:author="Unknown Author" w:date="2022-08-16T15:33:00Z"/>
-        </w:rPr>
-      </w:pPr>
-      <w:del w:id="475" w:author="Unknown Author" w:date="2022-08-16T15:33:00Z">
+          <w:del w:id="555" w:author="Unknown Author" w:date="2022-08-16T15:33:00Z"/>
+        </w:rPr>
+      </w:pPr>
+      <w:del w:id="554" w:author="Unknown Author" w:date="2022-08-16T15:33:00Z">
         <w:r>
           <w:rPr/>
           <w:delText>git checkout main</w:delText>
@@ -8618,10 +9726,10 @@
         <w:spacing w:lineRule="auto" w:line="240" w:before="0" w:after="160"/>
         <w:contextualSpacing/>
         <w:rPr>
-          <w:del w:id="478" w:author="Unknown Author" w:date="2022-08-16T15:33:00Z"/>
-        </w:rPr>
-      </w:pPr>
-      <w:del w:id="477" w:author="Unknown Author" w:date="2022-08-16T15:33:00Z">
+          <w:del w:id="557" w:author="Unknown Author" w:date="2022-08-16T15:33:00Z"/>
+        </w:rPr>
+      </w:pPr>
+      <w:del w:id="556" w:author="Unknown Author" w:date="2022-08-16T15:33:00Z">
         <w:r>
           <w:rPr/>
           <w:delText>git pull</w:delText>
@@ -8634,10 +9742,10 @@
         <w:spacing w:lineRule="auto" w:line="240" w:before="0" w:after="160"/>
         <w:contextualSpacing/>
         <w:rPr>
-          <w:del w:id="480" w:author="Unknown Author" w:date="2022-08-16T15:33:00Z"/>
-        </w:rPr>
-      </w:pPr>
-      <w:del w:id="479" w:author="Unknown Author" w:date="2022-08-16T15:33:00Z">
+          <w:del w:id="559" w:author="Unknown Author" w:date="2022-08-16T15:33:00Z"/>
+        </w:rPr>
+      </w:pPr>
+      <w:del w:id="558" w:author="Unknown Author" w:date="2022-08-16T15:33:00Z">
         <w:r>
           <w:rPr/>
         </w:r>
@@ -8649,10 +9757,10 @@
         <w:spacing w:lineRule="auto" w:line="240" w:before="0" w:after="160"/>
         <w:contextualSpacing/>
         <w:rPr>
-          <w:del w:id="482" w:author="Unknown Author" w:date="2022-08-16T15:33:00Z"/>
-        </w:rPr>
-      </w:pPr>
-      <w:del w:id="481" w:author="Unknown Author" w:date="2022-08-16T15:33:00Z">
+          <w:del w:id="561" w:author="Unknown Author" w:date="2022-08-16T15:33:00Z"/>
+        </w:rPr>
+      </w:pPr>
+      <w:del w:id="560" w:author="Unknown Author" w:date="2022-08-16T15:33:00Z">
         <w:r>
           <w:rPr/>
           <w:delText>Remove deleted remote feature branch</w:delText>
@@ -8665,10 +9773,10 @@
         <w:spacing w:lineRule="auto" w:line="240" w:before="0" w:after="160"/>
         <w:contextualSpacing/>
         <w:rPr>
-          <w:del w:id="484" w:author="Unknown Author" w:date="2022-08-16T15:33:00Z"/>
-        </w:rPr>
-      </w:pPr>
-      <w:del w:id="483" w:author="Unknown Author" w:date="2022-08-16T15:33:00Z">
+          <w:del w:id="563" w:author="Unknown Author" w:date="2022-08-16T15:33:00Z"/>
+        </w:rPr>
+      </w:pPr>
+      <w:del w:id="562" w:author="Unknown Author" w:date="2022-08-16T15:33:00Z">
         <w:r>
           <w:rPr/>
           <w:delText>git remote prune origin</w:delText>
@@ -8681,10 +9789,10 @@
         <w:spacing w:lineRule="auto" w:line="240" w:before="0" w:after="160"/>
         <w:contextualSpacing/>
         <w:rPr>
-          <w:del w:id="486" w:author="Unknown Author" w:date="2022-08-16T15:33:00Z"/>
-        </w:rPr>
-      </w:pPr>
-      <w:del w:id="485" w:author="Unknown Author" w:date="2022-08-16T15:33:00Z">
+          <w:del w:id="565" w:author="Unknown Author" w:date="2022-08-16T15:33:00Z"/>
+        </w:rPr>
+      </w:pPr>
+      <w:del w:id="564" w:author="Unknown Author" w:date="2022-08-16T15:33:00Z">
         <w:r>
           <w:rPr/>
         </w:r>
@@ -8696,10 +9804,10 @@
         <w:spacing w:lineRule="auto" w:line="240" w:before="0" w:after="160"/>
         <w:contextualSpacing/>
         <w:rPr>
-          <w:del w:id="488" w:author="Unknown Author" w:date="2022-08-16T15:33:00Z"/>
-        </w:rPr>
-      </w:pPr>
-      <w:del w:id="487" w:author="Unknown Author" w:date="2022-08-16T15:33:00Z">
+          <w:del w:id="567" w:author="Unknown Author" w:date="2022-08-16T15:33:00Z"/>
+        </w:rPr>
+      </w:pPr>
+      <w:del w:id="566" w:author="Unknown Author" w:date="2022-08-16T15:33:00Z">
         <w:r>
           <w:rPr/>
           <w:delText>Remove local feature branch</w:delText>
@@ -8715,10 +9823,10 @@
           <w:b/>
           <w:b/>
           <w:bCs/>
-          <w:del w:id="490" w:author="Unknown Author" w:date="2022-08-16T15:33:00Z"/>
-        </w:rPr>
-      </w:pPr>
-      <w:del w:id="489" w:author="Unknown Author" w:date="2022-08-16T15:33:00Z">
+          <w:del w:id="569" w:author="Unknown Author" w:date="2022-08-16T15:33:00Z"/>
+        </w:rPr>
+      </w:pPr>
+      <w:del w:id="568" w:author="Unknown Author" w:date="2022-08-16T15:33:00Z">
         <w:r>
           <w:rPr>
             <w:b/>
@@ -8739,10 +9847,10 @@
           <w:b/>
           <w:b/>
           <w:bCs/>
-          <w:ins w:id="492" w:author="Tran, Hai (US) - SS" w:date="2024-04-08T14:02:00Z"/>
-        </w:rPr>
-      </w:pPr>
-      <w:ins w:id="491" w:author="Unknown Author" w:date="2024-03-20T11:18:00Z">
+          <w:ins w:id="571" w:author="Tran, Hai (US) - SS" w:date="2024-04-08T14:02:00Z"/>
+        </w:rPr>
+      </w:pPr>
+      <w:ins w:id="570" w:author="Unknown Author" w:date="2024-03-20T11:18:00Z">
         <w:r>
           <w:rPr>
             <w:b/>
@@ -8761,10 +9869,10 @@
           <w:b/>
           <w:b/>
           <w:bCs/>
-          <w:ins w:id="494" w:author="Tran, Hai (US) - SS" w:date="2024-04-08T14:02:00Z"/>
-        </w:rPr>
-      </w:pPr>
-      <w:ins w:id="493" w:author="Tran, Hai (US) - SS" w:date="2024-04-08T14:02:00Z">
+          <w:ins w:id="573" w:author="Tran, Hai (US) - SS" w:date="2024-04-08T14:02:00Z"/>
+        </w:rPr>
+      </w:pPr>
+      <w:ins w:id="572" w:author="Tran, Hai (US) - SS" w:date="2024-04-08T14:02:00Z">
         <w:r>
           <w:rPr>
             <w:b/>
@@ -8782,11 +9890,11 @@
           <w:b/>
           <w:b/>
           <w:bCs/>
-          <w:ins w:id="496" w:author="Tran, Hai (US) - SS" w:date="2024-04-08T14:02:00Z"/>
+          <w:ins w:id="575" w:author="Tran, Hai (US) - SS" w:date="2024-04-08T14:02:00Z"/>
         </w:rPr>
       </w:pPr>
       <w:hyperlink r:id="rId11">
-        <w:ins w:id="495" w:author="Tran, Hai (US) - SS" w:date="2024-04-08T14:02:00Z">
+        <w:ins w:id="574" w:author="Tran, Hai (US) - SS" w:date="2024-04-08T14:02:00Z">
           <w:r>
             <w:rPr>
               <w:rStyle w:val="InternetLink"/>
@@ -8807,10 +9915,10 @@
           <w:b/>
           <w:b/>
           <w:bCs/>
-          <w:del w:id="498" w:author="Tran, Hai (US) - SS" w:date="2024-04-08T14:02:00Z"/>
-        </w:rPr>
-      </w:pPr>
-      <w:del w:id="497" w:author="Tran, Hai (US) - SS" w:date="2024-04-08T14:02:00Z">
+          <w:del w:id="577" w:author="Tran, Hai (US) - SS" w:date="2024-04-08T14:02:00Z"/>
+        </w:rPr>
+      </w:pPr>
+      <w:del w:id="576" w:author="Tran, Hai (US) - SS" w:date="2024-04-08T14:02:00Z">
         <w:r>
           <w:rPr>
             <w:b/>
@@ -8828,10 +9936,10 @@
           <w:b/>
           <w:b/>
           <w:bCs/>
-          <w:ins w:id="500" w:author="Unknown Author" w:date="2024-03-20T11:18:00Z"/>
-        </w:rPr>
-      </w:pPr>
-      <w:ins w:id="499" w:author="Unknown Author" w:date="2024-03-20T11:18:00Z">
+          <w:ins w:id="579" w:author="Unknown Author" w:date="2024-03-20T11:18:00Z"/>
+        </w:rPr>
+      </w:pPr>
+      <w:ins w:id="578" w:author="Unknown Author" w:date="2024-03-20T11:18:00Z">
         <w:r>
           <w:rPr>
             <w:b/>
@@ -8848,10 +9956,10 @@
         <w:rPr>
           <w:sz w:val="26"/>
           <w:szCs w:val="26"/>
-          <w:ins w:id="502" w:author="Unknown Author" w:date="2024-03-20T11:20:00Z"/>
-        </w:rPr>
-      </w:pPr>
-      <w:ins w:id="501" w:author="Unknown Author" w:date="2024-03-20T11:18:00Z">
+          <w:ins w:id="581" w:author="Unknown Author" w:date="2024-03-20T11:20:00Z"/>
+        </w:rPr>
+      </w:pPr>
+      <w:ins w:id="580" w:author="Unknown Author" w:date="2024-03-20T11:18:00Z">
         <w:r>
           <w:rPr>
             <w:sz w:val="26"/>
@@ -8869,10 +9977,10 @@
         <w:rPr>
           <w:sz w:val="26"/>
           <w:szCs w:val="26"/>
-          <w:ins w:id="504" w:author="Unknown Author" w:date="2024-03-20T11:20:00Z"/>
-        </w:rPr>
-      </w:pPr>
-      <w:ins w:id="503" w:author="Unknown Author" w:date="2024-03-20T11:20:00Z">
+          <w:ins w:id="583" w:author="Unknown Author" w:date="2024-03-20T11:20:00Z"/>
+        </w:rPr>
+      </w:pPr>
+      <w:ins w:id="582" w:author="Unknown Author" w:date="2024-03-20T11:20:00Z">
         <w:r>
           <w:rPr>
             <w:sz w:val="26"/>
@@ -8889,10 +9997,10 @@
         <w:rPr>
           <w:sz w:val="26"/>
           <w:szCs w:val="26"/>
-          <w:ins w:id="506" w:author="Unknown Author" w:date="2024-03-20T11:20:00Z"/>
-        </w:rPr>
-      </w:pPr>
-      <w:ins w:id="505" w:author="Unknown Author" w:date="2024-03-20T11:20:00Z">
+          <w:ins w:id="585" w:author="Unknown Author" w:date="2024-03-20T11:20:00Z"/>
+        </w:rPr>
+      </w:pPr>
+      <w:ins w:id="584" w:author="Unknown Author" w:date="2024-03-20T11:20:00Z">
         <w:r>
           <w:rPr>
             <w:sz w:val="26"/>
@@ -8910,10 +10018,10 @@
         <w:rPr>
           <w:sz w:val="26"/>
           <w:szCs w:val="26"/>
-          <w:ins w:id="508" w:author="Unknown Author" w:date="2024-03-20T11:20:00Z"/>
-        </w:rPr>
-      </w:pPr>
-      <w:ins w:id="507" w:author="Unknown Author" w:date="2024-03-20T11:20:00Z">
+          <w:ins w:id="587" w:author="Unknown Author" w:date="2024-03-20T11:20:00Z"/>
+        </w:rPr>
+      </w:pPr>
+      <w:ins w:id="586" w:author="Unknown Author" w:date="2024-03-20T11:20:00Z">
         <w:r>
           <w:rPr>
             <w:sz w:val="26"/>
@@ -8931,10 +10039,10 @@
         <w:rPr>
           <w:sz w:val="26"/>
           <w:szCs w:val="26"/>
-          <w:ins w:id="510" w:author="Unknown Author" w:date="2024-03-20T11:20:00Z"/>
-        </w:rPr>
-      </w:pPr>
-      <w:ins w:id="509" w:author="Unknown Author" w:date="2024-03-20T11:20:00Z">
+          <w:ins w:id="589" w:author="Unknown Author" w:date="2024-03-20T11:20:00Z"/>
+        </w:rPr>
+      </w:pPr>
+      <w:ins w:id="588" w:author="Unknown Author" w:date="2024-03-20T11:20:00Z">
         <w:r>
           <w:rPr>
             <w:sz w:val="26"/>
@@ -8952,10 +10060,10 @@
         <w:rPr>
           <w:sz w:val="26"/>
           <w:szCs w:val="26"/>
-          <w:ins w:id="512" w:author="Unknown Author" w:date="2024-03-20T11:20:00Z"/>
-        </w:rPr>
-      </w:pPr>
-      <w:ins w:id="511" w:author="Unknown Author" w:date="2024-03-20T11:20:00Z">
+          <w:ins w:id="591" w:author="Unknown Author" w:date="2024-03-20T11:20:00Z"/>
+        </w:rPr>
+      </w:pPr>
+      <w:ins w:id="590" w:author="Unknown Author" w:date="2024-03-20T11:20:00Z">
         <w:r>
           <w:rPr>
             <w:sz w:val="26"/>
@@ -8972,10 +10080,10 @@
         <w:rPr>
           <w:sz w:val="26"/>
           <w:szCs w:val="26"/>
-          <w:ins w:id="514" w:author="Unknown Author" w:date="2024-03-20T11:20:00Z"/>
-        </w:rPr>
-      </w:pPr>
-      <w:ins w:id="513" w:author="Unknown Author" w:date="2024-03-20T11:20:00Z">
+          <w:ins w:id="593" w:author="Unknown Author" w:date="2024-03-20T11:20:00Z"/>
+        </w:rPr>
+      </w:pPr>
+      <w:ins w:id="592" w:author="Unknown Author" w:date="2024-03-20T11:20:00Z">
         <w:r>
           <w:rPr>
             <w:sz w:val="26"/>
@@ -8993,10 +10101,10 @@
         <w:rPr>
           <w:sz w:val="26"/>
           <w:szCs w:val="26"/>
-          <w:ins w:id="516" w:author="Unknown Author" w:date="2024-03-20T11:20:00Z"/>
-        </w:rPr>
-      </w:pPr>
-      <w:ins w:id="515" w:author="Unknown Author" w:date="2024-03-20T11:20:00Z">
+          <w:ins w:id="595" w:author="Unknown Author" w:date="2024-03-20T11:20:00Z"/>
+        </w:rPr>
+      </w:pPr>
+      <w:ins w:id="594" w:author="Unknown Author" w:date="2024-03-20T11:20:00Z">
         <w:r>
           <w:rPr>
             <w:sz w:val="26"/>
@@ -9014,10 +10122,10 @@
         <w:rPr>
           <w:sz w:val="26"/>
           <w:szCs w:val="26"/>
-          <w:ins w:id="518" w:author="Unknown Author" w:date="2024-03-20T11:20:00Z"/>
-        </w:rPr>
-      </w:pPr>
-      <w:ins w:id="517" w:author="Unknown Author" w:date="2024-03-20T11:20:00Z">
+          <w:ins w:id="597" w:author="Unknown Author" w:date="2024-03-20T11:20:00Z"/>
+        </w:rPr>
+      </w:pPr>
+      <w:ins w:id="596" w:author="Unknown Author" w:date="2024-03-20T11:20:00Z">
         <w:r>
           <w:rPr>
             <w:sz w:val="26"/>
@@ -9034,10 +10142,10 @@
         <w:rPr>
           <w:sz w:val="26"/>
           <w:szCs w:val="26"/>
-          <w:ins w:id="520" w:author="Unknown Author" w:date="2024-03-20T11:20:00Z"/>
-        </w:rPr>
-      </w:pPr>
-      <w:ins w:id="519" w:author="Unknown Author" w:date="2024-03-20T11:20:00Z">
+          <w:ins w:id="599" w:author="Unknown Author" w:date="2024-03-20T11:20:00Z"/>
+        </w:rPr>
+      </w:pPr>
+      <w:ins w:id="598" w:author="Unknown Author" w:date="2024-03-20T11:20:00Z">
         <w:r>
           <w:rPr>
             <w:sz w:val="26"/>
@@ -9055,10 +10163,10 @@
         <w:rPr>
           <w:sz w:val="26"/>
           <w:szCs w:val="26"/>
-          <w:ins w:id="522" w:author="Unknown Author" w:date="2024-03-20T11:20:00Z"/>
-        </w:rPr>
-      </w:pPr>
-      <w:ins w:id="521" w:author="Unknown Author" w:date="2024-03-20T11:20:00Z">
+          <w:ins w:id="601" w:author="Unknown Author" w:date="2024-03-20T11:20:00Z"/>
+        </w:rPr>
+      </w:pPr>
+      <w:ins w:id="600" w:author="Unknown Author" w:date="2024-03-20T11:20:00Z">
         <w:r>
           <w:rPr>
             <w:sz w:val="26"/>
@@ -9075,10 +10183,10 @@
         <w:rPr>
           <w:sz w:val="26"/>
           <w:szCs w:val="26"/>
-          <w:ins w:id="525" w:author="Unknown Author" w:date="2024-03-20T11:20:00Z"/>
-        </w:rPr>
-      </w:pPr>
-      <w:ins w:id="523" w:author="Unknown Author" w:date="2024-03-20T11:20:00Z">
+          <w:ins w:id="604" w:author="Unknown Author" w:date="2024-03-20T11:20:00Z"/>
+        </w:rPr>
+      </w:pPr>
+      <w:ins w:id="602" w:author="Unknown Author" w:date="2024-03-20T11:20:00Z">
         <w:r>
           <w:rPr>
             <w:sz w:val="26"/>
@@ -9087,7 +10195,7 @@
           <w:t xml:space="preserve">On the target, the new library will be installed in </w:t>
         </w:r>
       </w:ins>
-      <w:ins w:id="524" w:author="Unknown Author" w:date="2024-03-20T11:20:00Z">
+      <w:ins w:id="603" w:author="Unknown Author" w:date="2024-03-20T11:20:00Z">
         <w:r>
           <w:rPr>
             <w:i/>
@@ -9107,10 +10215,10 @@
         <w:rPr>
           <w:sz w:val="26"/>
           <w:szCs w:val="26"/>
-          <w:ins w:id="527" w:author="Unknown Author" w:date="2024-03-20T11:20:00Z"/>
-        </w:rPr>
-      </w:pPr>
-      <w:ins w:id="526" w:author="Unknown Author" w:date="2024-03-20T11:20:00Z">
+          <w:ins w:id="606" w:author="Unknown Author" w:date="2024-03-20T11:20:00Z"/>
+        </w:rPr>
+      </w:pPr>
+      <w:ins w:id="605" w:author="Unknown Author" w:date="2024-03-20T11:20:00Z">
         <w:r>
           <w:rPr>
             <w:sz w:val="26"/>
@@ -9148,10 +10256,10 @@
           <w:b/>
           <w:b/>
           <w:bCs/>
-          <w:ins w:id="529" w:author="Unknown Author" w:date="2022-08-16T15:34:00Z"/>
-        </w:rPr>
-      </w:pPr>
-      <w:ins w:id="528" w:author="Unknown Author" w:date="2022-08-16T15:34:00Z">
+          <w:ins w:id="608" w:author="Unknown Author" w:date="2022-08-16T15:34:00Z"/>
+        </w:rPr>
+      </w:pPr>
+      <w:ins w:id="607" w:author="Unknown Author" w:date="2022-08-16T15:34:00Z">
         <w:r>
           <w:rPr>
             <w:b/>
@@ -9170,10 +10278,10 @@
           <w:b/>
           <w:b/>
           <w:bCs/>
-          <w:ins w:id="531" w:author="Unknown Author" w:date="2022-08-16T15:34:00Z"/>
-        </w:rPr>
-      </w:pPr>
-      <w:ins w:id="530" w:author="Unknown Author" w:date="2022-08-16T15:34:00Z">
+          <w:ins w:id="610" w:author="Unknown Author" w:date="2022-08-16T15:34:00Z"/>
+        </w:rPr>
+      </w:pPr>
+      <w:ins w:id="609" w:author="Unknown Author" w:date="2022-08-16T15:34:00Z">
         <w:r>
           <w:rPr>
             <w:b/>
@@ -9189,7 +10297,7 @@
         <w:contextualSpacing/>
         <w:rPr/>
       </w:pPr>
-      <w:ins w:id="532" w:author="Unknown Author" w:date="2022-08-16T15:34:00Z">
+      <w:ins w:id="611" w:author="Unknown Author" w:date="2022-08-16T15:34:00Z">
         <w:r>
           <w:rPr>
             <w:rStyle w:val="InternetLink"/>
@@ -9205,7 +10313,7 @@
         <w:contextualSpacing/>
         <w:rPr/>
       </w:pPr>
-      <w:ins w:id="534" w:author="Unknown Author" w:date="2022-08-16T15:34:00Z">
+      <w:ins w:id="613" w:author="Unknown Author" w:date="2022-08-16T15:34:00Z">
         <w:r>
           <w:rPr/>
         </w:r>
@@ -9219,7 +10327,7 @@
         <w:rPr/>
       </w:pPr>
       <w:hyperlink r:id="rId12">
-        <w:ins w:id="536" w:author="Unknown Author" w:date="2022-08-16T15:34:00Z">
+        <w:ins w:id="615" w:author="Unknown Author" w:date="2022-08-16T15:34:00Z">
           <w:r>
             <w:rPr>
               <w:rStyle w:val="InternetLink"/>
@@ -9236,7 +10344,7 @@
         <w:contextualSpacing/>
         <w:rPr/>
       </w:pPr>
-      <w:ins w:id="538" w:author="Unknown Author" w:date="2022-08-16T15:34:00Z">
+      <w:ins w:id="617" w:author="Unknown Author" w:date="2022-08-16T15:34:00Z">
         <w:r>
           <w:rPr>
             <w:rStyle w:val="InternetLink"/>
@@ -9253,7 +10361,7 @@
         <w:rPr/>
       </w:pPr>
       <w:hyperlink r:id="rId13">
-        <w:ins w:id="540" w:author="Unknown Author" w:date="2022-08-16T15:34:00Z">
+        <w:ins w:id="619" w:author="Unknown Author" w:date="2022-08-16T15:34:00Z">
           <w:r>
             <w:rPr>
               <w:rStyle w:val="InternetLink"/>
@@ -9270,7 +10378,7 @@
         <w:contextualSpacing/>
         <w:rPr/>
       </w:pPr>
-      <w:ins w:id="542" w:author="Unknown Author" w:date="2022-08-16T15:34:00Z">
+      <w:ins w:id="621" w:author="Unknown Author" w:date="2022-08-16T15:34:00Z">
         <w:r>
           <w:rPr/>
         </w:r>
@@ -9283,7 +10391,7 @@
         <w:contextualSpacing/>
         <w:rPr/>
       </w:pPr>
-      <w:ins w:id="544" w:author="Unknown Author" w:date="2022-08-16T15:34:00Z">
+      <w:ins w:id="623" w:author="Unknown Author" w:date="2022-08-16T15:34:00Z">
         <w:r>
           <w:rPr>
             <w:rStyle w:val="InternetLink"/>
@@ -9299,7 +10407,7 @@
         <w:contextualSpacing/>
         <w:rPr/>
       </w:pPr>
-      <w:ins w:id="546" w:author="Unknown Author" w:date="2022-08-16T15:34:00Z">
+      <w:ins w:id="625" w:author="Unknown Author" w:date="2022-08-16T15:34:00Z">
         <w:r>
           <w:rPr/>
         </w:r>
@@ -9312,7 +10420,7 @@
         <w:contextualSpacing/>
         <w:rPr/>
       </w:pPr>
-      <w:ins w:id="548" w:author="Unknown Author" w:date="2022-08-16T15:34:00Z">
+      <w:ins w:id="627" w:author="Unknown Author" w:date="2022-08-16T15:34:00Z">
         <w:r>
           <w:rPr/>
         </w:r>
@@ -9325,7 +10433,7 @@
         <w:contextualSpacing/>
         <w:rPr/>
       </w:pPr>
-      <w:ins w:id="550" w:author="Unknown Author" w:date="2022-08-16T15:34:00Z">
+      <w:ins w:id="629" w:author="Unknown Author" w:date="2022-08-16T15:34:00Z">
         <w:r>
           <w:rPr>
             <w:rStyle w:val="InternetLink"/>
@@ -9341,7 +10449,7 @@
         <w:contextualSpacing/>
         <w:rPr/>
       </w:pPr>
-      <w:ins w:id="552" w:author="Unknown Author" w:date="2022-08-16T15:34:00Z">
+      <w:ins w:id="631" w:author="Unknown Author" w:date="2022-08-16T15:34:00Z">
         <w:r>
           <w:rPr/>
         </w:r>
@@ -9354,7 +10462,7 @@
         <w:contextualSpacing/>
         <w:rPr/>
       </w:pPr>
-      <w:ins w:id="554" w:author="Unknown Author" w:date="2022-08-16T15:34:00Z">
+      <w:ins w:id="633" w:author="Unknown Author" w:date="2022-08-16T15:34:00Z">
         <w:r>
           <w:rPr/>
         </w:r>
@@ -9367,7 +10475,7 @@
         <w:contextualSpacing/>
         <w:rPr/>
       </w:pPr>
-      <w:ins w:id="556" w:author="Unknown Author" w:date="2022-08-16T15:34:00Z">
+      <w:ins w:id="635" w:author="Unknown Author" w:date="2022-08-16T15:34:00Z">
         <w:r>
           <w:rPr/>
         </w:r>

--- a/documentation/RFSoc Eval Kit Notes.docx
+++ b/documentation/RFSoc Eval Kit Notes.docx
@@ -734,7 +734,7 @@
                   </pic:nvPicPr>
                   <pic:blipFill>
                     <a:blip r:embed="rId5"/>
-                    <a:srcRect l="31264" t="34274" r="14742" b="18597"/>
+                    <a:srcRect l="31268" t="34281" r="14742" b="18597"/>
                     <a:stretch>
                       <a:fillRect/>
                     </a:stretch>
@@ -3002,7 +3002,16 @@
       </w:pPr>
       <w:ins w:id="173" w:author="Unknown Author" w:date="2025-05-19T11:16:08Z">
         <w:r>
-          <w:rPr/>
+          <w:rPr>
+            <w:rFonts w:eastAsia="Calibri" w:cs="Liberation Mono" w:ascii="Liberation Mono" w:hAnsi="Liberation Mono"/>
+            <w:b w:val="false"/>
+            <w:bCs w:val="false"/>
+            <w:color w:val="auto"/>
+            <w:kern w:val="0"/>
+            <w:sz w:val="22"/>
+            <w:szCs w:val="22"/>
+            <w:lang w:val="en-US" w:eastAsia="en-US" w:bidi="ar-SA"/>
+          </w:rPr>
         </w:r>
       </w:ins>
     </w:p>
@@ -3030,6 +3039,22 @@
         </w:r>
       </w:ins>
       <w:ins w:id="176" w:author="Unknown Author" w:date="2025-05-19T11:16:08Z">
+        <w:r>
+          <w:rPr>
+            <w:rStyle w:val="SourceText"/>
+            <w:rFonts w:eastAsia="Calibri" w:cs="Liberation Mono" w:ascii="Liberation Mono" w:hAnsi="Liberation Mono"/>
+            <w:b w:val="false"/>
+            <w:bCs w:val="false"/>
+            <w:color w:val="auto"/>
+            <w:kern w:val="0"/>
+            <w:sz w:val="22"/>
+            <w:szCs w:val="22"/>
+            <w:lang w:val="en-US" w:eastAsia="en-US" w:bidi="ar-SA"/>
+          </w:rPr>
+          <w:t>p</w:t>
+        </w:r>
+      </w:ins>
+      <w:ins w:id="177" w:author="Unknown Author" w:date="2025-05-19T11:16:08Z">
         <w:r>
           <w:rPr>
             <w:rStyle w:val="SourceText"/>
@@ -3713,6 +3738,8 @@
         <w:spacing w:before="0" w:after="283"/>
         <w:rPr>
           <w:b w:val="false"/>
+          <w:b w:val="false"/>
+          <w:i w:val="false"/>
           <w:i w:val="false"/>
           <w:caps w:val="false"/>
           <w:smallCaps w:val="false"/>
@@ -3759,12 +3786,148 @@
           <w:sz w:val="22"/>
           <w:szCs w:val="22"/>
           <w:lang w:val="en-US" w:eastAsia="en-US" w:bidi="ar-SA"/>
-          <w:ins w:id="222" w:author="Unknown Author" w:date="2025-05-19T11:16:08Z"/>
-        </w:rPr>
-      </w:pPr>
-      <w:ins w:id="221" w:author="Unknown Author" w:date="2025-05-19T11:16:08Z">
-        <w:r>
-          <w:rPr/>
+          <w:ins w:id="224" w:author="Unknown Author" w:date="2025-07-24T09:16:37Z"/>
+        </w:rPr>
+      </w:pPr>
+      <w:ins w:id="221" w:author="Unknown Author" w:date="2025-07-24T09:16:37Z">
+        <w:r>
+          <w:rPr>
+            <w:rStyle w:val="SourceText"/>
+            <w:b w:val="false"/>
+            <w:bCs w:val="false"/>
+            <w:color w:val="auto"/>
+            <w:kern w:val="0"/>
+            <w:sz w:val="22"/>
+            <w:szCs w:val="22"/>
+            <w:lang w:val="en-US" w:eastAsia="en-US" w:bidi="ar-SA"/>
+          </w:rPr>
+          <w:t xml:space="preserve">Update </w:t>
+        </w:r>
+      </w:ins>
+      <w:ins w:id="222" w:author="Unknown Author" w:date="2025-07-24T09:16:37Z">
+        <w:r>
+          <w:rPr>
+            <w:rStyle w:val="SourceText"/>
+            <w:rFonts w:eastAsia="Calibri" w:cs="Liberation Mono" w:ascii="Liberation Mono" w:hAnsi="Liberation Mono"/>
+            <w:b w:val="false"/>
+            <w:bCs w:val="false"/>
+            <w:color w:val="auto"/>
+            <w:kern w:val="0"/>
+            <w:sz w:val="22"/>
+            <w:szCs w:val="22"/>
+            <w:lang w:val="en-US" w:eastAsia="en-US" w:bidi="ar-SA"/>
+          </w:rPr>
+          <w:t>p</w:t>
+        </w:r>
+      </w:ins>
+      <w:ins w:id="223" w:author="Unknown Author" w:date="2025-07-24T09:16:37Z">
+        <w:r>
+          <w:rPr>
+            <w:rStyle w:val="SourceText"/>
+            <w:rFonts w:eastAsia="Calibri"/>
+            <w:b w:val="false"/>
+            <w:bCs w:val="false"/>
+            <w:color w:val="auto"/>
+            <w:kern w:val="0"/>
+            <w:sz w:val="22"/>
+            <w:szCs w:val="22"/>
+            <w:lang w:val="en-US" w:eastAsia="en-US" w:bidi="ar-SA"/>
+          </w:rPr>
+          <w:t>roject-spec\meta-user\recipes-bsp\device-tree\files\system-user.dtsi</w:t>
+        </w:r>
+      </w:ins>
+    </w:p>
+    <w:p>
+      <w:pPr>
+        <w:pStyle w:val="PreformattedText"/>
+        <w:spacing w:lineRule="auto" w:line="240" w:before="0" w:after="160"/>
+        <w:contextualSpacing/>
+        <w:rPr>
+          <w:rFonts w:eastAsia="Calibri"/>
+          <w:b w:val="false"/>
+          <w:b w:val="false"/>
+          <w:bCs w:val="false"/>
+          <w:color w:val="auto"/>
+          <w:kern w:val="0"/>
+          <w:sz w:val="22"/>
+          <w:szCs w:val="22"/>
+          <w:lang w:val="en-US" w:eastAsia="en-US" w:bidi="ar-SA"/>
+          <w:ins w:id="226" w:author="Unknown Author" w:date="2025-07-24T09:16:37Z"/>
+        </w:rPr>
+      </w:pPr>
+      <w:ins w:id="225" w:author="Unknown Author" w:date="2025-07-24T09:16:37Z">
+        <w:r>
+          <w:rPr>
+            <w:rStyle w:val="SourceText"/>
+            <w:rFonts w:eastAsia="Liberation Mono" w:cs="Liberation Mono"/>
+            <w:b w:val="false"/>
+            <w:bCs w:val="false"/>
+            <w:i w:val="false"/>
+            <w:caps w:val="false"/>
+            <w:smallCaps w:val="false"/>
+            <w:strike w:val="false"/>
+            <w:dstrike w:val="false"/>
+            <w:color w:val="000000"/>
+            <w:kern w:val="0"/>
+            <w:sz w:val="20"/>
+            <w:szCs w:val="20"/>
+            <w:highlight w:val="white"/>
+            <w:highlight w:val="white"/>
+            <w:u w:val="none"/>
+            <w:effect w:val="none"/>
+            <w:lang w:val="en-US" w:eastAsia="en-US" w:bidi="ar-SA"/>
+          </w:rPr>
+          <w:t>bootargs = "earlycon clk_ignore_unused   uio_pdrv_genirq.of_id=generic-uio root=/dev/mmcblk0p2 rw rootwait";</w:t>
+        </w:r>
+      </w:ins>
+    </w:p>
+    <w:p>
+      <w:pPr>
+        <w:pStyle w:val="TextBody"/>
+        <w:spacing w:lineRule="auto" w:line="240" w:before="0" w:after="160"/>
+        <w:contextualSpacing/>
+        <w:rPr>
+          <w:rFonts w:ascii="Liberation Mono" w:hAnsi="Liberation Mono" w:eastAsia="Liberation Mono" w:cs="Liberation Mono"/>
+          <w:b w:val="false"/>
+          <w:b w:val="false"/>
+          <w:bCs w:val="false"/>
+          <w:i w:val="false"/>
+          <w:i w:val="false"/>
+          <w:caps w:val="false"/>
+          <w:smallCaps w:val="false"/>
+          <w:strike w:val="false"/>
+          <w:dstrike w:val="false"/>
+          <w:color w:val="000000"/>
+          <w:kern w:val="0"/>
+          <w:sz w:val="20"/>
+          <w:szCs w:val="20"/>
+          <w:highlight w:val="white"/>
+          <w:u w:val="none"/>
+          <w:effect w:val="none"/>
+          <w:lang w:val="en-US" w:eastAsia="en-US" w:bidi="ar-SA"/>
+          <w:ins w:id="228" w:author="Unknown Author" w:date="2025-05-19T11:16:08Z"/>
+        </w:rPr>
+      </w:pPr>
+      <w:ins w:id="227" w:author="Unknown Author" w:date="2025-05-19T11:16:08Z">
+        <w:r>
+          <w:rPr>
+            <w:rFonts w:eastAsia="Liberation Mono" w:cs="Liberation Mono" w:ascii="Liberation Mono" w:hAnsi="Liberation Mono"/>
+            <w:b w:val="false"/>
+            <w:bCs w:val="false"/>
+            <w:i w:val="false"/>
+            <w:caps w:val="false"/>
+            <w:smallCaps w:val="false"/>
+            <w:strike w:val="false"/>
+            <w:dstrike w:val="false"/>
+            <w:color w:val="000000"/>
+            <w:kern w:val="0"/>
+            <w:sz w:val="20"/>
+            <w:szCs w:val="20"/>
+            <w:highlight w:val="white"/>
+            <w:u w:val="none"/>
+            <w:effect w:val="none"/>
+            <w:lang w:val="en-US" w:eastAsia="en-US" w:bidi="ar-SA"/>
+          </w:rPr>
         </w:r>
       </w:ins>
     </w:p>
@@ -3784,12 +3947,57 @@
           <w:sz w:val="22"/>
           <w:szCs w:val="22"/>
           <w:lang w:val="en-US" w:eastAsia="en-US" w:bidi="ar-SA"/>
-          <w:ins w:id="224" w:author="Unknown Author" w:date="2025-05-19T11:16:08Z"/>
-        </w:rPr>
-      </w:pPr>
-      <w:ins w:id="223" w:author="Unknown Author" w:date="2025-05-19T11:16:08Z">
-        <w:r>
-          <w:rPr/>
+          <w:ins w:id="230" w:author="Unknown Author" w:date="2025-05-19T11:16:08Z"/>
+        </w:rPr>
+      </w:pPr>
+      <w:ins w:id="229" w:author="Unknown Author" w:date="2025-05-19T11:16:08Z">
+        <w:r>
+          <w:rPr>
+            <w:rStyle w:val="SourceText"/>
+            <w:b w:val="false"/>
+            <w:bCs w:val="false"/>
+            <w:color w:val="auto"/>
+            <w:kern w:val="0"/>
+            <w:sz w:val="22"/>
+            <w:szCs w:val="22"/>
+            <w:lang w:val="en-US" w:eastAsia="en-US" w:bidi="ar-SA"/>
+          </w:rPr>
+          <w:t>Change Image Packaging Configuration to EXT4:</w:t>
+        </w:r>
+      </w:ins>
+    </w:p>
+    <w:p>
+      <w:pPr>
+        <w:pStyle w:val="TextBody"/>
+        <w:spacing w:lineRule="auto" w:line="240" w:before="0" w:after="160"/>
+        <w:contextualSpacing/>
+        <w:rPr>
+          <w:rStyle w:val="SourceText"/>
+          <w:rFonts w:eastAsia="Calibri"/>
+          <w:b w:val="false"/>
+          <w:b w:val="false"/>
+          <w:bCs w:val="false"/>
+          <w:color w:val="auto"/>
+          <w:kern w:val="0"/>
+          <w:sz w:val="22"/>
+          <w:szCs w:val="22"/>
+          <w:lang w:val="en-US" w:eastAsia="en-US" w:bidi="ar-SA"/>
+          <w:ins w:id="232" w:author="Unknown Author" w:date="2025-05-19T11:16:08Z"/>
+        </w:rPr>
+      </w:pPr>
+      <w:ins w:id="231" w:author="Unknown Author" w:date="2025-05-19T11:16:08Z">
+        <w:r>
+          <w:rPr>
+            <w:rStyle w:val="SourceText"/>
+            <w:b w:val="false"/>
+            <w:bCs w:val="false"/>
+            <w:color w:val="auto"/>
+            <w:kern w:val="0"/>
+            <w:sz w:val="22"/>
+            <w:szCs w:val="22"/>
+            <w:lang w:val="en-US" w:eastAsia="en-US" w:bidi="ar-SA"/>
+          </w:rPr>
+          <w:t>petalinux-config -&gt;  Image Packaging Configuration -&gt; Root filesystem type -&gt; EXT4</w:t>
         </w:r>
       </w:ins>
     </w:p>
@@ -3809,10 +4017,10 @@
           <w:sz w:val="22"/>
           <w:szCs w:val="22"/>
           <w:lang w:val="en-US" w:eastAsia="en-US" w:bidi="ar-SA"/>
-          <w:ins w:id="226" w:author="Unknown Author" w:date="2025-05-19T11:16:08Z"/>
-        </w:rPr>
-      </w:pPr>
-      <w:ins w:id="225" w:author="Unknown Author" w:date="2025-05-19T11:16:08Z">
+          <w:ins w:id="234" w:author="Unknown Author" w:date="2025-05-19T11:16:08Z"/>
+        </w:rPr>
+      </w:pPr>
+      <w:ins w:id="233" w:author="Unknown Author" w:date="2025-05-19T11:16:08Z">
         <w:r>
           <w:rPr>
             <w:rFonts w:eastAsia="Calibri" w:cs="Liberation Mono" w:ascii="Liberation Mono" w:hAnsi="Liberation Mono"/>
@@ -3843,10 +4051,10 @@
           <w:sz w:val="22"/>
           <w:szCs w:val="22"/>
           <w:lang w:val="en-US" w:eastAsia="en-US" w:bidi="ar-SA"/>
-          <w:ins w:id="228" w:author="Unknown Author" w:date="2025-05-19T11:16:08Z"/>
-        </w:rPr>
-      </w:pPr>
-      <w:ins w:id="227" w:author="Unknown Author" w:date="2025-05-19T11:16:08Z">
+          <w:ins w:id="236" w:author="Unknown Author" w:date="2025-05-19T11:16:08Z"/>
+        </w:rPr>
+      </w:pPr>
+      <w:ins w:id="235" w:author="Unknown Author" w:date="2025-05-19T11:16:08Z">
         <w:r>
           <w:rPr>
             <w:rFonts w:eastAsia="Calibri" w:cs="Liberation Mono" w:ascii="Liberation Mono" w:hAnsi="Liberation Mono"/>
@@ -4154,7 +4362,7 @@
         <w:contextualSpacing/>
         <w:rPr/>
       </w:pPr>
-      <w:ins w:id="229" w:author="Unknown Author" w:date="2023-03-01T13:25:00Z">
+      <w:ins w:id="237" w:author="Unknown Author" w:date="2023-03-01T13:25:00Z">
         <w:r>
           <w:rPr>
             <w:rStyle w:val="Emphasis"/>
@@ -4172,7 +4380,7 @@
         <w:contextualSpacing/>
         <w:rPr/>
       </w:pPr>
-      <w:ins w:id="230" w:author="Unknown Author" w:date="2023-03-03T13:28:00Z">
+      <w:ins w:id="238" w:author="Unknown Author" w:date="2023-03-03T13:28:00Z">
         <w:r>
           <w:rPr>
             <w:rStyle w:val="Emphasis"/>
@@ -4315,7 +4523,7 @@
         </w:rPr>
         <w:t xml:space="preserve">petalinux-package --boot </w:t>
       </w:r>
-      <w:ins w:id="231" w:author="Unknown Author" w:date="2025-01-23T08:48:30Z">
+      <w:ins w:id="239" w:author="Unknown Author" w:date="2025-01-23T08:48:30Z">
         <w:r>
           <w:rPr>
             <w:rStyle w:val="Emphasis"/>
@@ -4333,7 +4541,7 @@
         </w:rPr>
         <w:t>u-boot</w:t>
       </w:r>
-      <w:ins w:id="232" w:author="Unknown Author" w:date="2025-01-23T08:45:09Z">
+      <w:ins w:id="240" w:author="Unknown Author" w:date="2025-01-23T08:45:09Z">
         <w:r>
           <w:rPr>
             <w:rStyle w:val="Emphasis"/>
@@ -4425,7 +4633,7 @@
         </w:rPr>
         <w:t>Flash the new rootfs.ext4 onto t</w:t>
       </w:r>
-      <w:ins w:id="233" w:author="Unknown Author" w:date="2025-01-23T14:12:56Z">
+      <w:ins w:id="241" w:author="Unknown Author" w:date="2025-01-23T14:12:56Z">
         <w:r>
           <w:rPr>
             <w:rStyle w:val="Emphasis"/>
@@ -4451,7 +4659,7 @@
         <w:contextualSpacing/>
         <w:rPr/>
       </w:pPr>
-      <w:ins w:id="234" w:author="Unknown Author" w:date="2025-01-23T13:15:12Z">
+      <w:ins w:id="242" w:author="Unknown Author" w:date="2025-01-23T13:15:12Z">
         <w:r>
           <w:rPr>
             <w:rStyle w:val="Emphasis"/>
@@ -4485,13 +4693,13 @@
         <w:contextualSpacing/>
         <w:rPr>
           <w:rStyle w:val="Emphasis"/>
-          <w:ins w:id="236" w:author="Unknown Author" w:date="2025-01-23T13:15:07Z"/>
-          <w:i w:val="false"/>
-          <w:i w:val="false"/>
-          <w:iCs w:val="false"/>
-        </w:rPr>
-      </w:pPr>
-      <w:ins w:id="235" w:author="Unknown Author" w:date="2025-01-23T13:15:07Z">
+          <w:ins w:id="244" w:author="Unknown Author" w:date="2025-01-23T13:15:07Z"/>
+          <w:i w:val="false"/>
+          <w:i w:val="false"/>
+          <w:iCs w:val="false"/>
+        </w:rPr>
+      </w:pPr>
+      <w:ins w:id="243" w:author="Unknown Author" w:date="2025-01-23T13:15:07Z">
         <w:r>
           <w:rPr>
             <w:i w:val="false"/>
@@ -4507,7 +4715,7 @@
         <w:contextualSpacing/>
         <w:rPr/>
       </w:pPr>
-      <w:ins w:id="237" w:author="Unknown Author" w:date="2025-01-23T13:15:07Z">
+      <w:ins w:id="245" w:author="Unknown Author" w:date="2025-01-23T13:15:07Z">
         <w:r>
           <w:rPr>
             <w:rStyle w:val="Emphasis"/>
@@ -4525,7 +4733,7 @@
         <w:contextualSpacing/>
         <w:rPr/>
       </w:pPr>
-      <w:ins w:id="239" w:author="Unknown Author" w:date="2025-01-23T13:15:07Z">
+      <w:ins w:id="247" w:author="Unknown Author" w:date="2025-01-23T13:15:07Z">
         <w:r>
           <w:rPr>
             <w:rStyle w:val="Emphasis"/>
@@ -4543,7 +4751,7 @@
         <w:contextualSpacing/>
         <w:rPr/>
       </w:pPr>
-      <w:ins w:id="240" w:author="Unknown Author" w:date="2025-01-15T16:13:16Z">
+      <w:ins w:id="248" w:author="Unknown Author" w:date="2025-01-15T16:13:16Z">
         <w:r>
           <w:rPr>
             <w:rStyle w:val="Emphasis"/>
@@ -4553,7 +4761,7 @@
           <w:t>sudo dd if=images/linux/rootfs.ext4 of=/dev/s</w:t>
         </w:r>
       </w:ins>
-      <w:ins w:id="241" w:author="Unknown Author" w:date="2025-01-21T16:31:21Z">
+      <w:ins w:id="249" w:author="Unknown Author" w:date="2025-01-21T16:31:21Z">
         <w:r>
           <w:rPr>
             <w:rStyle w:val="Emphasis"/>
@@ -4591,10 +4799,10 @@
           <w:i w:val="false"/>
           <w:i w:val="false"/>
           <w:iCs w:val="false"/>
-          <w:ins w:id="243" w:author="Unknown Author" w:date="2025-01-23T14:13:01Z"/>
-        </w:rPr>
-      </w:pPr>
-      <w:ins w:id="242" w:author="Unknown Author" w:date="2025-01-23T14:13:01Z">
+          <w:ins w:id="251" w:author="Unknown Author" w:date="2025-01-23T14:13:01Z"/>
+        </w:rPr>
+      </w:pPr>
+      <w:ins w:id="250" w:author="Unknown Author" w:date="2025-01-23T14:13:01Z">
         <w:r>
           <w:rPr>
             <w:i w:val="false"/>
@@ -4612,10 +4820,10 @@
           <w:i w:val="false"/>
           <w:i w:val="false"/>
           <w:iCs w:val="false"/>
-          <w:ins w:id="245" w:author="Unknown Author" w:date="2025-01-23T14:13:01Z"/>
-        </w:rPr>
-      </w:pPr>
-      <w:ins w:id="244" w:author="Unknown Author" w:date="2025-01-23T14:13:01Z">
+          <w:ins w:id="253" w:author="Unknown Author" w:date="2025-01-23T14:13:01Z"/>
+        </w:rPr>
+      </w:pPr>
+      <w:ins w:id="252" w:author="Unknown Author" w:date="2025-01-23T14:13:01Z">
         <w:r>
           <w:rPr>
             <w:i w:val="false"/>
@@ -4902,7 +5110,7 @@
         <w:contextualSpacing/>
         <w:rPr/>
       </w:pPr>
-      <w:ins w:id="246" w:author="Unknown Author" w:date="2025-01-15T13:52:59Z">
+      <w:ins w:id="254" w:author="Unknown Author" w:date="2025-01-15T13:52:59Z">
         <w:r>
           <w:rPr/>
           <w:t>Onboard SD Card reader: mmcblk0p</w:t>
@@ -4916,7 +5124,7 @@
         <w:contextualSpacing/>
         <w:rPr/>
       </w:pPr>
-      <w:ins w:id="248" w:author="Unknown Author" w:date="2025-01-15T13:52:59Z">
+      <w:ins w:id="256" w:author="Unknown Author" w:date="2025-01-15T13:52:59Z">
         <w:r>
           <w:rPr/>
           <w:t>USB SD Card reader: sda</w:t>
@@ -5666,7 +5874,7 @@
           <w:i w:val="false"/>
           <w:i w:val="false"/>
           <w:iCs w:val="false"/>
-          <w:del w:id="249" w:author="Unknown Author" w:date="2022-08-16T15:32:00Z"/>
+          <w:del w:id="257" w:author="Unknown Author" w:date="2022-08-16T15:32:00Z"/>
         </w:rPr>
       </w:pPr>
       <w:r>
@@ -5687,10 +5895,10 @@
           <w:i w:val="false"/>
           <w:i w:val="false"/>
           <w:iCs w:val="false"/>
-          <w:ins w:id="251" w:author="Unknown Author" w:date="2022-08-16T15:32:00Z"/>
-        </w:rPr>
-      </w:pPr>
-      <w:ins w:id="250" w:author="Unknown Author" w:date="2022-08-16T15:32:00Z">
+          <w:ins w:id="259" w:author="Unknown Author" w:date="2022-08-16T15:32:00Z"/>
+        </w:rPr>
+      </w:pPr>
+      <w:ins w:id="258" w:author="Unknown Author" w:date="2022-08-16T15:32:00Z">
         <w:r>
           <w:rPr>
             <w:i w:val="false"/>
@@ -5711,12 +5919,12 @@
           <w:b/>
           <w:b/>
           <w:bCs/>
-          <w:ins w:id="253" w:author="Unknown Author" w:date="2022-08-16T15:32:00Z"/>
+          <w:ins w:id="261" w:author="Unknown Author" w:date="2022-08-16T15:32:00Z"/>
           <w:sz w:val="26"/>
           <w:szCs w:val="26"/>
         </w:rPr>
       </w:pPr>
-      <w:ins w:id="252" w:author="Unknown Author" w:date="2022-08-16T15:32:00Z">
+      <w:ins w:id="260" w:author="Unknown Author" w:date="2022-08-16T15:32:00Z">
         <w:r>
           <w:rPr>
             <w:b/>
@@ -5735,7 +5943,7 @@
         <w:contextualSpacing/>
         <w:rPr/>
       </w:pPr>
-      <w:ins w:id="254" w:author="Unknown Author" w:date="2022-08-16T15:32:00Z">
+      <w:ins w:id="262" w:author="Unknown Author" w:date="2022-08-16T15:32:00Z">
         <w:r>
           <w:rPr/>
         </w:r>
@@ -5748,7 +5956,7 @@
         <w:contextualSpacing/>
         <w:rPr/>
       </w:pPr>
-      <w:ins w:id="256" w:author="Unknown Author" w:date="2022-08-16T15:32:00Z">
+      <w:ins w:id="264" w:author="Unknown Author" w:date="2022-08-16T15:32:00Z">
         <w:r>
           <w:rPr/>
           <w:t xml:space="preserve">Run:  </w:t>
@@ -5764,10 +5972,10 @@
           <w:i/>
           <w:i/>
           <w:iCs/>
-          <w:ins w:id="259" w:author="Unknown Author" w:date="2022-08-16T15:32:00Z"/>
-        </w:rPr>
-      </w:pPr>
-      <w:ins w:id="258" w:author="Unknown Author" w:date="2022-08-16T15:32:00Z">
+          <w:ins w:id="267" w:author="Unknown Author" w:date="2022-08-16T15:32:00Z"/>
+        </w:rPr>
+      </w:pPr>
+      <w:ins w:id="266" w:author="Unknown Author" w:date="2022-08-16T15:32:00Z">
         <w:r>
           <w:rPr>
             <w:i/>
@@ -5784,7 +5992,7 @@
         <w:contextualSpacing/>
         <w:rPr/>
       </w:pPr>
-      <w:ins w:id="260" w:author="Unknown Author" w:date="2022-08-16T15:32:00Z">
+      <w:ins w:id="268" w:author="Unknown Author" w:date="2022-08-16T15:32:00Z">
         <w:r>
           <w:rPr/>
         </w:r>
@@ -5797,7 +6005,7 @@
         <w:contextualSpacing/>
         <w:rPr/>
       </w:pPr>
-      <w:ins w:id="262" w:author="Unknown Author" w:date="2022-08-16T15:32:00Z">
+      <w:ins w:id="270" w:author="Unknown Author" w:date="2022-08-16T15:32:00Z">
         <w:r>
           <w:rPr/>
           <w:t>Edit myapp-init.bb</w:t>
@@ -5811,13 +6019,13 @@
         <w:contextualSpacing/>
         <w:rPr/>
       </w:pPr>
-      <w:ins w:id="264" w:author="Unknown Author" w:date="2022-08-16T15:32:00Z">
+      <w:ins w:id="272" w:author="Unknown Author" w:date="2022-08-16T15:32:00Z">
         <w:r>
           <w:rPr/>
           <w:tab/>
         </w:r>
       </w:ins>
-      <w:ins w:id="265" w:author="Unknown Author" w:date="2022-08-16T15:32:00Z">
+      <w:ins w:id="273" w:author="Unknown Author" w:date="2022-08-16T15:32:00Z">
         <w:r>
           <w:rPr>
             <w:i/>
@@ -5836,10 +6044,10 @@
           <w:i/>
           <w:i/>
           <w:iCs/>
-          <w:ins w:id="268" w:author="Unknown Author" w:date="2022-08-16T15:32:00Z"/>
-        </w:rPr>
-      </w:pPr>
-      <w:ins w:id="267" w:author="Unknown Author" w:date="2022-08-16T15:32:00Z">
+          <w:ins w:id="276" w:author="Unknown Author" w:date="2022-08-16T15:32:00Z"/>
+        </w:rPr>
+      </w:pPr>
+      <w:ins w:id="275" w:author="Unknown Author" w:date="2022-08-16T15:32:00Z">
         <w:r>
           <w:rPr>
             <w:i/>
@@ -5859,10 +6067,10 @@
           <w:i/>
           <w:i/>
           <w:iCs/>
-          <w:ins w:id="270" w:author="Unknown Author" w:date="2022-08-16T15:32:00Z"/>
-        </w:rPr>
-      </w:pPr>
-      <w:ins w:id="269" w:author="Unknown Author" w:date="2022-08-16T15:32:00Z">
+          <w:ins w:id="278" w:author="Unknown Author" w:date="2022-08-16T15:32:00Z"/>
+        </w:rPr>
+      </w:pPr>
+      <w:ins w:id="277" w:author="Unknown Author" w:date="2022-08-16T15:32:00Z">
         <w:r>
           <w:rPr>
             <w:i/>
@@ -5882,10 +6090,10 @@
           <w:i/>
           <w:i/>
           <w:iCs/>
-          <w:ins w:id="272" w:author="Unknown Author" w:date="2022-08-16T15:32:00Z"/>
-        </w:rPr>
-      </w:pPr>
-      <w:ins w:id="271" w:author="Unknown Author" w:date="2022-08-16T15:32:00Z">
+          <w:ins w:id="280" w:author="Unknown Author" w:date="2022-08-16T15:32:00Z"/>
+        </w:rPr>
+      </w:pPr>
+      <w:ins w:id="279" w:author="Unknown Author" w:date="2022-08-16T15:32:00Z">
         <w:r>
           <w:rPr>
             <w:i/>
@@ -5903,10 +6111,10 @@
           <w:i/>
           <w:i/>
           <w:iCs/>
-          <w:ins w:id="274" w:author="Unknown Author" w:date="2022-08-16T15:32:00Z"/>
-        </w:rPr>
-      </w:pPr>
-      <w:ins w:id="273" w:author="Unknown Author" w:date="2022-08-16T15:32:00Z">
+          <w:ins w:id="282" w:author="Unknown Author" w:date="2022-08-16T15:32:00Z"/>
+        </w:rPr>
+      </w:pPr>
+      <w:ins w:id="281" w:author="Unknown Author" w:date="2022-08-16T15:32:00Z">
         <w:r>
           <w:rPr>
             <w:i/>
@@ -5926,10 +6134,10 @@
           <w:i/>
           <w:i/>
           <w:iCs/>
-          <w:ins w:id="276" w:author="Unknown Author" w:date="2022-08-16T15:32:00Z"/>
-        </w:rPr>
-      </w:pPr>
-      <w:ins w:id="275" w:author="Unknown Author" w:date="2022-08-16T15:32:00Z">
+          <w:ins w:id="284" w:author="Unknown Author" w:date="2022-08-16T15:32:00Z"/>
+        </w:rPr>
+      </w:pPr>
+      <w:ins w:id="283" w:author="Unknown Author" w:date="2022-08-16T15:32:00Z">
         <w:r>
           <w:rPr>
             <w:i/>
@@ -5949,10 +6157,10 @@
           <w:i/>
           <w:i/>
           <w:iCs/>
-          <w:ins w:id="278" w:author="Unknown Author" w:date="2022-08-16T15:32:00Z"/>
-        </w:rPr>
-      </w:pPr>
-      <w:ins w:id="277" w:author="Unknown Author" w:date="2022-08-16T15:32:00Z">
+          <w:ins w:id="286" w:author="Unknown Author" w:date="2022-08-16T15:32:00Z"/>
+        </w:rPr>
+      </w:pPr>
+      <w:ins w:id="285" w:author="Unknown Author" w:date="2022-08-16T15:32:00Z">
         <w:r>
           <w:rPr>
             <w:i/>
@@ -5972,10 +6180,10 @@
           <w:i/>
           <w:i/>
           <w:iCs/>
-          <w:ins w:id="280" w:author="Unknown Author" w:date="2022-08-16T15:32:00Z"/>
-        </w:rPr>
-      </w:pPr>
-      <w:ins w:id="279" w:author="Unknown Author" w:date="2022-08-16T15:32:00Z">
+          <w:ins w:id="288" w:author="Unknown Author" w:date="2022-08-16T15:32:00Z"/>
+        </w:rPr>
+      </w:pPr>
+      <w:ins w:id="287" w:author="Unknown Author" w:date="2022-08-16T15:32:00Z">
         <w:r>
           <w:rPr>
             <w:i/>
@@ -5997,10 +6205,10 @@
           <w:i/>
           <w:i/>
           <w:iCs/>
-          <w:ins w:id="282" w:author="Unknown Author" w:date="2022-08-16T15:32:00Z"/>
-        </w:rPr>
-      </w:pPr>
-      <w:ins w:id="281" w:author="Unknown Author" w:date="2022-08-16T15:32:00Z">
+          <w:ins w:id="290" w:author="Unknown Author" w:date="2022-08-16T15:32:00Z"/>
+        </w:rPr>
+      </w:pPr>
+      <w:ins w:id="289" w:author="Unknown Author" w:date="2022-08-16T15:32:00Z">
         <w:r>
           <w:rPr>
             <w:i/>
@@ -6018,10 +6226,10 @@
           <w:i/>
           <w:i/>
           <w:iCs/>
-          <w:ins w:id="284" w:author="Unknown Author" w:date="2022-08-16T15:32:00Z"/>
-        </w:rPr>
-      </w:pPr>
-      <w:ins w:id="283" w:author="Unknown Author" w:date="2022-08-16T15:32:00Z">
+          <w:ins w:id="292" w:author="Unknown Author" w:date="2022-08-16T15:32:00Z"/>
+        </w:rPr>
+      </w:pPr>
+      <w:ins w:id="291" w:author="Unknown Author" w:date="2022-08-16T15:32:00Z">
         <w:r>
           <w:rPr>
             <w:i/>
@@ -6041,10 +6249,10 @@
           <w:i/>
           <w:i/>
           <w:iCs/>
-          <w:ins w:id="286" w:author="Unknown Author" w:date="2022-08-16T15:32:00Z"/>
-        </w:rPr>
-      </w:pPr>
-      <w:ins w:id="285" w:author="Unknown Author" w:date="2022-08-16T15:32:00Z">
+          <w:ins w:id="294" w:author="Unknown Author" w:date="2022-08-16T15:32:00Z"/>
+        </w:rPr>
+      </w:pPr>
+      <w:ins w:id="293" w:author="Unknown Author" w:date="2022-08-16T15:32:00Z">
         <w:r>
           <w:rPr>
             <w:i/>
@@ -6064,10 +6272,10 @@
           <w:i/>
           <w:i/>
           <w:iCs/>
-          <w:ins w:id="288" w:author="Unknown Author" w:date="2022-08-16T15:32:00Z"/>
-        </w:rPr>
-      </w:pPr>
-      <w:ins w:id="287" w:author="Unknown Author" w:date="2022-08-16T15:32:00Z">
+          <w:ins w:id="296" w:author="Unknown Author" w:date="2022-08-16T15:32:00Z"/>
+        </w:rPr>
+      </w:pPr>
+      <w:ins w:id="295" w:author="Unknown Author" w:date="2022-08-16T15:32:00Z">
         <w:r>
           <w:rPr>
             <w:i/>
@@ -6085,10 +6293,10 @@
           <w:i/>
           <w:i/>
           <w:iCs/>
-          <w:ins w:id="290" w:author="Unknown Author" w:date="2022-08-16T15:32:00Z"/>
-        </w:rPr>
-      </w:pPr>
-      <w:ins w:id="289" w:author="Unknown Author" w:date="2022-08-16T15:32:00Z">
+          <w:ins w:id="298" w:author="Unknown Author" w:date="2022-08-16T15:32:00Z"/>
+        </w:rPr>
+      </w:pPr>
+      <w:ins w:id="297" w:author="Unknown Author" w:date="2022-08-16T15:32:00Z">
         <w:r>
           <w:rPr>
             <w:i/>
@@ -6108,10 +6316,10 @@
           <w:i/>
           <w:i/>
           <w:iCs/>
-          <w:ins w:id="292" w:author="Unknown Author" w:date="2022-08-16T15:32:00Z"/>
-        </w:rPr>
-      </w:pPr>
-      <w:ins w:id="291" w:author="Unknown Author" w:date="2022-08-16T15:32:00Z">
+          <w:ins w:id="300" w:author="Unknown Author" w:date="2022-08-16T15:32:00Z"/>
+        </w:rPr>
+      </w:pPr>
+      <w:ins w:id="299" w:author="Unknown Author" w:date="2022-08-16T15:32:00Z">
         <w:r>
           <w:rPr>
             <w:i/>
@@ -6129,10 +6337,10 @@
           <w:i/>
           <w:i/>
           <w:iCs/>
-          <w:ins w:id="296" w:author="Unknown Author" w:date="2022-08-16T15:32:00Z"/>
-        </w:rPr>
-      </w:pPr>
-      <w:ins w:id="293" w:author="Unknown Author" w:date="2022-08-16T15:32:00Z">
+          <w:ins w:id="304" w:author="Unknown Author" w:date="2022-08-16T15:32:00Z"/>
+        </w:rPr>
+      </w:pPr>
+      <w:ins w:id="301" w:author="Unknown Author" w:date="2022-08-16T15:32:00Z">
         <w:r>
           <w:rPr>
             <w:i/>
@@ -6142,7 +6350,7 @@
           <w:t>FILESEXTRAPATHS</w:t>
         </w:r>
       </w:ins>
-      <w:ins w:id="294" w:author="Unknown Author" w:date="2025-01-23T14:13:14Z">
+      <w:ins w:id="302" w:author="Unknown Author" w:date="2025-01-23T14:13:14Z">
         <w:r>
           <w:rPr>
             <w:i/>
@@ -6151,7 +6359,7 @@
           <w:t>:</w:t>
         </w:r>
       </w:ins>
-      <w:ins w:id="295" w:author="Unknown Author" w:date="2022-08-16T15:32:00Z">
+      <w:ins w:id="303" w:author="Unknown Author" w:date="2022-08-16T15:32:00Z">
         <w:r>
           <w:rPr>
             <w:i/>
@@ -6170,10 +6378,10 @@
           <w:i/>
           <w:i/>
           <w:iCs/>
-          <w:ins w:id="298" w:author="Unknown Author" w:date="2022-08-16T15:32:00Z"/>
-        </w:rPr>
-      </w:pPr>
-      <w:ins w:id="297" w:author="Unknown Author" w:date="2022-08-16T15:32:00Z">
+          <w:ins w:id="306" w:author="Unknown Author" w:date="2022-08-16T15:32:00Z"/>
+        </w:rPr>
+      </w:pPr>
+      <w:ins w:id="305" w:author="Unknown Author" w:date="2022-08-16T15:32:00Z">
         <w:r>
           <w:rPr>
             <w:i/>
@@ -6191,10 +6399,10 @@
           <w:i/>
           <w:i/>
           <w:iCs/>
-          <w:ins w:id="300" w:author="Unknown Author" w:date="2022-08-16T15:32:00Z"/>
-        </w:rPr>
-      </w:pPr>
-      <w:ins w:id="299" w:author="Unknown Author" w:date="2022-08-16T15:32:00Z">
+          <w:ins w:id="308" w:author="Unknown Author" w:date="2022-08-16T15:32:00Z"/>
+        </w:rPr>
+      </w:pPr>
+      <w:ins w:id="307" w:author="Unknown Author" w:date="2022-08-16T15:32:00Z">
         <w:r>
           <w:rPr>
             <w:i/>
@@ -6214,10 +6422,10 @@
           <w:i/>
           <w:i/>
           <w:iCs/>
-          <w:ins w:id="302" w:author="Unknown Author" w:date="2022-08-16T15:32:00Z"/>
-        </w:rPr>
-      </w:pPr>
-      <w:ins w:id="301" w:author="Unknown Author" w:date="2022-08-16T15:32:00Z">
+          <w:ins w:id="310" w:author="Unknown Author" w:date="2022-08-16T15:32:00Z"/>
+        </w:rPr>
+      </w:pPr>
+      <w:ins w:id="309" w:author="Unknown Author" w:date="2022-08-16T15:32:00Z">
         <w:r>
           <w:rPr>
             <w:i/>
@@ -6235,10 +6443,10 @@
           <w:i/>
           <w:i/>
           <w:iCs/>
-          <w:ins w:id="304" w:author="Unknown Author" w:date="2022-08-16T15:32:00Z"/>
-        </w:rPr>
-      </w:pPr>
-      <w:ins w:id="303" w:author="Unknown Author" w:date="2022-08-16T15:32:00Z">
+          <w:ins w:id="312" w:author="Unknown Author" w:date="2022-08-16T15:32:00Z"/>
+        </w:rPr>
+      </w:pPr>
+      <w:ins w:id="311" w:author="Unknown Author" w:date="2022-08-16T15:32:00Z">
         <w:r>
           <w:rPr>
             <w:i/>
@@ -6258,10 +6466,10 @@
           <w:i/>
           <w:i/>
           <w:iCs/>
-          <w:ins w:id="306" w:author="Unknown Author" w:date="2022-08-16T15:32:00Z"/>
-        </w:rPr>
-      </w:pPr>
-      <w:ins w:id="305" w:author="Unknown Author" w:date="2022-08-16T15:32:00Z">
+          <w:ins w:id="314" w:author="Unknown Author" w:date="2022-08-16T15:32:00Z"/>
+        </w:rPr>
+      </w:pPr>
+      <w:ins w:id="313" w:author="Unknown Author" w:date="2022-08-16T15:32:00Z">
         <w:r>
           <w:rPr>
             <w:i/>
@@ -6281,10 +6489,10 @@
           <w:i/>
           <w:i/>
           <w:iCs/>
-          <w:ins w:id="308" w:author="Unknown Author" w:date="2022-08-16T15:32:00Z"/>
-        </w:rPr>
-      </w:pPr>
-      <w:ins w:id="307" w:author="Unknown Author" w:date="2022-08-16T15:32:00Z">
+          <w:ins w:id="316" w:author="Unknown Author" w:date="2022-08-16T15:32:00Z"/>
+        </w:rPr>
+      </w:pPr>
+      <w:ins w:id="315" w:author="Unknown Author" w:date="2022-08-16T15:32:00Z">
         <w:r>
           <w:rPr>
             <w:i/>
@@ -6302,10 +6510,10 @@
           <w:i/>
           <w:i/>
           <w:iCs/>
-          <w:ins w:id="310" w:author="Unknown Author" w:date="2022-08-16T15:32:00Z"/>
-        </w:rPr>
-      </w:pPr>
-      <w:ins w:id="309" w:author="Unknown Author" w:date="2022-08-16T15:32:00Z">
+          <w:ins w:id="318" w:author="Unknown Author" w:date="2022-08-16T15:32:00Z"/>
+        </w:rPr>
+      </w:pPr>
+      <w:ins w:id="317" w:author="Unknown Author" w:date="2022-08-16T15:32:00Z">
         <w:r>
           <w:rPr>
             <w:i/>
@@ -6325,10 +6533,10 @@
           <w:i/>
           <w:i/>
           <w:iCs/>
-          <w:ins w:id="312" w:author="Unknown Author" w:date="2022-08-16T15:32:00Z"/>
-        </w:rPr>
-      </w:pPr>
-      <w:ins w:id="311" w:author="Unknown Author" w:date="2022-08-16T15:32:00Z">
+          <w:ins w:id="320" w:author="Unknown Author" w:date="2022-08-16T15:32:00Z"/>
+        </w:rPr>
+      </w:pPr>
+      <w:ins w:id="319" w:author="Unknown Author" w:date="2022-08-16T15:32:00Z">
         <w:r>
           <w:rPr>
             <w:i/>
@@ -6349,10 +6557,10 @@
           <w:i/>
           <w:i/>
           <w:iCs/>
-          <w:ins w:id="314" w:author="Unknown Author" w:date="2022-08-16T15:32:00Z"/>
-        </w:rPr>
-      </w:pPr>
-      <w:ins w:id="313" w:author="Unknown Author" w:date="2022-08-16T15:32:00Z">
+          <w:ins w:id="322" w:author="Unknown Author" w:date="2022-08-16T15:32:00Z"/>
+        </w:rPr>
+      </w:pPr>
+      <w:ins w:id="321" w:author="Unknown Author" w:date="2022-08-16T15:32:00Z">
         <w:r>
           <w:rPr>
             <w:i/>
@@ -6373,10 +6581,10 @@
           <w:i/>
           <w:i/>
           <w:iCs/>
-          <w:ins w:id="316" w:author="Unknown Author" w:date="2022-08-16T15:32:00Z"/>
-        </w:rPr>
-      </w:pPr>
-      <w:ins w:id="315" w:author="Unknown Author" w:date="2022-08-16T15:32:00Z">
+          <w:ins w:id="324" w:author="Unknown Author" w:date="2022-08-16T15:32:00Z"/>
+        </w:rPr>
+      </w:pPr>
+      <w:ins w:id="323" w:author="Unknown Author" w:date="2022-08-16T15:32:00Z">
         <w:r>
           <w:rPr>
             <w:i/>
@@ -6396,10 +6604,10 @@
           <w:i/>
           <w:i/>
           <w:iCs/>
-          <w:ins w:id="318" w:author="Unknown Author" w:date="2022-08-16T15:32:00Z"/>
-        </w:rPr>
-      </w:pPr>
-      <w:ins w:id="317" w:author="Unknown Author" w:date="2022-08-16T15:32:00Z">
+          <w:ins w:id="326" w:author="Unknown Author" w:date="2022-08-16T15:32:00Z"/>
+        </w:rPr>
+      </w:pPr>
+      <w:ins w:id="325" w:author="Unknown Author" w:date="2022-08-16T15:32:00Z">
         <w:r>
           <w:rPr>
             <w:i/>
@@ -6417,7 +6625,7 @@
         <w:contextualSpacing/>
         <w:rPr/>
       </w:pPr>
-      <w:ins w:id="319" w:author="Unknown Author" w:date="2022-08-16T15:32:00Z">
+      <w:ins w:id="327" w:author="Unknown Author" w:date="2022-08-16T15:32:00Z">
         <w:r>
           <w:rPr/>
         </w:r>
@@ -6430,7 +6638,7 @@
         <w:contextualSpacing/>
         <w:rPr/>
       </w:pPr>
-      <w:ins w:id="321" w:author="Unknown Author" w:date="2022-08-16T15:32:00Z">
+      <w:ins w:id="329" w:author="Unknown Author" w:date="2022-08-16T15:32:00Z">
         <w:r>
           <w:rPr/>
           <w:t>Edit file/myapp-init</w:t>
@@ -6444,7 +6652,7 @@
         <w:contextualSpacing/>
         <w:rPr/>
       </w:pPr>
-      <w:ins w:id="323" w:author="Unknown Author" w:date="2022-08-16T15:32:00Z">
+      <w:ins w:id="331" w:author="Unknown Author" w:date="2022-08-16T15:32:00Z">
         <w:r>
           <w:rPr/>
           <w:tab/>
@@ -6470,7 +6678,7 @@
         <w:contextualSpacing/>
         <w:rPr/>
       </w:pPr>
-      <w:ins w:id="324" w:author="Unknown Author" w:date="2022-08-16T15:32:00Z">
+      <w:ins w:id="332" w:author="Unknown Author" w:date="2022-08-16T15:32:00Z">
         <w:r>
           <w:rPr/>
           <w:tab/>
@@ -6485,7 +6693,7 @@
         <w:contextualSpacing/>
         <w:rPr/>
       </w:pPr>
-      <w:ins w:id="326" w:author="Unknown Author" w:date="2022-08-16T15:32:00Z">
+      <w:ins w:id="334" w:author="Unknown Author" w:date="2022-08-16T15:32:00Z">
         <w:r>
           <w:rPr/>
           <w:tab/>
@@ -6511,13 +6719,13 @@
         <w:contextualSpacing/>
         <w:rPr/>
       </w:pPr>
-      <w:ins w:id="327" w:author="Unknown Author" w:date="2022-08-16T15:32:00Z">
+      <w:ins w:id="335" w:author="Unknown Author" w:date="2022-08-16T15:32:00Z">
         <w:r>
           <w:rPr/>
           <w:t xml:space="preserve">Run:  </w:t>
         </w:r>
       </w:ins>
-      <w:ins w:id="328" w:author="Unknown Author" w:date="2022-08-16T15:32:00Z">
+      <w:ins w:id="336" w:author="Unknown Author" w:date="2022-08-16T15:32:00Z">
         <w:r>
           <w:rPr>
             <w:i/>
@@ -6536,10 +6744,10 @@
           <w:i/>
           <w:i/>
           <w:iCs/>
-          <w:ins w:id="331" w:author="Unknown Author" w:date="2022-08-16T15:32:00Z"/>
-        </w:rPr>
-      </w:pPr>
-      <w:ins w:id="330" w:author="Unknown Author" w:date="2022-08-16T15:32:00Z">
+          <w:ins w:id="339" w:author="Unknown Author" w:date="2022-08-16T15:32:00Z"/>
+        </w:rPr>
+      </w:pPr>
+      <w:ins w:id="338" w:author="Unknown Author" w:date="2022-08-16T15:32:00Z">
         <w:r>
           <w:rPr>
             <w:i/>
@@ -6557,10 +6765,10 @@
           <w:i/>
           <w:i/>
           <w:iCs/>
-          <w:ins w:id="333" w:author="Unknown Author" w:date="2022-08-16T15:32:00Z"/>
-        </w:rPr>
-      </w:pPr>
-      <w:ins w:id="332" w:author="Unknown Author" w:date="2022-08-16T15:32:00Z">
+          <w:ins w:id="341" w:author="Unknown Author" w:date="2022-08-16T15:32:00Z"/>
+        </w:rPr>
+      </w:pPr>
+      <w:ins w:id="340" w:author="Unknown Author" w:date="2022-08-16T15:32:00Z">
         <w:r>
           <w:rPr>
             <w:i/>
@@ -6579,10 +6787,10 @@
           <w:i w:val="false"/>
           <w:i w:val="false"/>
           <w:iCs w:val="false"/>
-          <w:ins w:id="335" w:author="Unknown Author" w:date="2022-08-16T15:32:00Z"/>
-        </w:rPr>
-      </w:pPr>
-      <w:ins w:id="334" w:author="Unknown Author" w:date="2022-08-16T15:32:00Z">
+          <w:ins w:id="343" w:author="Unknown Author" w:date="2022-08-16T15:32:00Z"/>
+        </w:rPr>
+      </w:pPr>
+      <w:ins w:id="342" w:author="Unknown Author" w:date="2022-08-16T15:32:00Z">
         <w:r>
           <w:rPr>
             <w:i w:val="false"/>
@@ -6598,7 +6806,7 @@
         <w:contextualSpacing/>
         <w:rPr/>
       </w:pPr>
-      <w:ins w:id="336" w:author="Unknown Author" w:date="2022-08-16T15:32:00Z">
+      <w:ins w:id="344" w:author="Unknown Author" w:date="2022-08-16T15:32:00Z">
         <w:r>
           <w:rPr>
             <w:rStyle w:val="Emphasis"/>
@@ -6616,7 +6824,7 @@
         <w:contextualSpacing/>
         <w:rPr/>
       </w:pPr>
-      <w:ins w:id="338" w:author="Unknown Author" w:date="2022-08-16T15:32:00Z">
+      <w:ins w:id="346" w:author="Unknown Author" w:date="2022-08-16T15:32:00Z">
         <w:r>
           <w:rPr>
             <w:rStyle w:val="Emphasis"/>
@@ -6636,10 +6844,10 @@
           <w:i w:val="false"/>
           <w:i w:val="false"/>
           <w:iCs w:val="false"/>
-          <w:ins w:id="341" w:author="Unknown Author" w:date="2022-08-16T15:32:00Z"/>
-        </w:rPr>
-      </w:pPr>
-      <w:ins w:id="340" w:author="Unknown Author" w:date="2022-08-16T15:32:00Z">
+          <w:ins w:id="349" w:author="Unknown Author" w:date="2022-08-16T15:32:00Z"/>
+        </w:rPr>
+      </w:pPr>
+      <w:ins w:id="348" w:author="Unknown Author" w:date="2022-08-16T15:32:00Z">
         <w:r>
           <w:rPr>
             <w:i w:val="false"/>
@@ -6658,7 +6866,7 @@
         <w:contextualSpacing/>
         <w:rPr/>
       </w:pPr>
-      <w:ins w:id="342" w:author="Unknown Author" w:date="2022-08-16T15:32:00Z">
+      <w:ins w:id="350" w:author="Unknown Author" w:date="2022-08-16T15:32:00Z">
         <w:r>
           <w:rPr>
             <w:rStyle w:val="Emphasis"/>
@@ -6676,7 +6884,7 @@
         <w:contextualSpacing/>
         <w:rPr/>
       </w:pPr>
-      <w:ins w:id="344" w:author="Unknown Author" w:date="2022-08-16T15:32:00Z">
+      <w:ins w:id="352" w:author="Unknown Author" w:date="2022-08-16T15:32:00Z">
         <w:r>
           <w:rPr>
             <w:rStyle w:val="Emphasis"/>
@@ -6705,7 +6913,7 @@
         <w:contextualSpacing/>
         <w:rPr/>
       </w:pPr>
-      <w:ins w:id="345" w:author="Unknown Author" w:date="2022-08-16T15:32:00Z">
+      <w:ins w:id="353" w:author="Unknown Author" w:date="2022-08-16T15:32:00Z">
         <w:r>
           <w:rPr>
             <w:rStyle w:val="Emphasis"/>
@@ -6715,7 +6923,7 @@
           <w:t>Copy the boot.scr, BOOT.bin and image.ub to the SD card boot partition.  These files are located in the &lt;</w:t>
         </w:r>
       </w:ins>
-      <w:ins w:id="346" w:author="Unknown Author" w:date="2022-08-16T15:32:00Z">
+      <w:ins w:id="354" w:author="Unknown Author" w:date="2022-08-16T15:32:00Z">
         <w:r>
           <w:rPr>
             <w:rStyle w:val="Emphasis"/>
@@ -6733,10 +6941,10 @@
           <w:i/>
           <w:i/>
           <w:iCs/>
-          <w:ins w:id="349" w:author="Unknown Author" w:date="2022-08-16T15:32:00Z"/>
-        </w:rPr>
-      </w:pPr>
-      <w:ins w:id="348" w:author="Unknown Author" w:date="2022-08-16T15:32:00Z">
+          <w:ins w:id="357" w:author="Unknown Author" w:date="2022-08-16T15:32:00Z"/>
+        </w:rPr>
+      </w:pPr>
+      <w:ins w:id="356" w:author="Unknown Author" w:date="2022-08-16T15:32:00Z">
         <w:r>
           <w:rPr>
             <w:i/>
@@ -6754,10 +6962,10 @@
           <w:i/>
           <w:i/>
           <w:iCs/>
-          <w:ins w:id="351" w:author="Unknown Author" w:date="2022-08-16T15:32:00Z"/>
-        </w:rPr>
-      </w:pPr>
-      <w:ins w:id="350" w:author="Unknown Author" w:date="2022-08-16T15:32:00Z">
+          <w:ins w:id="359" w:author="Unknown Author" w:date="2022-08-16T15:32:00Z"/>
+        </w:rPr>
+      </w:pPr>
+      <w:ins w:id="358" w:author="Unknown Author" w:date="2022-08-16T15:32:00Z">
         <w:r>
           <w:rPr>
             <w:i/>
@@ -6776,10 +6984,10 @@
           <w:i/>
           <w:i/>
           <w:iCs/>
-          <w:ins w:id="353" w:author="Unknown Author" w:date="2022-08-16T15:32:00Z"/>
-        </w:rPr>
-      </w:pPr>
-      <w:ins w:id="352" w:author="Unknown Author" w:date="2022-08-16T15:32:00Z">
+          <w:ins w:id="361" w:author="Unknown Author" w:date="2022-08-16T15:32:00Z"/>
+        </w:rPr>
+      </w:pPr>
+      <w:ins w:id="360" w:author="Unknown Author" w:date="2022-08-16T15:32:00Z">
         <w:r>
           <w:rPr>
             <w:i/>
@@ -6797,10 +7005,10 @@
           <w:i/>
           <w:i/>
           <w:iCs/>
-          <w:ins w:id="355" w:author="Unknown Author" w:date="2022-08-16T15:32:00Z"/>
-        </w:rPr>
-      </w:pPr>
-      <w:ins w:id="354" w:author="Unknown Author" w:date="2022-08-16T15:32:00Z">
+          <w:ins w:id="363" w:author="Unknown Author" w:date="2022-08-16T15:32:00Z"/>
+        </w:rPr>
+      </w:pPr>
+      <w:ins w:id="362" w:author="Unknown Author" w:date="2022-08-16T15:32:00Z">
         <w:r>
           <w:rPr>
             <w:i/>
@@ -6822,12 +7030,12 @@
           <w:b/>
           <w:b/>
           <w:bCs/>
-          <w:ins w:id="357" w:author="Unknown Author" w:date="2022-08-16T15:32:00Z"/>
+          <w:ins w:id="365" w:author="Unknown Author" w:date="2022-08-16T15:32:00Z"/>
           <w:sz w:val="26"/>
           <w:szCs w:val="26"/>
         </w:rPr>
       </w:pPr>
-      <w:ins w:id="356" w:author="Unknown Author" w:date="2022-08-16T15:32:00Z">
+      <w:ins w:id="364" w:author="Unknown Author" w:date="2022-08-16T15:32:00Z">
         <w:r>
           <w:rPr>
             <w:b/>
@@ -6848,12 +7056,12 @@
           <w:b/>
           <w:b/>
           <w:bCs/>
-          <w:ins w:id="359" w:author="Unknown Author" w:date="2022-08-16T15:32:00Z"/>
+          <w:ins w:id="367" w:author="Unknown Author" w:date="2022-08-16T15:32:00Z"/>
           <w:sz w:val="26"/>
           <w:szCs w:val="26"/>
         </w:rPr>
       </w:pPr>
-      <w:ins w:id="358" w:author="Unknown Author" w:date="2022-08-16T15:32:00Z">
+      <w:ins w:id="366" w:author="Unknown Author" w:date="2022-08-16T15:32:00Z">
         <w:r>
           <w:rPr>
             <w:b/>
@@ -6871,7 +7079,7 @@
         <w:contextualSpacing/>
         <w:rPr/>
       </w:pPr>
-      <w:ins w:id="360" w:author="Unknown Author" w:date="2022-08-16T15:32:00Z">
+      <w:ins w:id="368" w:author="Unknown Author" w:date="2022-08-16T15:32:00Z">
         <w:r>
           <w:rPr>
             <w:rStyle w:val="InternetLink"/>
@@ -6898,7 +7106,7 @@
         <w:contextualSpacing/>
         <w:rPr/>
       </w:pPr>
-      <w:ins w:id="361" w:author="Unknown Author" w:date="2022-08-16T15:32:00Z">
+      <w:ins w:id="369" w:author="Unknown Author" w:date="2022-08-16T15:32:00Z">
         <w:r>
           <w:rPr/>
           <w:t>Checkout main branch:</w:t>
@@ -6912,7 +7120,7 @@
         <w:contextualSpacing/>
         <w:rPr/>
       </w:pPr>
-      <w:ins w:id="363" w:author="Unknown Author" w:date="2022-08-16T15:32:00Z">
+      <w:ins w:id="371" w:author="Unknown Author" w:date="2022-08-16T15:32:00Z">
         <w:r>
           <w:rPr/>
           <w:t>git checkout main</w:t>
@@ -6926,7 +7134,7 @@
         <w:contextualSpacing/>
         <w:rPr/>
       </w:pPr>
-      <w:ins w:id="365" w:author="Unknown Author" w:date="2022-08-16T15:32:00Z">
+      <w:ins w:id="373" w:author="Unknown Author" w:date="2022-08-16T15:32:00Z">
         <w:r>
           <w:rPr/>
           <w:t>git fetch origin</w:t>
@@ -6951,7 +7159,7 @@
         <w:contextualSpacing/>
         <w:rPr/>
       </w:pPr>
-      <w:ins w:id="366" w:author="Unknown Author" w:date="2022-08-16T15:32:00Z">
+      <w:ins w:id="374" w:author="Unknown Author" w:date="2022-08-16T15:32:00Z">
         <w:r>
           <w:rPr/>
           <w:t>Create a new feature branch:</w:t>
@@ -6965,7 +7173,7 @@
         <w:contextualSpacing/>
         <w:rPr/>
       </w:pPr>
-      <w:ins w:id="368" w:author="Unknown Author" w:date="2022-08-16T15:32:00Z">
+      <w:ins w:id="376" w:author="Unknown Author" w:date="2022-08-16T15:32:00Z">
         <w:r>
           <w:rPr/>
           <w:t>git checkout branch-testing</w:t>
@@ -6990,7 +7198,7 @@
         <w:contextualSpacing/>
         <w:rPr/>
       </w:pPr>
-      <w:ins w:id="369" w:author="Unknown Author" w:date="2022-08-16T15:32:00Z">
+      <w:ins w:id="377" w:author="Unknown Author" w:date="2022-08-16T15:32:00Z">
         <w:r>
           <w:rPr/>
           <w:t>Add and commit:</w:t>
@@ -7004,7 +7212,7 @@
         <w:contextualSpacing/>
         <w:rPr/>
       </w:pPr>
-      <w:ins w:id="371" w:author="Unknown Author" w:date="2022-08-16T15:32:00Z">
+      <w:ins w:id="379" w:author="Unknown Author" w:date="2022-08-16T15:32:00Z">
         <w:r>
           <w:rPr/>
           <w:t>git status</w:t>
@@ -7018,7 +7226,7 @@
         <w:contextualSpacing/>
         <w:rPr/>
       </w:pPr>
-      <w:ins w:id="373" w:author="Unknown Author" w:date="2022-08-16T15:32:00Z">
+      <w:ins w:id="381" w:author="Unknown Author" w:date="2022-08-16T15:32:00Z">
         <w:r>
           <w:rPr/>
           <w:t>git add .</w:t>
@@ -7032,7 +7240,7 @@
         <w:contextualSpacing/>
         <w:rPr/>
       </w:pPr>
-      <w:ins w:id="375" w:author="Unknown Author" w:date="2022-08-16T15:32:00Z">
+      <w:ins w:id="383" w:author="Unknown Author" w:date="2022-08-16T15:32:00Z">
         <w:r>
           <w:rPr/>
           <w:t>git commit</w:t>
@@ -7057,7 +7265,7 @@
         <w:contextualSpacing/>
         <w:rPr/>
       </w:pPr>
-      <w:ins w:id="376" w:author="Unknown Author" w:date="2022-08-16T15:32:00Z">
+      <w:ins w:id="384" w:author="Unknown Author" w:date="2022-08-16T15:32:00Z">
         <w:r>
           <w:rPr/>
           <w:t>Push feature branch to remote:</w:t>
@@ -7071,7 +7279,7 @@
         <w:contextualSpacing/>
         <w:rPr/>
       </w:pPr>
-      <w:ins w:id="378" w:author="Unknown Author" w:date="2022-08-16T15:32:00Z">
+      <w:ins w:id="386" w:author="Unknown Author" w:date="2022-08-16T15:32:00Z">
         <w:r>
           <w:rPr/>
           <w:t>git push -u origin branch-testing</w:t>
@@ -7096,7 +7304,7 @@
         <w:contextualSpacing/>
         <w:rPr/>
       </w:pPr>
-      <w:ins w:id="379" w:author="Unknown Author" w:date="2022-08-16T15:32:00Z">
+      <w:ins w:id="387" w:author="Unknown Author" w:date="2022-08-16T15:32:00Z">
         <w:r>
           <w:rPr/>
           <w:t>Continue to update local and push to remote with:</w:t>
@@ -7110,7 +7318,7 @@
         <w:contextualSpacing/>
         <w:rPr/>
       </w:pPr>
-      <w:ins w:id="381" w:author="Unknown Author" w:date="2022-08-16T15:32:00Z">
+      <w:ins w:id="389" w:author="Unknown Author" w:date="2022-08-16T15:32:00Z">
         <w:r>
           <w:rPr/>
           <w:t>git push</w:t>
@@ -7135,7 +7343,7 @@
         <w:contextualSpacing/>
         <w:rPr/>
       </w:pPr>
-      <w:ins w:id="382" w:author="Unknown Author" w:date="2022-08-16T15:32:00Z">
+      <w:ins w:id="390" w:author="Unknown Author" w:date="2022-08-16T15:32:00Z">
         <w:r>
           <w:rPr/>
           <w:t>Create pull request, merge on server and delete feature branch</w:t>
@@ -7160,7 +7368,7 @@
         <w:contextualSpacing/>
         <w:rPr/>
       </w:pPr>
-      <w:ins w:id="383" w:author="Unknown Author" w:date="2022-08-16T15:32:00Z">
+      <w:ins w:id="391" w:author="Unknown Author" w:date="2022-08-16T15:32:00Z">
         <w:r>
           <w:rPr/>
           <w:t>Checkout main and pull</w:t>
@@ -7174,7 +7382,7 @@
         <w:contextualSpacing/>
         <w:rPr/>
       </w:pPr>
-      <w:ins w:id="385" w:author="Unknown Author" w:date="2022-08-16T15:32:00Z">
+      <w:ins w:id="393" w:author="Unknown Author" w:date="2022-08-16T15:32:00Z">
         <w:r>
           <w:rPr/>
           <w:t>git checkout main</w:t>
@@ -7188,7 +7396,7 @@
         <w:contextualSpacing/>
         <w:rPr/>
       </w:pPr>
-      <w:ins w:id="387" w:author="Unknown Author" w:date="2022-08-16T15:32:00Z">
+      <w:ins w:id="395" w:author="Unknown Author" w:date="2022-08-16T15:32:00Z">
         <w:r>
           <w:rPr/>
           <w:t>git pull</w:t>
@@ -7213,7 +7421,7 @@
         <w:contextualSpacing/>
         <w:rPr/>
       </w:pPr>
-      <w:ins w:id="388" w:author="Unknown Author" w:date="2022-08-16T15:32:00Z">
+      <w:ins w:id="396" w:author="Unknown Author" w:date="2022-08-16T15:32:00Z">
         <w:r>
           <w:rPr/>
           <w:t>Remove deleted remote feature branch</w:t>
@@ -7227,7 +7435,7 @@
         <w:contextualSpacing/>
         <w:rPr/>
       </w:pPr>
-      <w:ins w:id="390" w:author="Unknown Author" w:date="2022-08-16T15:32:00Z">
+      <w:ins w:id="398" w:author="Unknown Author" w:date="2022-08-16T15:32:00Z">
         <w:r>
           <w:rPr/>
           <w:t>git remote prune origin</w:t>
@@ -7252,7 +7460,7 @@
         <w:contextualSpacing/>
         <w:rPr/>
       </w:pPr>
-      <w:ins w:id="391" w:author="Unknown Author" w:date="2022-08-16T15:32:00Z">
+      <w:ins w:id="399" w:author="Unknown Author" w:date="2022-08-16T15:32:00Z">
         <w:r>
           <w:rPr/>
           <w:t>Remove local feature branch</w:t>
@@ -7268,10 +7476,10 @@
           <w:b/>
           <w:b/>
           <w:bCs/>
-          <w:ins w:id="394" w:author="Unknown Author" w:date="2022-08-16T15:32:00Z"/>
-        </w:rPr>
-      </w:pPr>
-      <w:ins w:id="393" w:author="Unknown Author" w:date="2022-08-16T15:32:00Z">
+          <w:ins w:id="402" w:author="Unknown Author" w:date="2022-08-16T15:32:00Z"/>
+        </w:rPr>
+      </w:pPr>
+      <w:ins w:id="401" w:author="Unknown Author" w:date="2022-08-16T15:32:00Z">
         <w:r>
           <w:rPr>
             <w:b/>
@@ -8165,10 +8373,10 @@
           <w:b/>
           <w:b/>
           <w:bCs/>
-          <w:del w:id="396" w:author="Unknown Author" w:date="2022-08-16T15:32:00Z"/>
-        </w:rPr>
-      </w:pPr>
-      <w:del w:id="395" w:author="Unknown Author" w:date="2022-08-16T15:32:00Z">
+          <w:del w:id="404" w:author="Unknown Author" w:date="2022-08-16T15:32:00Z"/>
+        </w:rPr>
+      </w:pPr>
+      <w:del w:id="403" w:author="Unknown Author" w:date="2022-08-16T15:32:00Z">
         <w:r>
           <w:rPr>
             <w:b/>
@@ -8186,10 +8394,10 @@
           <w:b/>
           <w:b/>
           <w:bCs/>
-          <w:del w:id="398" w:author="Unknown Author" w:date="2022-08-16T15:32:00Z"/>
-        </w:rPr>
-      </w:pPr>
-      <w:del w:id="397" w:author="Unknown Author" w:date="2022-08-16T15:32:00Z">
+          <w:del w:id="406" w:author="Unknown Author" w:date="2022-08-16T15:32:00Z"/>
+        </w:rPr>
+      </w:pPr>
+      <w:del w:id="405" w:author="Unknown Author" w:date="2022-08-16T15:32:00Z">
         <w:r>
           <w:rPr>
             <w:b/>
@@ -8207,10 +8415,10 @@
         <w:spacing w:lineRule="auto" w:line="240" w:before="0" w:after="160"/>
         <w:contextualSpacing/>
         <w:rPr>
-          <w:del w:id="400" w:author="Unknown Author" w:date="2022-08-16T15:32:00Z"/>
-        </w:rPr>
-      </w:pPr>
-      <w:del w:id="399" w:author="Unknown Author" w:date="2022-08-16T15:32:00Z">
+          <w:del w:id="408" w:author="Unknown Author" w:date="2022-08-16T15:32:00Z"/>
+        </w:rPr>
+      </w:pPr>
+      <w:del w:id="407" w:author="Unknown Author" w:date="2022-08-16T15:32:00Z">
         <w:r>
           <w:rPr/>
         </w:r>
@@ -8222,10 +8430,10 @@
         <w:spacing w:lineRule="auto" w:line="240" w:before="0" w:after="160"/>
         <w:contextualSpacing/>
         <w:rPr>
-          <w:del w:id="402" w:author="Unknown Author" w:date="2022-08-16T15:32:00Z"/>
-        </w:rPr>
-      </w:pPr>
-      <w:del w:id="401" w:author="Unknown Author" w:date="2022-08-16T15:32:00Z">
+          <w:del w:id="410" w:author="Unknown Author" w:date="2022-08-16T15:32:00Z"/>
+        </w:rPr>
+      </w:pPr>
+      <w:del w:id="409" w:author="Unknown Author" w:date="2022-08-16T15:32:00Z">
         <w:r>
           <w:rPr/>
           <w:delText xml:space="preserve">Run:  </w:delText>
@@ -8241,10 +8449,10 @@
           <w:i/>
           <w:i/>
           <w:iCs/>
-          <w:del w:id="404" w:author="Unknown Author" w:date="2022-08-16T15:32:00Z"/>
-        </w:rPr>
-      </w:pPr>
-      <w:del w:id="403" w:author="Unknown Author" w:date="2022-08-16T15:32:00Z">
+          <w:del w:id="412" w:author="Unknown Author" w:date="2022-08-16T15:32:00Z"/>
+        </w:rPr>
+      </w:pPr>
+      <w:del w:id="411" w:author="Unknown Author" w:date="2022-08-16T15:32:00Z">
         <w:r>
           <w:rPr>
             <w:i/>
@@ -8260,10 +8468,10 @@
         <w:spacing w:lineRule="auto" w:line="240" w:before="0" w:after="160"/>
         <w:contextualSpacing/>
         <w:rPr>
-          <w:del w:id="406" w:author="Unknown Author" w:date="2022-08-16T15:32:00Z"/>
-        </w:rPr>
-      </w:pPr>
-      <w:del w:id="405" w:author="Unknown Author" w:date="2022-08-16T15:32:00Z">
+          <w:del w:id="414" w:author="Unknown Author" w:date="2022-08-16T15:32:00Z"/>
+        </w:rPr>
+      </w:pPr>
+      <w:del w:id="413" w:author="Unknown Author" w:date="2022-08-16T15:32:00Z">
         <w:r>
           <w:rPr/>
         </w:r>
@@ -8275,10 +8483,10 @@
         <w:spacing w:lineRule="auto" w:line="240" w:before="0" w:after="160"/>
         <w:contextualSpacing/>
         <w:rPr>
-          <w:del w:id="408" w:author="Unknown Author" w:date="2022-08-16T15:32:00Z"/>
-        </w:rPr>
-      </w:pPr>
-      <w:del w:id="407" w:author="Unknown Author" w:date="2022-08-16T15:32:00Z">
+          <w:del w:id="416" w:author="Unknown Author" w:date="2022-08-16T15:32:00Z"/>
+        </w:rPr>
+      </w:pPr>
+      <w:del w:id="415" w:author="Unknown Author" w:date="2022-08-16T15:32:00Z">
         <w:r>
           <w:rPr/>
           <w:delText>Edit myapp-init.bb</w:delText>
@@ -8291,16 +8499,16 @@
         <w:spacing w:lineRule="auto" w:line="240" w:before="0" w:after="160"/>
         <w:contextualSpacing/>
         <w:rPr>
-          <w:del w:id="411" w:author="Unknown Author" w:date="2022-08-16T15:32:00Z"/>
-        </w:rPr>
-      </w:pPr>
-      <w:del w:id="409" w:author="Unknown Author" w:date="2022-08-16T15:32:00Z">
+          <w:del w:id="419" w:author="Unknown Author" w:date="2022-08-16T15:32:00Z"/>
+        </w:rPr>
+      </w:pPr>
+      <w:del w:id="417" w:author="Unknown Author" w:date="2022-08-16T15:32:00Z">
         <w:r>
           <w:rPr/>
           <w:tab/>
         </w:r>
       </w:del>
-      <w:del w:id="410" w:author="Unknown Author" w:date="2022-08-16T15:32:00Z">
+      <w:del w:id="418" w:author="Unknown Author" w:date="2022-08-16T15:32:00Z">
         <w:r>
           <w:rPr>
             <w:i/>
@@ -8319,10 +8527,10 @@
           <w:i/>
           <w:i/>
           <w:iCs/>
-          <w:del w:id="413" w:author="Unknown Author" w:date="2022-08-16T15:32:00Z"/>
-        </w:rPr>
-      </w:pPr>
-      <w:del w:id="412" w:author="Unknown Author" w:date="2022-08-16T15:32:00Z">
+          <w:del w:id="421" w:author="Unknown Author" w:date="2022-08-16T15:32:00Z"/>
+        </w:rPr>
+      </w:pPr>
+      <w:del w:id="420" w:author="Unknown Author" w:date="2022-08-16T15:32:00Z">
         <w:r>
           <w:rPr>
             <w:i/>
@@ -8342,10 +8550,10 @@
           <w:i/>
           <w:i/>
           <w:iCs/>
-          <w:del w:id="415" w:author="Unknown Author" w:date="2022-08-16T15:32:00Z"/>
-        </w:rPr>
-      </w:pPr>
-      <w:del w:id="414" w:author="Unknown Author" w:date="2022-08-16T15:32:00Z">
+          <w:del w:id="423" w:author="Unknown Author" w:date="2022-08-16T15:32:00Z"/>
+        </w:rPr>
+      </w:pPr>
+      <w:del w:id="422" w:author="Unknown Author" w:date="2022-08-16T15:32:00Z">
         <w:r>
           <w:rPr>
             <w:i/>
@@ -8365,10 +8573,10 @@
           <w:i/>
           <w:i/>
           <w:iCs/>
-          <w:del w:id="417" w:author="Unknown Author" w:date="2022-08-16T15:32:00Z"/>
-        </w:rPr>
-      </w:pPr>
-      <w:del w:id="416" w:author="Unknown Author" w:date="2022-08-16T15:32:00Z">
+          <w:del w:id="425" w:author="Unknown Author" w:date="2022-08-16T15:32:00Z"/>
+        </w:rPr>
+      </w:pPr>
+      <w:del w:id="424" w:author="Unknown Author" w:date="2022-08-16T15:32:00Z">
         <w:r>
           <w:rPr>
             <w:i/>
@@ -8386,10 +8594,10 @@
           <w:i/>
           <w:i/>
           <w:iCs/>
-          <w:del w:id="419" w:author="Unknown Author" w:date="2022-08-16T15:32:00Z"/>
-        </w:rPr>
-      </w:pPr>
-      <w:del w:id="418" w:author="Unknown Author" w:date="2022-08-16T15:32:00Z">
+          <w:del w:id="427" w:author="Unknown Author" w:date="2022-08-16T15:32:00Z"/>
+        </w:rPr>
+      </w:pPr>
+      <w:del w:id="426" w:author="Unknown Author" w:date="2022-08-16T15:32:00Z">
         <w:r>
           <w:rPr>
             <w:i/>
@@ -8409,10 +8617,10 @@
           <w:i/>
           <w:i/>
           <w:iCs/>
-          <w:del w:id="421" w:author="Unknown Author" w:date="2022-08-16T15:32:00Z"/>
-        </w:rPr>
-      </w:pPr>
-      <w:del w:id="420" w:author="Unknown Author" w:date="2022-08-16T15:32:00Z">
+          <w:del w:id="429" w:author="Unknown Author" w:date="2022-08-16T15:32:00Z"/>
+        </w:rPr>
+      </w:pPr>
+      <w:del w:id="428" w:author="Unknown Author" w:date="2022-08-16T15:32:00Z">
         <w:r>
           <w:rPr>
             <w:i/>
@@ -8432,10 +8640,10 @@
           <w:i/>
           <w:i/>
           <w:iCs/>
-          <w:del w:id="423" w:author="Unknown Author" w:date="2022-08-16T15:32:00Z"/>
-        </w:rPr>
-      </w:pPr>
-      <w:del w:id="422" w:author="Unknown Author" w:date="2022-08-16T15:32:00Z">
+          <w:del w:id="431" w:author="Unknown Author" w:date="2022-08-16T15:32:00Z"/>
+        </w:rPr>
+      </w:pPr>
+      <w:del w:id="430" w:author="Unknown Author" w:date="2022-08-16T15:32:00Z">
         <w:r>
           <w:rPr>
             <w:i/>
@@ -8455,10 +8663,10 @@
           <w:i/>
           <w:i/>
           <w:iCs/>
-          <w:del w:id="425" w:author="Unknown Author" w:date="2022-08-16T15:32:00Z"/>
-        </w:rPr>
-      </w:pPr>
-      <w:del w:id="424" w:author="Unknown Author" w:date="2022-08-16T15:32:00Z">
+          <w:del w:id="433" w:author="Unknown Author" w:date="2022-08-16T15:32:00Z"/>
+        </w:rPr>
+      </w:pPr>
+      <w:del w:id="432" w:author="Unknown Author" w:date="2022-08-16T15:32:00Z">
         <w:r>
           <w:rPr>
             <w:i/>
@@ -8480,10 +8688,10 @@
           <w:i/>
           <w:i/>
           <w:iCs/>
-          <w:del w:id="427" w:author="Unknown Author" w:date="2022-08-16T15:32:00Z"/>
-        </w:rPr>
-      </w:pPr>
-      <w:del w:id="426" w:author="Unknown Author" w:date="2022-08-16T15:32:00Z">
+          <w:del w:id="435" w:author="Unknown Author" w:date="2022-08-16T15:32:00Z"/>
+        </w:rPr>
+      </w:pPr>
+      <w:del w:id="434" w:author="Unknown Author" w:date="2022-08-16T15:32:00Z">
         <w:r>
           <w:rPr>
             <w:i/>
@@ -8501,10 +8709,10 @@
           <w:i/>
           <w:i/>
           <w:iCs/>
-          <w:del w:id="429" w:author="Unknown Author" w:date="2022-08-16T15:32:00Z"/>
-        </w:rPr>
-      </w:pPr>
-      <w:del w:id="428" w:author="Unknown Author" w:date="2022-08-16T15:32:00Z">
+          <w:del w:id="437" w:author="Unknown Author" w:date="2022-08-16T15:32:00Z"/>
+        </w:rPr>
+      </w:pPr>
+      <w:del w:id="436" w:author="Unknown Author" w:date="2022-08-16T15:32:00Z">
         <w:r>
           <w:rPr>
             <w:i/>
@@ -8524,10 +8732,10 @@
           <w:i/>
           <w:i/>
           <w:iCs/>
-          <w:del w:id="431" w:author="Unknown Author" w:date="2022-08-16T15:32:00Z"/>
-        </w:rPr>
-      </w:pPr>
-      <w:del w:id="430" w:author="Unknown Author" w:date="2022-08-16T15:32:00Z">
+          <w:del w:id="439" w:author="Unknown Author" w:date="2022-08-16T15:32:00Z"/>
+        </w:rPr>
+      </w:pPr>
+      <w:del w:id="438" w:author="Unknown Author" w:date="2022-08-16T15:32:00Z">
         <w:r>
           <w:rPr>
             <w:i/>
@@ -8547,10 +8755,10 @@
           <w:i/>
           <w:i/>
           <w:iCs/>
-          <w:del w:id="433" w:author="Unknown Author" w:date="2022-08-16T15:32:00Z"/>
-        </w:rPr>
-      </w:pPr>
-      <w:del w:id="432" w:author="Unknown Author" w:date="2022-08-16T15:32:00Z">
+          <w:del w:id="441" w:author="Unknown Author" w:date="2022-08-16T15:32:00Z"/>
+        </w:rPr>
+      </w:pPr>
+      <w:del w:id="440" w:author="Unknown Author" w:date="2022-08-16T15:32:00Z">
         <w:r>
           <w:rPr>
             <w:i/>
@@ -8568,10 +8776,10 @@
           <w:i/>
           <w:i/>
           <w:iCs/>
-          <w:del w:id="435" w:author="Unknown Author" w:date="2022-08-16T15:32:00Z"/>
-        </w:rPr>
-      </w:pPr>
-      <w:del w:id="434" w:author="Unknown Author" w:date="2022-08-16T15:32:00Z">
+          <w:del w:id="443" w:author="Unknown Author" w:date="2022-08-16T15:32:00Z"/>
+        </w:rPr>
+      </w:pPr>
+      <w:del w:id="442" w:author="Unknown Author" w:date="2022-08-16T15:32:00Z">
         <w:r>
           <w:rPr>
             <w:i/>
@@ -8591,10 +8799,10 @@
           <w:i/>
           <w:i/>
           <w:iCs/>
-          <w:del w:id="437" w:author="Unknown Author" w:date="2022-08-16T15:32:00Z"/>
-        </w:rPr>
-      </w:pPr>
-      <w:del w:id="436" w:author="Unknown Author" w:date="2022-08-16T15:32:00Z">
+          <w:del w:id="445" w:author="Unknown Author" w:date="2022-08-16T15:32:00Z"/>
+        </w:rPr>
+      </w:pPr>
+      <w:del w:id="444" w:author="Unknown Author" w:date="2022-08-16T15:32:00Z">
         <w:r>
           <w:rPr>
             <w:i/>
@@ -8612,10 +8820,10 @@
           <w:i/>
           <w:i/>
           <w:iCs/>
-          <w:del w:id="439" w:author="Unknown Author" w:date="2022-08-16T15:32:00Z"/>
-        </w:rPr>
-      </w:pPr>
-      <w:del w:id="438" w:author="Unknown Author" w:date="2022-08-16T15:32:00Z">
+          <w:del w:id="447" w:author="Unknown Author" w:date="2022-08-16T15:32:00Z"/>
+        </w:rPr>
+      </w:pPr>
+      <w:del w:id="446" w:author="Unknown Author" w:date="2022-08-16T15:32:00Z">
         <w:r>
           <w:rPr>
             <w:i/>
@@ -8635,10 +8843,10 @@
           <w:i/>
           <w:i/>
           <w:iCs/>
-          <w:del w:id="441" w:author="Unknown Author" w:date="2022-08-16T15:32:00Z"/>
-        </w:rPr>
-      </w:pPr>
-      <w:del w:id="440" w:author="Unknown Author" w:date="2022-08-16T15:32:00Z">
+          <w:del w:id="449" w:author="Unknown Author" w:date="2022-08-16T15:32:00Z"/>
+        </w:rPr>
+      </w:pPr>
+      <w:del w:id="448" w:author="Unknown Author" w:date="2022-08-16T15:32:00Z">
         <w:r>
           <w:rPr>
             <w:i/>
@@ -8656,10 +8864,10 @@
           <w:i/>
           <w:i/>
           <w:iCs/>
-          <w:del w:id="443" w:author="Unknown Author" w:date="2022-08-16T15:32:00Z"/>
-        </w:rPr>
-      </w:pPr>
-      <w:del w:id="442" w:author="Unknown Author" w:date="2022-08-16T15:32:00Z">
+          <w:del w:id="451" w:author="Unknown Author" w:date="2022-08-16T15:32:00Z"/>
+        </w:rPr>
+      </w:pPr>
+      <w:del w:id="450" w:author="Unknown Author" w:date="2022-08-16T15:32:00Z">
         <w:r>
           <w:rPr>
             <w:i/>
@@ -8679,10 +8887,10 @@
           <w:i/>
           <w:i/>
           <w:iCs/>
-          <w:del w:id="445" w:author="Unknown Author" w:date="2022-08-16T15:32:00Z"/>
-        </w:rPr>
-      </w:pPr>
-      <w:del w:id="444" w:author="Unknown Author" w:date="2022-08-16T15:32:00Z">
+          <w:del w:id="453" w:author="Unknown Author" w:date="2022-08-16T15:32:00Z"/>
+        </w:rPr>
+      </w:pPr>
+      <w:del w:id="452" w:author="Unknown Author" w:date="2022-08-16T15:32:00Z">
         <w:r>
           <w:rPr>
             <w:i/>
@@ -8700,10 +8908,10 @@
           <w:i/>
           <w:i/>
           <w:iCs/>
-          <w:del w:id="447" w:author="Unknown Author" w:date="2022-08-16T15:32:00Z"/>
-        </w:rPr>
-      </w:pPr>
-      <w:del w:id="446" w:author="Unknown Author" w:date="2022-08-16T15:32:00Z">
+          <w:del w:id="455" w:author="Unknown Author" w:date="2022-08-16T15:32:00Z"/>
+        </w:rPr>
+      </w:pPr>
+      <w:del w:id="454" w:author="Unknown Author" w:date="2022-08-16T15:32:00Z">
         <w:r>
           <w:rPr>
             <w:i/>
@@ -8723,10 +8931,10 @@
           <w:i/>
           <w:i/>
           <w:iCs/>
-          <w:del w:id="449" w:author="Unknown Author" w:date="2022-08-16T15:32:00Z"/>
-        </w:rPr>
-      </w:pPr>
-      <w:del w:id="448" w:author="Unknown Author" w:date="2022-08-16T15:32:00Z">
+          <w:del w:id="457" w:author="Unknown Author" w:date="2022-08-16T15:32:00Z"/>
+        </w:rPr>
+      </w:pPr>
+      <w:del w:id="456" w:author="Unknown Author" w:date="2022-08-16T15:32:00Z">
         <w:r>
           <w:rPr>
             <w:i/>
@@ -8746,10 +8954,10 @@
           <w:i/>
           <w:i/>
           <w:iCs/>
-          <w:del w:id="451" w:author="Unknown Author" w:date="2022-08-16T15:32:00Z"/>
-        </w:rPr>
-      </w:pPr>
-      <w:del w:id="450" w:author="Unknown Author" w:date="2022-08-16T15:32:00Z">
+          <w:del w:id="459" w:author="Unknown Author" w:date="2022-08-16T15:32:00Z"/>
+        </w:rPr>
+      </w:pPr>
+      <w:del w:id="458" w:author="Unknown Author" w:date="2022-08-16T15:32:00Z">
         <w:r>
           <w:rPr>
             <w:i/>
@@ -8767,10 +8975,10 @@
           <w:i/>
           <w:i/>
           <w:iCs/>
-          <w:del w:id="453" w:author="Unknown Author" w:date="2022-08-16T15:32:00Z"/>
-        </w:rPr>
-      </w:pPr>
-      <w:del w:id="452" w:author="Unknown Author" w:date="2022-08-16T15:32:00Z">
+          <w:del w:id="461" w:author="Unknown Author" w:date="2022-08-16T15:32:00Z"/>
+        </w:rPr>
+      </w:pPr>
+      <w:del w:id="460" w:author="Unknown Author" w:date="2022-08-16T15:32:00Z">
         <w:r>
           <w:rPr>
             <w:i/>
@@ -8790,10 +8998,10 @@
           <w:i/>
           <w:i/>
           <w:iCs/>
-          <w:del w:id="455" w:author="Unknown Author" w:date="2022-08-16T15:32:00Z"/>
-        </w:rPr>
-      </w:pPr>
-      <w:del w:id="454" w:author="Unknown Author" w:date="2022-08-16T15:32:00Z">
+          <w:del w:id="463" w:author="Unknown Author" w:date="2022-08-16T15:32:00Z"/>
+        </w:rPr>
+      </w:pPr>
+      <w:del w:id="462" w:author="Unknown Author" w:date="2022-08-16T15:32:00Z">
         <w:r>
           <w:rPr>
             <w:i/>
@@ -8814,10 +9022,10 @@
           <w:i/>
           <w:i/>
           <w:iCs/>
-          <w:del w:id="457" w:author="Unknown Author" w:date="2022-08-16T15:32:00Z"/>
-        </w:rPr>
-      </w:pPr>
-      <w:del w:id="456" w:author="Unknown Author" w:date="2022-08-16T15:32:00Z">
+          <w:del w:id="465" w:author="Unknown Author" w:date="2022-08-16T15:32:00Z"/>
+        </w:rPr>
+      </w:pPr>
+      <w:del w:id="464" w:author="Unknown Author" w:date="2022-08-16T15:32:00Z">
         <w:r>
           <w:rPr>
             <w:i/>
@@ -8838,10 +9046,10 @@
           <w:i/>
           <w:i/>
           <w:iCs/>
-          <w:del w:id="459" w:author="Unknown Author" w:date="2022-08-16T15:32:00Z"/>
-        </w:rPr>
-      </w:pPr>
-      <w:del w:id="458" w:author="Unknown Author" w:date="2022-08-16T15:32:00Z">
+          <w:del w:id="467" w:author="Unknown Author" w:date="2022-08-16T15:32:00Z"/>
+        </w:rPr>
+      </w:pPr>
+      <w:del w:id="466" w:author="Unknown Author" w:date="2022-08-16T15:32:00Z">
         <w:r>
           <w:rPr>
             <w:i/>
@@ -8861,10 +9069,10 @@
           <w:i/>
           <w:i/>
           <w:iCs/>
-          <w:del w:id="461" w:author="Unknown Author" w:date="2022-08-16T15:32:00Z"/>
-        </w:rPr>
-      </w:pPr>
-      <w:del w:id="460" w:author="Unknown Author" w:date="2022-08-16T15:32:00Z">
+          <w:del w:id="469" w:author="Unknown Author" w:date="2022-08-16T15:32:00Z"/>
+        </w:rPr>
+      </w:pPr>
+      <w:del w:id="468" w:author="Unknown Author" w:date="2022-08-16T15:32:00Z">
         <w:r>
           <w:rPr>
             <w:i/>
@@ -8881,10 +9089,10 @@
         <w:spacing w:lineRule="auto" w:line="240" w:before="0" w:after="160"/>
         <w:contextualSpacing/>
         <w:rPr>
-          <w:del w:id="463" w:author="Unknown Author" w:date="2022-08-16T15:32:00Z"/>
-        </w:rPr>
-      </w:pPr>
-      <w:del w:id="462" w:author="Unknown Author" w:date="2022-08-16T15:32:00Z">
+          <w:del w:id="471" w:author="Unknown Author" w:date="2022-08-16T15:32:00Z"/>
+        </w:rPr>
+      </w:pPr>
+      <w:del w:id="470" w:author="Unknown Author" w:date="2022-08-16T15:32:00Z">
         <w:r>
           <w:rPr/>
         </w:r>
@@ -8896,10 +9104,10 @@
         <w:spacing w:lineRule="auto" w:line="240" w:before="0" w:after="160"/>
         <w:contextualSpacing/>
         <w:rPr>
-          <w:del w:id="465" w:author="Unknown Author" w:date="2022-08-16T15:32:00Z"/>
-        </w:rPr>
-      </w:pPr>
-      <w:del w:id="464" w:author="Unknown Author" w:date="2022-08-16T15:32:00Z">
+          <w:del w:id="473" w:author="Unknown Author" w:date="2022-08-16T15:32:00Z"/>
+        </w:rPr>
+      </w:pPr>
+      <w:del w:id="472" w:author="Unknown Author" w:date="2022-08-16T15:32:00Z">
         <w:r>
           <w:rPr/>
           <w:delText>Edit file/myapp-init</w:delText>
@@ -8919,10 +9127,10 @@
           <w:i w:val="false"/>
           <w:i w:val="false"/>
           <w:iCs w:val="false"/>
-          <w:del w:id="467" w:author="Unknown Author" w:date="2022-08-16T15:32:00Z"/>
-        </w:rPr>
-      </w:pPr>
-      <w:del w:id="466" w:author="Unknown Author" w:date="2022-08-16T15:32:00Z">
+          <w:del w:id="475" w:author="Unknown Author" w:date="2022-08-16T15:32:00Z"/>
+        </w:rPr>
+      </w:pPr>
+      <w:del w:id="474" w:author="Unknown Author" w:date="2022-08-16T15:32:00Z">
         <w:r>
           <w:rPr/>
           <w:tab/>
@@ -8936,10 +9144,10 @@
         <w:spacing w:lineRule="auto" w:line="240" w:before="0" w:after="160"/>
         <w:contextualSpacing/>
         <w:rPr>
-          <w:del w:id="469" w:author="Unknown Author" w:date="2022-08-16T15:32:00Z"/>
-        </w:rPr>
-      </w:pPr>
-      <w:del w:id="468" w:author="Unknown Author" w:date="2022-08-16T15:32:00Z">
+          <w:del w:id="477" w:author="Unknown Author" w:date="2022-08-16T15:32:00Z"/>
+        </w:rPr>
+      </w:pPr>
+      <w:del w:id="476" w:author="Unknown Author" w:date="2022-08-16T15:32:00Z">
         <w:r>
           <w:rPr/>
         </w:r>
@@ -8951,10 +9159,10 @@
         <w:spacing w:lineRule="auto" w:line="240" w:before="0" w:after="160"/>
         <w:contextualSpacing/>
         <w:rPr>
-          <w:del w:id="471" w:author="Unknown Author" w:date="2022-08-16T15:32:00Z"/>
-        </w:rPr>
-      </w:pPr>
-      <w:del w:id="470" w:author="Unknown Author" w:date="2022-08-16T15:32:00Z">
+          <w:del w:id="479" w:author="Unknown Author" w:date="2022-08-16T15:32:00Z"/>
+        </w:rPr>
+      </w:pPr>
+      <w:del w:id="478" w:author="Unknown Author" w:date="2022-08-16T15:32:00Z">
         <w:r>
           <w:rPr/>
           <w:tab/>
@@ -8975,10 +9183,10 @@
           <w:i w:val="false"/>
           <w:i w:val="false"/>
           <w:iCs w:val="false"/>
-          <w:del w:id="473" w:author="Unknown Author" w:date="2022-08-16T15:32:00Z"/>
-        </w:rPr>
-      </w:pPr>
-      <w:del w:id="472" w:author="Unknown Author" w:date="2022-08-16T15:32:00Z">
+          <w:del w:id="481" w:author="Unknown Author" w:date="2022-08-16T15:32:00Z"/>
+        </w:rPr>
+      </w:pPr>
+      <w:del w:id="480" w:author="Unknown Author" w:date="2022-08-16T15:32:00Z">
         <w:r>
           <w:rPr/>
           <w:tab/>
@@ -8992,10 +9200,10 @@
         <w:spacing w:lineRule="auto" w:line="240" w:before="0" w:after="160"/>
         <w:contextualSpacing/>
         <w:rPr>
-          <w:del w:id="475" w:author="Unknown Author" w:date="2022-08-16T15:32:00Z"/>
-        </w:rPr>
-      </w:pPr>
-      <w:del w:id="474" w:author="Unknown Author" w:date="2022-08-16T15:32:00Z">
+          <w:del w:id="483" w:author="Unknown Author" w:date="2022-08-16T15:32:00Z"/>
+        </w:rPr>
+      </w:pPr>
+      <w:del w:id="482" w:author="Unknown Author" w:date="2022-08-16T15:32:00Z">
         <w:r>
           <w:rPr/>
         </w:r>
@@ -9007,16 +9215,16 @@
         <w:spacing w:lineRule="auto" w:line="240" w:before="0" w:after="160"/>
         <w:contextualSpacing/>
         <w:rPr>
-          <w:del w:id="478" w:author="Unknown Author" w:date="2022-08-16T15:32:00Z"/>
-        </w:rPr>
-      </w:pPr>
-      <w:del w:id="476" w:author="Unknown Author" w:date="2022-08-16T15:32:00Z">
+          <w:del w:id="486" w:author="Unknown Author" w:date="2022-08-16T15:32:00Z"/>
+        </w:rPr>
+      </w:pPr>
+      <w:del w:id="484" w:author="Unknown Author" w:date="2022-08-16T15:32:00Z">
         <w:r>
           <w:rPr/>
           <w:delText xml:space="preserve">Run:  </w:delText>
         </w:r>
       </w:del>
-      <w:del w:id="477" w:author="Unknown Author" w:date="2022-08-16T15:32:00Z">
+      <w:del w:id="485" w:author="Unknown Author" w:date="2022-08-16T15:32:00Z">
         <w:r>
           <w:rPr>
             <w:i/>
@@ -9035,10 +9243,10 @@
           <w:i/>
           <w:i/>
           <w:iCs/>
-          <w:del w:id="480" w:author="Unknown Author" w:date="2022-08-16T15:32:00Z"/>
-        </w:rPr>
-      </w:pPr>
-      <w:del w:id="479" w:author="Unknown Author" w:date="2022-08-16T15:32:00Z">
+          <w:del w:id="488" w:author="Unknown Author" w:date="2022-08-16T15:32:00Z"/>
+        </w:rPr>
+      </w:pPr>
+      <w:del w:id="487" w:author="Unknown Author" w:date="2022-08-16T15:32:00Z">
         <w:r>
           <w:rPr>
             <w:i/>
@@ -9056,10 +9264,10 @@
           <w:i/>
           <w:i/>
           <w:iCs/>
-          <w:del w:id="482" w:author="Unknown Author" w:date="2022-08-16T15:32:00Z"/>
-        </w:rPr>
-      </w:pPr>
-      <w:del w:id="481" w:author="Unknown Author" w:date="2022-08-16T15:32:00Z">
+          <w:del w:id="490" w:author="Unknown Author" w:date="2022-08-16T15:32:00Z"/>
+        </w:rPr>
+      </w:pPr>
+      <w:del w:id="489" w:author="Unknown Author" w:date="2022-08-16T15:32:00Z">
         <w:r>
           <w:rPr>
             <w:i/>
@@ -9078,10 +9286,10 @@
           <w:i w:val="false"/>
           <w:i w:val="false"/>
           <w:iCs w:val="false"/>
-          <w:del w:id="484" w:author="Unknown Author" w:date="2022-08-16T15:32:00Z"/>
-        </w:rPr>
-      </w:pPr>
-      <w:del w:id="483" w:author="Unknown Author" w:date="2022-08-16T15:32:00Z">
+          <w:del w:id="492" w:author="Unknown Author" w:date="2022-08-16T15:32:00Z"/>
+        </w:rPr>
+      </w:pPr>
+      <w:del w:id="491" w:author="Unknown Author" w:date="2022-08-16T15:32:00Z">
         <w:r>
           <w:rPr>
             <w:i w:val="false"/>
@@ -9096,10 +9304,10 @@
         <w:spacing w:lineRule="auto" w:line="240" w:before="0" w:after="160"/>
         <w:contextualSpacing/>
         <w:rPr>
-          <w:del w:id="486" w:author="Unknown Author" w:date="2022-08-16T15:32:00Z"/>
-        </w:rPr>
-      </w:pPr>
-      <w:del w:id="485" w:author="Unknown Author" w:date="2022-08-16T15:32:00Z">
+          <w:del w:id="494" w:author="Unknown Author" w:date="2022-08-16T15:32:00Z"/>
+        </w:rPr>
+      </w:pPr>
+      <w:del w:id="493" w:author="Unknown Author" w:date="2022-08-16T15:32:00Z">
         <w:r>
           <w:rPr>
             <w:rStyle w:val="Emphasis"/>
@@ -9116,10 +9324,10 @@
         <w:spacing w:lineRule="auto" w:line="240" w:before="0" w:after="160"/>
         <w:contextualSpacing/>
         <w:rPr>
-          <w:del w:id="488" w:author="Unknown Author" w:date="2022-08-16T15:32:00Z"/>
-        </w:rPr>
-      </w:pPr>
-      <w:del w:id="487" w:author="Unknown Author" w:date="2022-08-16T15:32:00Z">
+          <w:del w:id="496" w:author="Unknown Author" w:date="2022-08-16T15:32:00Z"/>
+        </w:rPr>
+      </w:pPr>
+      <w:del w:id="495" w:author="Unknown Author" w:date="2022-08-16T15:32:00Z">
         <w:r>
           <w:rPr>
             <w:rStyle w:val="Emphasis"/>
@@ -9139,10 +9347,10 @@
           <w:i w:val="false"/>
           <w:i w:val="false"/>
           <w:iCs w:val="false"/>
-          <w:del w:id="490" w:author="Unknown Author" w:date="2022-08-16T15:32:00Z"/>
-        </w:rPr>
-      </w:pPr>
-      <w:del w:id="489" w:author="Unknown Author" w:date="2022-08-16T15:32:00Z">
+          <w:del w:id="498" w:author="Unknown Author" w:date="2022-08-16T15:32:00Z"/>
+        </w:rPr>
+      </w:pPr>
+      <w:del w:id="497" w:author="Unknown Author" w:date="2022-08-16T15:32:00Z">
         <w:r>
           <w:rPr>
             <w:i w:val="false"/>
@@ -9160,10 +9368,10 @@
         <w:spacing w:lineRule="auto" w:line="240" w:before="0" w:after="160"/>
         <w:contextualSpacing/>
         <w:rPr>
-          <w:del w:id="492" w:author="Unknown Author" w:date="2022-08-16T15:32:00Z"/>
-        </w:rPr>
-      </w:pPr>
-      <w:del w:id="491" w:author="Unknown Author" w:date="2022-08-16T15:32:00Z">
+          <w:del w:id="500" w:author="Unknown Author" w:date="2022-08-16T15:32:00Z"/>
+        </w:rPr>
+      </w:pPr>
+      <w:del w:id="499" w:author="Unknown Author" w:date="2022-08-16T15:32:00Z">
         <w:r>
           <w:rPr>
             <w:rStyle w:val="Emphasis"/>
@@ -9187,10 +9395,10 @@
           <w:i w:val="false"/>
           <w:i w:val="false"/>
           <w:iCs w:val="false"/>
-          <w:del w:id="494" w:author="Unknown Author" w:date="2022-08-16T15:33:00Z"/>
-        </w:rPr>
-      </w:pPr>
-      <w:del w:id="493" w:author="Unknown Author" w:date="2022-08-16T15:32:00Z">
+          <w:del w:id="502" w:author="Unknown Author" w:date="2022-08-16T15:33:00Z"/>
+        </w:rPr>
+      </w:pPr>
+      <w:del w:id="501" w:author="Unknown Author" w:date="2022-08-16T15:32:00Z">
         <w:r>
           <w:rPr>
             <w:rStyle w:val="Emphasis"/>
@@ -9207,10 +9415,10 @@
         <w:spacing w:lineRule="auto" w:line="240" w:before="0" w:after="160"/>
         <w:contextualSpacing/>
         <w:rPr>
-          <w:del w:id="496" w:author="Unknown Author" w:date="2022-08-16T15:33:00Z"/>
-        </w:rPr>
-      </w:pPr>
-      <w:del w:id="495" w:author="Unknown Author" w:date="2022-08-16T15:33:00Z">
+          <w:del w:id="504" w:author="Unknown Author" w:date="2022-08-16T15:33:00Z"/>
+        </w:rPr>
+      </w:pPr>
+      <w:del w:id="503" w:author="Unknown Author" w:date="2022-08-16T15:33:00Z">
         <w:r>
           <w:rPr/>
         </w:r>
@@ -9222,10 +9430,10 @@
         <w:spacing w:lineRule="auto" w:line="240" w:before="0" w:after="160"/>
         <w:contextualSpacing/>
         <w:rPr>
-          <w:del w:id="499" w:author="Unknown Author" w:date="2022-08-16T15:33:00Z"/>
-        </w:rPr>
-      </w:pPr>
-      <w:del w:id="497" w:author="Unknown Author" w:date="2022-08-16T15:33:00Z">
+          <w:del w:id="507" w:author="Unknown Author" w:date="2022-08-16T15:33:00Z"/>
+        </w:rPr>
+      </w:pPr>
+      <w:del w:id="505" w:author="Unknown Author" w:date="2022-08-16T15:33:00Z">
         <w:r>
           <w:rPr>
             <w:rStyle w:val="Emphasis"/>
@@ -9235,7 +9443,7 @@
           <w:delText>Copy the boot.scr, BOOT.bin and image.ub to the SD card boot partition.  These files are located in the &lt;</w:delText>
         </w:r>
       </w:del>
-      <w:del w:id="498" w:author="Unknown Author" w:date="2022-08-16T15:33:00Z">
+      <w:del w:id="506" w:author="Unknown Author" w:date="2022-08-16T15:33:00Z">
         <w:r>
           <w:rPr>
             <w:rStyle w:val="Emphasis"/>
@@ -9253,10 +9461,10 @@
           <w:i/>
           <w:i/>
           <w:iCs/>
-          <w:del w:id="501" w:author="Unknown Author" w:date="2022-08-16T15:33:00Z"/>
-        </w:rPr>
-      </w:pPr>
-      <w:del w:id="500" w:author="Unknown Author" w:date="2022-08-16T15:33:00Z">
+          <w:del w:id="509" w:author="Unknown Author" w:date="2022-08-16T15:33:00Z"/>
+        </w:rPr>
+      </w:pPr>
+      <w:del w:id="508" w:author="Unknown Author" w:date="2022-08-16T15:33:00Z">
         <w:r>
           <w:rPr>
             <w:i/>
@@ -9274,10 +9482,10 @@
           <w:i/>
           <w:i/>
           <w:iCs/>
-          <w:del w:id="503" w:author="Unknown Author" w:date="2022-08-16T15:33:00Z"/>
-        </w:rPr>
-      </w:pPr>
-      <w:del w:id="502" w:author="Unknown Author" w:date="2022-08-16T15:33:00Z">
+          <w:del w:id="511" w:author="Unknown Author" w:date="2022-08-16T15:33:00Z"/>
+        </w:rPr>
+      </w:pPr>
+      <w:del w:id="510" w:author="Unknown Author" w:date="2022-08-16T15:33:00Z">
         <w:r>
           <w:rPr>
             <w:i/>
@@ -9301,10 +9509,10 @@
           <w:bCs/>
           <w:sz w:val="26"/>
           <w:szCs w:val="26"/>
-          <w:del w:id="505" w:author="Unknown Author" w:date="2022-08-16T15:33:00Z"/>
-        </w:rPr>
-      </w:pPr>
-      <w:del w:id="504" w:author="Unknown Author" w:date="2022-08-16T15:33:00Z">
+          <w:del w:id="513" w:author="Unknown Author" w:date="2022-08-16T15:33:00Z"/>
+        </w:rPr>
+      </w:pPr>
+      <w:del w:id="512" w:author="Unknown Author" w:date="2022-08-16T15:33:00Z">
         <w:r>
           <w:rPr>
             <w:b/>
@@ -9327,10 +9535,10 @@
           <w:bCs/>
           <w:sz w:val="26"/>
           <w:szCs w:val="26"/>
-          <w:del w:id="507" w:author="Unknown Author" w:date="2022-08-16T15:33:00Z"/>
-        </w:rPr>
-      </w:pPr>
-      <w:del w:id="506" w:author="Unknown Author" w:date="2022-08-16T15:33:00Z">
+          <w:del w:id="515" w:author="Unknown Author" w:date="2022-08-16T15:33:00Z"/>
+        </w:rPr>
+      </w:pPr>
+      <w:del w:id="514" w:author="Unknown Author" w:date="2022-08-16T15:33:00Z">
         <w:r>
           <w:rPr>
             <w:b/>
@@ -9347,10 +9555,10 @@
         <w:spacing w:lineRule="auto" w:line="240" w:before="0" w:after="160"/>
         <w:contextualSpacing/>
         <w:rPr>
-          <w:del w:id="509" w:author="Unknown Author" w:date="2022-08-16T15:33:00Z"/>
-        </w:rPr>
-      </w:pPr>
-      <w:del w:id="508" w:author="Unknown Author" w:date="2022-08-16T15:33:00Z">
+          <w:del w:id="517" w:author="Unknown Author" w:date="2022-08-16T15:33:00Z"/>
+        </w:rPr>
+      </w:pPr>
+      <w:del w:id="516" w:author="Unknown Author" w:date="2022-08-16T15:33:00Z">
         <w:r>
           <w:rPr>
             <w:rStyle w:val="InternetLink"/>
@@ -9365,10 +9573,10 @@
         <w:spacing w:lineRule="auto" w:line="240" w:before="0" w:after="160"/>
         <w:contextualSpacing/>
         <w:rPr>
-          <w:del w:id="511" w:author="Unknown Author" w:date="2022-08-16T15:33:00Z"/>
-        </w:rPr>
-      </w:pPr>
-      <w:del w:id="510" w:author="Unknown Author" w:date="2022-08-16T15:33:00Z">
+          <w:del w:id="519" w:author="Unknown Author" w:date="2022-08-16T15:33:00Z"/>
+        </w:rPr>
+      </w:pPr>
+      <w:del w:id="518" w:author="Unknown Author" w:date="2022-08-16T15:33:00Z">
         <w:r>
           <w:rPr/>
         </w:r>
@@ -9380,10 +9588,10 @@
         <w:spacing w:lineRule="auto" w:line="240" w:before="0" w:after="160"/>
         <w:contextualSpacing/>
         <w:rPr>
-          <w:del w:id="513" w:author="Unknown Author" w:date="2022-08-16T15:33:00Z"/>
-        </w:rPr>
-      </w:pPr>
-      <w:del w:id="512" w:author="Unknown Author" w:date="2022-08-16T15:33:00Z">
+          <w:del w:id="521" w:author="Unknown Author" w:date="2022-08-16T15:33:00Z"/>
+        </w:rPr>
+      </w:pPr>
+      <w:del w:id="520" w:author="Unknown Author" w:date="2022-08-16T15:33:00Z">
         <w:r>
           <w:rPr/>
           <w:delText>Checkout main branch:</w:delText>
@@ -9396,10 +9604,10 @@
         <w:spacing w:lineRule="auto" w:line="240" w:before="0" w:after="160"/>
         <w:contextualSpacing/>
         <w:rPr>
-          <w:del w:id="515" w:author="Unknown Author" w:date="2022-08-16T15:33:00Z"/>
-        </w:rPr>
-      </w:pPr>
-      <w:del w:id="514" w:author="Unknown Author" w:date="2022-08-16T15:33:00Z">
+          <w:del w:id="523" w:author="Unknown Author" w:date="2022-08-16T15:33:00Z"/>
+        </w:rPr>
+      </w:pPr>
+      <w:del w:id="522" w:author="Unknown Author" w:date="2022-08-16T15:33:00Z">
         <w:r>
           <w:rPr/>
           <w:delText>git checkout main</w:delText>
@@ -9412,10 +9620,10 @@
         <w:spacing w:lineRule="auto" w:line="240" w:before="0" w:after="160"/>
         <w:contextualSpacing/>
         <w:rPr>
-          <w:del w:id="517" w:author="Unknown Author" w:date="2022-08-16T15:33:00Z"/>
-        </w:rPr>
-      </w:pPr>
-      <w:del w:id="516" w:author="Unknown Author" w:date="2022-08-16T15:33:00Z">
+          <w:del w:id="525" w:author="Unknown Author" w:date="2022-08-16T15:33:00Z"/>
+        </w:rPr>
+      </w:pPr>
+      <w:del w:id="524" w:author="Unknown Author" w:date="2022-08-16T15:33:00Z">
         <w:r>
           <w:rPr/>
           <w:delText>git fetch origin</w:delText>
@@ -9428,10 +9636,10 @@
         <w:spacing w:lineRule="auto" w:line="240" w:before="0" w:after="160"/>
         <w:contextualSpacing/>
         <w:rPr>
-          <w:del w:id="519" w:author="Unknown Author" w:date="2022-08-16T15:33:00Z"/>
-        </w:rPr>
-      </w:pPr>
-      <w:del w:id="518" w:author="Unknown Author" w:date="2022-08-16T15:33:00Z">
+          <w:del w:id="527" w:author="Unknown Author" w:date="2022-08-16T15:33:00Z"/>
+        </w:rPr>
+      </w:pPr>
+      <w:del w:id="526" w:author="Unknown Author" w:date="2022-08-16T15:33:00Z">
         <w:r>
           <w:rPr/>
         </w:r>
@@ -9443,10 +9651,10 @@
         <w:spacing w:lineRule="auto" w:line="240" w:before="0" w:after="160"/>
         <w:contextualSpacing/>
         <w:rPr>
-          <w:del w:id="521" w:author="Unknown Author" w:date="2022-08-16T15:33:00Z"/>
-        </w:rPr>
-      </w:pPr>
-      <w:del w:id="520" w:author="Unknown Author" w:date="2022-08-16T15:33:00Z">
+          <w:del w:id="529" w:author="Unknown Author" w:date="2022-08-16T15:33:00Z"/>
+        </w:rPr>
+      </w:pPr>
+      <w:del w:id="528" w:author="Unknown Author" w:date="2022-08-16T15:33:00Z">
         <w:r>
           <w:rPr/>
           <w:delText>Create a new feature branch:</w:delText>
@@ -9459,10 +9667,10 @@
         <w:spacing w:lineRule="auto" w:line="240" w:before="0" w:after="160"/>
         <w:contextualSpacing/>
         <w:rPr>
-          <w:del w:id="523" w:author="Unknown Author" w:date="2022-08-16T15:33:00Z"/>
-        </w:rPr>
-      </w:pPr>
-      <w:del w:id="522" w:author="Unknown Author" w:date="2022-08-16T15:33:00Z">
+          <w:del w:id="531" w:author="Unknown Author" w:date="2022-08-16T15:33:00Z"/>
+        </w:rPr>
+      </w:pPr>
+      <w:del w:id="530" w:author="Unknown Author" w:date="2022-08-16T15:33:00Z">
         <w:r>
           <w:rPr/>
           <w:delText>git checkout branch-testing</w:delText>
@@ -9475,10 +9683,10 @@
         <w:spacing w:lineRule="auto" w:line="240" w:before="0" w:after="160"/>
         <w:contextualSpacing/>
         <w:rPr>
-          <w:del w:id="525" w:author="Unknown Author" w:date="2022-08-16T15:33:00Z"/>
-        </w:rPr>
-      </w:pPr>
-      <w:del w:id="524" w:author="Unknown Author" w:date="2022-08-16T15:33:00Z">
+          <w:del w:id="533" w:author="Unknown Author" w:date="2022-08-16T15:33:00Z"/>
+        </w:rPr>
+      </w:pPr>
+      <w:del w:id="532" w:author="Unknown Author" w:date="2022-08-16T15:33:00Z">
         <w:r>
           <w:rPr/>
         </w:r>
@@ -9490,10 +9698,10 @@
         <w:spacing w:lineRule="auto" w:line="240" w:before="0" w:after="160"/>
         <w:contextualSpacing/>
         <w:rPr>
-          <w:del w:id="527" w:author="Unknown Author" w:date="2022-08-16T15:33:00Z"/>
-        </w:rPr>
-      </w:pPr>
-      <w:del w:id="526" w:author="Unknown Author" w:date="2022-08-16T15:33:00Z">
+          <w:del w:id="535" w:author="Unknown Author" w:date="2022-08-16T15:33:00Z"/>
+        </w:rPr>
+      </w:pPr>
+      <w:del w:id="534" w:author="Unknown Author" w:date="2022-08-16T15:33:00Z">
         <w:r>
           <w:rPr/>
           <w:delText>Add and commit:</w:delText>
@@ -9506,10 +9714,10 @@
         <w:spacing w:lineRule="auto" w:line="240" w:before="0" w:after="160"/>
         <w:contextualSpacing/>
         <w:rPr>
-          <w:del w:id="529" w:author="Unknown Author" w:date="2022-08-16T15:33:00Z"/>
-        </w:rPr>
-      </w:pPr>
-      <w:del w:id="528" w:author="Unknown Author" w:date="2022-08-16T15:33:00Z">
+          <w:del w:id="537" w:author="Unknown Author" w:date="2022-08-16T15:33:00Z"/>
+        </w:rPr>
+      </w:pPr>
+      <w:del w:id="536" w:author="Unknown Author" w:date="2022-08-16T15:33:00Z">
         <w:r>
           <w:rPr/>
           <w:delText>git status</w:delText>
@@ -9522,10 +9730,10 @@
         <w:spacing w:lineRule="auto" w:line="240" w:before="0" w:after="160"/>
         <w:contextualSpacing/>
         <w:rPr>
-          <w:del w:id="531" w:author="Unknown Author" w:date="2022-08-16T15:33:00Z"/>
-        </w:rPr>
-      </w:pPr>
-      <w:del w:id="530" w:author="Unknown Author" w:date="2022-08-16T15:33:00Z">
+          <w:del w:id="539" w:author="Unknown Author" w:date="2022-08-16T15:33:00Z"/>
+        </w:rPr>
+      </w:pPr>
+      <w:del w:id="538" w:author="Unknown Author" w:date="2022-08-16T15:33:00Z">
         <w:r>
           <w:rPr/>
           <w:delText>git add .</w:delText>
@@ -9538,10 +9746,10 @@
         <w:spacing w:lineRule="auto" w:line="240" w:before="0" w:after="160"/>
         <w:contextualSpacing/>
         <w:rPr>
-          <w:del w:id="533" w:author="Unknown Author" w:date="2022-08-16T15:33:00Z"/>
-        </w:rPr>
-      </w:pPr>
-      <w:del w:id="532" w:author="Unknown Author" w:date="2022-08-16T15:33:00Z">
+          <w:del w:id="541" w:author="Unknown Author" w:date="2022-08-16T15:33:00Z"/>
+        </w:rPr>
+      </w:pPr>
+      <w:del w:id="540" w:author="Unknown Author" w:date="2022-08-16T15:33:00Z">
         <w:r>
           <w:rPr/>
           <w:delText>git commit</w:delText>
@@ -9554,10 +9762,10 @@
         <w:spacing w:lineRule="auto" w:line="240" w:before="0" w:after="160"/>
         <w:contextualSpacing/>
         <w:rPr>
-          <w:del w:id="535" w:author="Unknown Author" w:date="2022-08-16T15:33:00Z"/>
-        </w:rPr>
-      </w:pPr>
-      <w:del w:id="534" w:author="Unknown Author" w:date="2022-08-16T15:33:00Z">
+          <w:del w:id="543" w:author="Unknown Author" w:date="2022-08-16T15:33:00Z"/>
+        </w:rPr>
+      </w:pPr>
+      <w:del w:id="542" w:author="Unknown Author" w:date="2022-08-16T15:33:00Z">
         <w:r>
           <w:rPr/>
         </w:r>
@@ -9569,10 +9777,10 @@
         <w:spacing w:lineRule="auto" w:line="240" w:before="0" w:after="160"/>
         <w:contextualSpacing/>
         <w:rPr>
-          <w:del w:id="537" w:author="Unknown Author" w:date="2022-08-16T15:33:00Z"/>
-        </w:rPr>
-      </w:pPr>
-      <w:del w:id="536" w:author="Unknown Author" w:date="2022-08-16T15:33:00Z">
+          <w:del w:id="545" w:author="Unknown Author" w:date="2022-08-16T15:33:00Z"/>
+        </w:rPr>
+      </w:pPr>
+      <w:del w:id="544" w:author="Unknown Author" w:date="2022-08-16T15:33:00Z">
         <w:r>
           <w:rPr/>
           <w:delText>Push feature branch to remote:</w:delText>
@@ -9585,10 +9793,10 @@
         <w:spacing w:lineRule="auto" w:line="240" w:before="0" w:after="160"/>
         <w:contextualSpacing/>
         <w:rPr>
-          <w:del w:id="539" w:author="Unknown Author" w:date="2022-08-16T15:33:00Z"/>
-        </w:rPr>
-      </w:pPr>
-      <w:del w:id="538" w:author="Unknown Author" w:date="2022-08-16T15:33:00Z">
+          <w:del w:id="547" w:author="Unknown Author" w:date="2022-08-16T15:33:00Z"/>
+        </w:rPr>
+      </w:pPr>
+      <w:del w:id="546" w:author="Unknown Author" w:date="2022-08-16T15:33:00Z">
         <w:r>
           <w:rPr/>
           <w:delText>git push -u origin branch-testing</w:delText>
@@ -9601,10 +9809,10 @@
         <w:spacing w:lineRule="auto" w:line="240" w:before="0" w:after="160"/>
         <w:contextualSpacing/>
         <w:rPr>
-          <w:del w:id="541" w:author="Unknown Author" w:date="2022-08-16T15:33:00Z"/>
-        </w:rPr>
-      </w:pPr>
-      <w:del w:id="540" w:author="Unknown Author" w:date="2022-08-16T15:33:00Z">
+          <w:del w:id="549" w:author="Unknown Author" w:date="2022-08-16T15:33:00Z"/>
+        </w:rPr>
+      </w:pPr>
+      <w:del w:id="548" w:author="Unknown Author" w:date="2022-08-16T15:33:00Z">
         <w:r>
           <w:rPr/>
         </w:r>
@@ -9616,10 +9824,10 @@
         <w:spacing w:lineRule="auto" w:line="240" w:before="0" w:after="160"/>
         <w:contextualSpacing/>
         <w:rPr>
-          <w:del w:id="543" w:author="Unknown Author" w:date="2022-08-16T15:33:00Z"/>
-        </w:rPr>
-      </w:pPr>
-      <w:del w:id="542" w:author="Unknown Author" w:date="2022-08-16T15:33:00Z">
+          <w:del w:id="551" w:author="Unknown Author" w:date="2022-08-16T15:33:00Z"/>
+        </w:rPr>
+      </w:pPr>
+      <w:del w:id="550" w:author="Unknown Author" w:date="2022-08-16T15:33:00Z">
         <w:r>
           <w:rPr/>
           <w:delText>Continue to update local and push to remote with:</w:delText>
@@ -9632,10 +9840,10 @@
         <w:spacing w:lineRule="auto" w:line="240" w:before="0" w:after="160"/>
         <w:contextualSpacing/>
         <w:rPr>
-          <w:del w:id="545" w:author="Unknown Author" w:date="2022-08-16T15:33:00Z"/>
-        </w:rPr>
-      </w:pPr>
-      <w:del w:id="544" w:author="Unknown Author" w:date="2022-08-16T15:33:00Z">
+          <w:del w:id="553" w:author="Unknown Author" w:date="2022-08-16T15:33:00Z"/>
+        </w:rPr>
+      </w:pPr>
+      <w:del w:id="552" w:author="Unknown Author" w:date="2022-08-16T15:33:00Z">
         <w:r>
           <w:rPr/>
           <w:delText>git push</w:delText>
@@ -9648,10 +9856,10 @@
         <w:spacing w:lineRule="auto" w:line="240" w:before="0" w:after="160"/>
         <w:contextualSpacing/>
         <w:rPr>
-          <w:del w:id="547" w:author="Unknown Author" w:date="2022-08-16T15:33:00Z"/>
-        </w:rPr>
-      </w:pPr>
-      <w:del w:id="546" w:author="Unknown Author" w:date="2022-08-16T15:33:00Z">
+          <w:del w:id="555" w:author="Unknown Author" w:date="2022-08-16T15:33:00Z"/>
+        </w:rPr>
+      </w:pPr>
+      <w:del w:id="554" w:author="Unknown Author" w:date="2022-08-16T15:33:00Z">
         <w:r>
           <w:rPr/>
         </w:r>
@@ -9663,10 +9871,10 @@
         <w:spacing w:lineRule="auto" w:line="240" w:before="0" w:after="160"/>
         <w:contextualSpacing/>
         <w:rPr>
-          <w:del w:id="549" w:author="Unknown Author" w:date="2022-08-16T15:33:00Z"/>
-        </w:rPr>
-      </w:pPr>
-      <w:del w:id="548" w:author="Unknown Author" w:date="2022-08-16T15:33:00Z">
+          <w:del w:id="557" w:author="Unknown Author" w:date="2022-08-16T15:33:00Z"/>
+        </w:rPr>
+      </w:pPr>
+      <w:del w:id="556" w:author="Unknown Author" w:date="2022-08-16T15:33:00Z">
         <w:r>
           <w:rPr/>
           <w:delText>Create pull request, merge on server and delete feature branch</w:delText>
@@ -9679,10 +9887,10 @@
         <w:spacing w:lineRule="auto" w:line="240" w:before="0" w:after="160"/>
         <w:contextualSpacing/>
         <w:rPr>
-          <w:del w:id="551" w:author="Unknown Author" w:date="2022-08-16T15:33:00Z"/>
-        </w:rPr>
-      </w:pPr>
-      <w:del w:id="550" w:author="Unknown Author" w:date="2022-08-16T15:33:00Z">
+          <w:del w:id="559" w:author="Unknown Author" w:date="2022-08-16T15:33:00Z"/>
+        </w:rPr>
+      </w:pPr>
+      <w:del w:id="558" w:author="Unknown Author" w:date="2022-08-16T15:33:00Z">
         <w:r>
           <w:rPr/>
         </w:r>
@@ -9694,10 +9902,10 @@
         <w:spacing w:lineRule="auto" w:line="240" w:before="0" w:after="160"/>
         <w:contextualSpacing/>
         <w:rPr>
-          <w:del w:id="553" w:author="Unknown Author" w:date="2022-08-16T15:33:00Z"/>
-        </w:rPr>
-      </w:pPr>
-      <w:del w:id="552" w:author="Unknown Author" w:date="2022-08-16T15:33:00Z">
+          <w:del w:id="561" w:author="Unknown Author" w:date="2022-08-16T15:33:00Z"/>
+        </w:rPr>
+      </w:pPr>
+      <w:del w:id="560" w:author="Unknown Author" w:date="2022-08-16T15:33:00Z">
         <w:r>
           <w:rPr/>
           <w:delText>Checkout main and pull</w:delText>
@@ -9710,10 +9918,10 @@
         <w:spacing w:lineRule="auto" w:line="240" w:before="0" w:after="160"/>
         <w:contextualSpacing/>
         <w:rPr>
-          <w:del w:id="555" w:author="Unknown Author" w:date="2022-08-16T15:33:00Z"/>
-        </w:rPr>
-      </w:pPr>
-      <w:del w:id="554" w:author="Unknown Author" w:date="2022-08-16T15:33:00Z">
+          <w:del w:id="563" w:author="Unknown Author" w:date="2022-08-16T15:33:00Z"/>
+        </w:rPr>
+      </w:pPr>
+      <w:del w:id="562" w:author="Unknown Author" w:date="2022-08-16T15:33:00Z">
         <w:r>
           <w:rPr/>
           <w:delText>git checkout main</w:delText>
@@ -9726,10 +9934,10 @@
         <w:spacing w:lineRule="auto" w:line="240" w:before="0" w:after="160"/>
         <w:contextualSpacing/>
         <w:rPr>
-          <w:del w:id="557" w:author="Unknown Author" w:date="2022-08-16T15:33:00Z"/>
-        </w:rPr>
-      </w:pPr>
-      <w:del w:id="556" w:author="Unknown Author" w:date="2022-08-16T15:33:00Z">
+          <w:del w:id="565" w:author="Unknown Author" w:date="2022-08-16T15:33:00Z"/>
+        </w:rPr>
+      </w:pPr>
+      <w:del w:id="564" w:author="Unknown Author" w:date="2022-08-16T15:33:00Z">
         <w:r>
           <w:rPr/>
           <w:delText>git pull</w:delText>
@@ -9742,10 +9950,10 @@
         <w:spacing w:lineRule="auto" w:line="240" w:before="0" w:after="160"/>
         <w:contextualSpacing/>
         <w:rPr>
-          <w:del w:id="559" w:author="Unknown Author" w:date="2022-08-16T15:33:00Z"/>
-        </w:rPr>
-      </w:pPr>
-      <w:del w:id="558" w:author="Unknown Author" w:date="2022-08-16T15:33:00Z">
+          <w:del w:id="567" w:author="Unknown Author" w:date="2022-08-16T15:33:00Z"/>
+        </w:rPr>
+      </w:pPr>
+      <w:del w:id="566" w:author="Unknown Author" w:date="2022-08-16T15:33:00Z">
         <w:r>
           <w:rPr/>
         </w:r>
@@ -9757,10 +9965,10 @@
         <w:spacing w:lineRule="auto" w:line="240" w:before="0" w:after="160"/>
         <w:contextualSpacing/>
         <w:rPr>
-          <w:del w:id="561" w:author="Unknown Author" w:date="2022-08-16T15:33:00Z"/>
-        </w:rPr>
-      </w:pPr>
-      <w:del w:id="560" w:author="Unknown Author" w:date="2022-08-16T15:33:00Z">
+          <w:del w:id="569" w:author="Unknown Author" w:date="2022-08-16T15:33:00Z"/>
+        </w:rPr>
+      </w:pPr>
+      <w:del w:id="568" w:author="Unknown Author" w:date="2022-08-16T15:33:00Z">
         <w:r>
           <w:rPr/>
           <w:delText>Remove deleted remote feature branch</w:delText>
@@ -9773,10 +9981,10 @@
         <w:spacing w:lineRule="auto" w:line="240" w:before="0" w:after="160"/>
         <w:contextualSpacing/>
         <w:rPr>
-          <w:del w:id="563" w:author="Unknown Author" w:date="2022-08-16T15:33:00Z"/>
-        </w:rPr>
-      </w:pPr>
-      <w:del w:id="562" w:author="Unknown Author" w:date="2022-08-16T15:33:00Z">
+          <w:del w:id="571" w:author="Unknown Author" w:date="2022-08-16T15:33:00Z"/>
+        </w:rPr>
+      </w:pPr>
+      <w:del w:id="570" w:author="Unknown Author" w:date="2022-08-16T15:33:00Z">
         <w:r>
           <w:rPr/>
           <w:delText>git remote prune origin</w:delText>
@@ -9789,10 +9997,10 @@
         <w:spacing w:lineRule="auto" w:line="240" w:before="0" w:after="160"/>
         <w:contextualSpacing/>
         <w:rPr>
-          <w:del w:id="565" w:author="Unknown Author" w:date="2022-08-16T15:33:00Z"/>
-        </w:rPr>
-      </w:pPr>
-      <w:del w:id="564" w:author="Unknown Author" w:date="2022-08-16T15:33:00Z">
+          <w:del w:id="573" w:author="Unknown Author" w:date="2022-08-16T15:33:00Z"/>
+        </w:rPr>
+      </w:pPr>
+      <w:del w:id="572" w:author="Unknown Author" w:date="2022-08-16T15:33:00Z">
         <w:r>
           <w:rPr/>
         </w:r>
@@ -9804,10 +10012,10 @@
         <w:spacing w:lineRule="auto" w:line="240" w:before="0" w:after="160"/>
         <w:contextualSpacing/>
         <w:rPr>
-          <w:del w:id="567" w:author="Unknown Author" w:date="2022-08-16T15:33:00Z"/>
-        </w:rPr>
-      </w:pPr>
-      <w:del w:id="566" w:author="Unknown Author" w:date="2022-08-16T15:33:00Z">
+          <w:del w:id="575" w:author="Unknown Author" w:date="2022-08-16T15:33:00Z"/>
+        </w:rPr>
+      </w:pPr>
+      <w:del w:id="574" w:author="Unknown Author" w:date="2022-08-16T15:33:00Z">
         <w:r>
           <w:rPr/>
           <w:delText>Remove local feature branch</w:delText>
@@ -9823,10 +10031,10 @@
           <w:b/>
           <w:b/>
           <w:bCs/>
-          <w:del w:id="569" w:author="Unknown Author" w:date="2022-08-16T15:33:00Z"/>
-        </w:rPr>
-      </w:pPr>
-      <w:del w:id="568" w:author="Unknown Author" w:date="2022-08-16T15:33:00Z">
+          <w:del w:id="577" w:author="Unknown Author" w:date="2022-08-16T15:33:00Z"/>
+        </w:rPr>
+      </w:pPr>
+      <w:del w:id="576" w:author="Unknown Author" w:date="2022-08-16T15:33:00Z">
         <w:r>
           <w:rPr>
             <w:b/>
@@ -9847,10 +10055,10 @@
           <w:b/>
           <w:b/>
           <w:bCs/>
-          <w:ins w:id="571" w:author="Tran, Hai (US) - SS" w:date="2024-04-08T14:02:00Z"/>
-        </w:rPr>
-      </w:pPr>
-      <w:ins w:id="570" w:author="Unknown Author" w:date="2024-03-20T11:18:00Z">
+          <w:ins w:id="579" w:author="Tran, Hai (US) - SS" w:date="2024-04-08T14:02:00Z"/>
+        </w:rPr>
+      </w:pPr>
+      <w:ins w:id="578" w:author="Unknown Author" w:date="2024-03-20T11:18:00Z">
         <w:r>
           <w:rPr>
             <w:b/>
@@ -9869,10 +10077,10 @@
           <w:b/>
           <w:b/>
           <w:bCs/>
-          <w:ins w:id="573" w:author="Tran, Hai (US) - SS" w:date="2024-04-08T14:02:00Z"/>
-        </w:rPr>
-      </w:pPr>
-      <w:ins w:id="572" w:author="Tran, Hai (US) - SS" w:date="2024-04-08T14:02:00Z">
+          <w:ins w:id="581" w:author="Tran, Hai (US) - SS" w:date="2024-04-08T14:02:00Z"/>
+        </w:rPr>
+      </w:pPr>
+      <w:ins w:id="580" w:author="Tran, Hai (US) - SS" w:date="2024-04-08T14:02:00Z">
         <w:r>
           <w:rPr>
             <w:b/>
@@ -9890,11 +10098,11 @@
           <w:b/>
           <w:b/>
           <w:bCs/>
-          <w:ins w:id="575" w:author="Tran, Hai (US) - SS" w:date="2024-04-08T14:02:00Z"/>
+          <w:ins w:id="583" w:author="Tran, Hai (US) - SS" w:date="2024-04-08T14:02:00Z"/>
         </w:rPr>
       </w:pPr>
       <w:hyperlink r:id="rId11">
-        <w:ins w:id="574" w:author="Tran, Hai (US) - SS" w:date="2024-04-08T14:02:00Z">
+        <w:ins w:id="582" w:author="Tran, Hai (US) - SS" w:date="2024-04-08T14:02:00Z">
           <w:r>
             <w:rPr>
               <w:rStyle w:val="InternetLink"/>
@@ -9915,10 +10123,10 @@
           <w:b/>
           <w:b/>
           <w:bCs/>
-          <w:del w:id="577" w:author="Tran, Hai (US) - SS" w:date="2024-04-08T14:02:00Z"/>
-        </w:rPr>
-      </w:pPr>
-      <w:del w:id="576" w:author="Tran, Hai (US) - SS" w:date="2024-04-08T14:02:00Z">
+          <w:del w:id="585" w:author="Tran, Hai (US) - SS" w:date="2024-04-08T14:02:00Z"/>
+        </w:rPr>
+      </w:pPr>
+      <w:del w:id="584" w:author="Tran, Hai (US) - SS" w:date="2024-04-08T14:02:00Z">
         <w:r>
           <w:rPr>
             <w:b/>
@@ -9936,98 +10144,15 @@
           <w:b/>
           <w:b/>
           <w:bCs/>
-          <w:ins w:id="579" w:author="Unknown Author" w:date="2024-03-20T11:18:00Z"/>
-        </w:rPr>
-      </w:pPr>
-      <w:ins w:id="578" w:author="Unknown Author" w:date="2024-03-20T11:18:00Z">
+          <w:ins w:id="587" w:author="Unknown Author" w:date="2024-03-20T11:18:00Z"/>
+        </w:rPr>
+      </w:pPr>
+      <w:ins w:id="586" w:author="Unknown Author" w:date="2024-03-20T11:18:00Z">
         <w:r>
           <w:rPr>
             <w:b/>
             <w:bCs/>
           </w:rPr>
-        </w:r>
-      </w:ins>
-    </w:p>
-    <w:p>
-      <w:pPr>
-        <w:pStyle w:val="Normal"/>
-        <w:spacing w:lineRule="auto" w:line="240" w:before="0" w:after="160"/>
-        <w:contextualSpacing/>
-        <w:rPr>
-          <w:sz w:val="26"/>
-          <w:szCs w:val="26"/>
-          <w:ins w:id="581" w:author="Unknown Author" w:date="2024-03-20T11:20:00Z"/>
-        </w:rPr>
-      </w:pPr>
-      <w:ins w:id="580" w:author="Unknown Author" w:date="2024-03-20T11:18:00Z">
-        <w:r>
-          <w:rPr>
-            <w:sz w:val="26"/>
-            <w:szCs w:val="26"/>
-          </w:rPr>
-          <w:t>Note:  Assume that the bitbake file is available for the library that you want to add</w:t>
-        </w:r>
-      </w:ins>
-    </w:p>
-    <w:p>
-      <w:pPr>
-        <w:pStyle w:val="Normal"/>
-        <w:spacing w:lineRule="auto" w:line="240" w:before="0" w:after="160"/>
-        <w:contextualSpacing/>
-        <w:rPr>
-          <w:sz w:val="26"/>
-          <w:szCs w:val="26"/>
-          <w:ins w:id="583" w:author="Unknown Author" w:date="2024-03-20T11:20:00Z"/>
-        </w:rPr>
-      </w:pPr>
-      <w:ins w:id="582" w:author="Unknown Author" w:date="2024-03-20T11:20:00Z">
-        <w:r>
-          <w:rPr>
-            <w:sz w:val="26"/>
-            <w:szCs w:val="26"/>
-          </w:rPr>
-        </w:r>
-      </w:ins>
-    </w:p>
-    <w:p>
-      <w:pPr>
-        <w:pStyle w:val="Normal"/>
-        <w:spacing w:lineRule="auto" w:line="240" w:before="0" w:after="160"/>
-        <w:contextualSpacing/>
-        <w:rPr>
-          <w:sz w:val="26"/>
-          <w:szCs w:val="26"/>
-          <w:ins w:id="585" w:author="Unknown Author" w:date="2024-03-20T11:20:00Z"/>
-        </w:rPr>
-      </w:pPr>
-      <w:ins w:id="584" w:author="Unknown Author" w:date="2024-03-20T11:20:00Z">
-        <w:r>
-          <w:rPr>
-            <w:sz w:val="26"/>
-            <w:szCs w:val="26"/>
-          </w:rPr>
-          <w:t>Update the project-specs/meta-user/conf/user-footfsconfig to add the library</w:t>
-        </w:r>
-      </w:ins>
-    </w:p>
-    <w:p>
-      <w:pPr>
-        <w:pStyle w:val="Normal"/>
-        <w:spacing w:lineRule="auto" w:line="240" w:before="0" w:after="160"/>
-        <w:contextualSpacing/>
-        <w:rPr>
-          <w:sz w:val="26"/>
-          <w:szCs w:val="26"/>
-          <w:ins w:id="587" w:author="Unknown Author" w:date="2024-03-20T11:20:00Z"/>
-        </w:rPr>
-      </w:pPr>
-      <w:ins w:id="586" w:author="Unknown Author" w:date="2024-03-20T11:20:00Z">
-        <w:r>
-          <w:rPr>
-            <w:sz w:val="26"/>
-            <w:szCs w:val="26"/>
-          </w:rPr>
-          <w:t>For fftw, add CONFIG_libfftwf</w:t>
         </w:r>
       </w:ins>
     </w:p>
@@ -10042,13 +10167,13 @@
           <w:ins w:id="589" w:author="Unknown Author" w:date="2024-03-20T11:20:00Z"/>
         </w:rPr>
       </w:pPr>
-      <w:ins w:id="588" w:author="Unknown Author" w:date="2024-03-20T11:20:00Z">
+      <w:ins w:id="588" w:author="Unknown Author" w:date="2024-03-20T11:18:00Z">
         <w:r>
           <w:rPr>
             <w:sz w:val="26"/>
             <w:szCs w:val="26"/>
           </w:rPr>
-          <w:t>Note: fftw librady are defined as these packages: libfftw, libfftwl, libfftwf</w:t>
+          <w:t>Note:  Assume that the bitbake file is available for the library that you want to add</w:t>
         </w:r>
       </w:ins>
     </w:p>
@@ -10089,7 +10214,7 @@
             <w:sz w:val="26"/>
             <w:szCs w:val="26"/>
           </w:rPr>
-          <w:t>Run petalinux-config -c rootfs, and enable the new library</w:t>
+          <w:t>Update the project-specs/meta-user/conf/user-footfsconfig to add the library</w:t>
         </w:r>
       </w:ins>
     </w:p>
@@ -10110,7 +10235,7 @@
             <w:sz w:val="26"/>
             <w:szCs w:val="26"/>
           </w:rPr>
-          <w:t>New library is under user packages</w:t>
+          <w:t>For fftw, add CONFIG_libfftwf</w:t>
         </w:r>
       </w:ins>
     </w:p>
@@ -10131,6 +10256,7 @@
             <w:sz w:val="26"/>
             <w:szCs w:val="26"/>
           </w:rPr>
+          <w:t>Note: fftw librady are defined as these packages: libfftw, libfftwl, libfftwf</w:t>
         </w:r>
       </w:ins>
     </w:p>
@@ -10151,7 +10277,6 @@
             <w:sz w:val="26"/>
             <w:szCs w:val="26"/>
           </w:rPr>
-          <w:t>Run petalinux-build</w:t>
         </w:r>
       </w:ins>
     </w:p>
@@ -10172,6 +10297,7 @@
             <w:sz w:val="26"/>
             <w:szCs w:val="26"/>
           </w:rPr>
+          <w:t>Run petalinux-config -c rootfs, and enable the new library</w:t>
         </w:r>
       </w:ins>
     </w:p>
@@ -10183,7 +10309,7 @@
         <w:rPr>
           <w:sz w:val="26"/>
           <w:szCs w:val="26"/>
-          <w:ins w:id="604" w:author="Unknown Author" w:date="2024-03-20T11:20:00Z"/>
+          <w:ins w:id="603" w:author="Unknown Author" w:date="2024-03-20T11:20:00Z"/>
         </w:rPr>
       </w:pPr>
       <w:ins w:id="602" w:author="Unknown Author" w:date="2024-03-20T11:20:00Z">
@@ -10192,10 +10318,92 @@
             <w:sz w:val="26"/>
             <w:szCs w:val="26"/>
           </w:rPr>
+          <w:t>New library is under user packages</w:t>
+        </w:r>
+      </w:ins>
+    </w:p>
+    <w:p>
+      <w:pPr>
+        <w:pStyle w:val="Normal"/>
+        <w:spacing w:lineRule="auto" w:line="240" w:before="0" w:after="160"/>
+        <w:contextualSpacing/>
+        <w:rPr>
+          <w:sz w:val="26"/>
+          <w:szCs w:val="26"/>
+          <w:ins w:id="605" w:author="Unknown Author" w:date="2024-03-20T11:20:00Z"/>
+        </w:rPr>
+      </w:pPr>
+      <w:ins w:id="604" w:author="Unknown Author" w:date="2024-03-20T11:20:00Z">
+        <w:r>
+          <w:rPr>
+            <w:sz w:val="26"/>
+            <w:szCs w:val="26"/>
+          </w:rPr>
+        </w:r>
+      </w:ins>
+    </w:p>
+    <w:p>
+      <w:pPr>
+        <w:pStyle w:val="Normal"/>
+        <w:spacing w:lineRule="auto" w:line="240" w:before="0" w:after="160"/>
+        <w:contextualSpacing/>
+        <w:rPr>
+          <w:sz w:val="26"/>
+          <w:szCs w:val="26"/>
+          <w:ins w:id="607" w:author="Unknown Author" w:date="2024-03-20T11:20:00Z"/>
+        </w:rPr>
+      </w:pPr>
+      <w:ins w:id="606" w:author="Unknown Author" w:date="2024-03-20T11:20:00Z">
+        <w:r>
+          <w:rPr>
+            <w:sz w:val="26"/>
+            <w:szCs w:val="26"/>
+          </w:rPr>
+          <w:t>Run petalinux-build</w:t>
+        </w:r>
+      </w:ins>
+    </w:p>
+    <w:p>
+      <w:pPr>
+        <w:pStyle w:val="Normal"/>
+        <w:spacing w:lineRule="auto" w:line="240" w:before="0" w:after="160"/>
+        <w:contextualSpacing/>
+        <w:rPr>
+          <w:sz w:val="26"/>
+          <w:szCs w:val="26"/>
+          <w:ins w:id="609" w:author="Unknown Author" w:date="2024-03-20T11:20:00Z"/>
+        </w:rPr>
+      </w:pPr>
+      <w:ins w:id="608" w:author="Unknown Author" w:date="2024-03-20T11:20:00Z">
+        <w:r>
+          <w:rPr>
+            <w:sz w:val="26"/>
+            <w:szCs w:val="26"/>
+          </w:rPr>
+        </w:r>
+      </w:ins>
+    </w:p>
+    <w:p>
+      <w:pPr>
+        <w:pStyle w:val="Normal"/>
+        <w:spacing w:lineRule="auto" w:line="240" w:before="0" w:after="160"/>
+        <w:contextualSpacing/>
+        <w:rPr>
+          <w:sz w:val="26"/>
+          <w:szCs w:val="26"/>
+          <w:ins w:id="612" w:author="Unknown Author" w:date="2024-03-20T11:20:00Z"/>
+        </w:rPr>
+      </w:pPr>
+      <w:ins w:id="610" w:author="Unknown Author" w:date="2024-03-20T11:20:00Z">
+        <w:r>
+          <w:rPr>
+            <w:sz w:val="26"/>
+            <w:szCs w:val="26"/>
+          </w:rPr>
           <w:t xml:space="preserve">On the target, the new library will be installed in </w:t>
         </w:r>
       </w:ins>
-      <w:ins w:id="603" w:author="Unknown Author" w:date="2024-03-20T11:20:00Z">
+      <w:ins w:id="611" w:author="Unknown Author" w:date="2024-03-20T11:20:00Z">
         <w:r>
           <w:rPr>
             <w:i/>
@@ -10215,10 +10423,10 @@
         <w:rPr>
           <w:sz w:val="26"/>
           <w:szCs w:val="26"/>
-          <w:ins w:id="606" w:author="Unknown Author" w:date="2024-03-20T11:20:00Z"/>
-        </w:rPr>
-      </w:pPr>
-      <w:ins w:id="605" w:author="Unknown Author" w:date="2024-03-20T11:20:00Z">
+          <w:ins w:id="614" w:author="Unknown Author" w:date="2024-03-20T11:20:00Z"/>
+        </w:rPr>
+      </w:pPr>
+      <w:ins w:id="613" w:author="Unknown Author" w:date="2024-03-20T11:20:00Z">
         <w:r>
           <w:rPr>
             <w:sz w:val="26"/>
@@ -10256,10 +10464,10 @@
           <w:b/>
           <w:b/>
           <w:bCs/>
-          <w:ins w:id="608" w:author="Unknown Author" w:date="2022-08-16T15:34:00Z"/>
-        </w:rPr>
-      </w:pPr>
-      <w:ins w:id="607" w:author="Unknown Author" w:date="2022-08-16T15:34:00Z">
+          <w:ins w:id="616" w:author="Unknown Author" w:date="2022-08-16T15:34:00Z"/>
+        </w:rPr>
+      </w:pPr>
+      <w:ins w:id="615" w:author="Unknown Author" w:date="2022-08-16T15:34:00Z">
         <w:r>
           <w:rPr>
             <w:b/>
@@ -10278,10 +10486,10 @@
           <w:b/>
           <w:b/>
           <w:bCs/>
-          <w:ins w:id="610" w:author="Unknown Author" w:date="2022-08-16T15:34:00Z"/>
-        </w:rPr>
-      </w:pPr>
-      <w:ins w:id="609" w:author="Unknown Author" w:date="2022-08-16T15:34:00Z">
+          <w:ins w:id="618" w:author="Unknown Author" w:date="2022-08-16T15:34:00Z"/>
+        </w:rPr>
+      </w:pPr>
+      <w:ins w:id="617" w:author="Unknown Author" w:date="2022-08-16T15:34:00Z">
         <w:r>
           <w:rPr>
             <w:b/>
@@ -10297,7 +10505,7 @@
         <w:contextualSpacing/>
         <w:rPr/>
       </w:pPr>
-      <w:ins w:id="611" w:author="Unknown Author" w:date="2022-08-16T15:34:00Z">
+      <w:ins w:id="619" w:author="Unknown Author" w:date="2022-08-16T15:34:00Z">
         <w:r>
           <w:rPr>
             <w:rStyle w:val="InternetLink"/>
@@ -10313,7 +10521,7 @@
         <w:contextualSpacing/>
         <w:rPr/>
       </w:pPr>
-      <w:ins w:id="613" w:author="Unknown Author" w:date="2022-08-16T15:34:00Z">
+      <w:ins w:id="621" w:author="Unknown Author" w:date="2022-08-16T15:34:00Z">
         <w:r>
           <w:rPr/>
         </w:r>
@@ -10327,7 +10535,7 @@
         <w:rPr/>
       </w:pPr>
       <w:hyperlink r:id="rId12">
-        <w:ins w:id="615" w:author="Unknown Author" w:date="2022-08-16T15:34:00Z">
+        <w:ins w:id="623" w:author="Unknown Author" w:date="2022-08-16T15:34:00Z">
           <w:r>
             <w:rPr>
               <w:rStyle w:val="InternetLink"/>
@@ -10344,7 +10552,7 @@
         <w:contextualSpacing/>
         <w:rPr/>
       </w:pPr>
-      <w:ins w:id="617" w:author="Unknown Author" w:date="2022-08-16T15:34:00Z">
+      <w:ins w:id="625" w:author="Unknown Author" w:date="2022-08-16T15:34:00Z">
         <w:r>
           <w:rPr>
             <w:rStyle w:val="InternetLink"/>
@@ -10361,7 +10569,7 @@
         <w:rPr/>
       </w:pPr>
       <w:hyperlink r:id="rId13">
-        <w:ins w:id="619" w:author="Unknown Author" w:date="2022-08-16T15:34:00Z">
+        <w:ins w:id="627" w:author="Unknown Author" w:date="2022-08-16T15:34:00Z">
           <w:r>
             <w:rPr>
               <w:rStyle w:val="InternetLink"/>
@@ -10378,7 +10586,7 @@
         <w:contextualSpacing/>
         <w:rPr/>
       </w:pPr>
-      <w:ins w:id="621" w:author="Unknown Author" w:date="2022-08-16T15:34:00Z">
+      <w:ins w:id="629" w:author="Unknown Author" w:date="2022-08-16T15:34:00Z">
         <w:r>
           <w:rPr/>
         </w:r>
@@ -10391,7 +10599,7 @@
         <w:contextualSpacing/>
         <w:rPr/>
       </w:pPr>
-      <w:ins w:id="623" w:author="Unknown Author" w:date="2022-08-16T15:34:00Z">
+      <w:ins w:id="631" w:author="Unknown Author" w:date="2022-08-16T15:34:00Z">
         <w:r>
           <w:rPr>
             <w:rStyle w:val="InternetLink"/>
@@ -10407,7 +10615,7 @@
         <w:contextualSpacing/>
         <w:rPr/>
       </w:pPr>
-      <w:ins w:id="625" w:author="Unknown Author" w:date="2022-08-16T15:34:00Z">
+      <w:ins w:id="633" w:author="Unknown Author" w:date="2022-08-16T15:34:00Z">
         <w:r>
           <w:rPr/>
         </w:r>
@@ -10420,7 +10628,7 @@
         <w:contextualSpacing/>
         <w:rPr/>
       </w:pPr>
-      <w:ins w:id="627" w:author="Unknown Author" w:date="2022-08-16T15:34:00Z">
+      <w:ins w:id="635" w:author="Unknown Author" w:date="2022-08-16T15:34:00Z">
         <w:r>
           <w:rPr/>
         </w:r>
@@ -10433,7 +10641,7 @@
         <w:contextualSpacing/>
         <w:rPr/>
       </w:pPr>
-      <w:ins w:id="629" w:author="Unknown Author" w:date="2022-08-16T15:34:00Z">
+      <w:ins w:id="637" w:author="Unknown Author" w:date="2022-08-16T15:34:00Z">
         <w:r>
           <w:rPr>
             <w:rStyle w:val="InternetLink"/>
@@ -10449,7 +10657,7 @@
         <w:contextualSpacing/>
         <w:rPr/>
       </w:pPr>
-      <w:ins w:id="631" w:author="Unknown Author" w:date="2022-08-16T15:34:00Z">
+      <w:ins w:id="639" w:author="Unknown Author" w:date="2022-08-16T15:34:00Z">
         <w:r>
           <w:rPr/>
         </w:r>
@@ -10462,7 +10670,7 @@
         <w:contextualSpacing/>
         <w:rPr/>
       </w:pPr>
-      <w:ins w:id="633" w:author="Unknown Author" w:date="2022-08-16T15:34:00Z">
+      <w:ins w:id="641" w:author="Unknown Author" w:date="2022-08-16T15:34:00Z">
         <w:r>
           <w:rPr/>
         </w:r>
@@ -10475,7 +10683,7 @@
         <w:contextualSpacing/>
         <w:rPr/>
       </w:pPr>
-      <w:ins w:id="635" w:author="Unknown Author" w:date="2022-08-16T15:34:00Z">
+      <w:ins w:id="643" w:author="Unknown Author" w:date="2022-08-16T15:34:00Z">
         <w:r>
           <w:rPr/>
         </w:r>
@@ -10960,7 +11168,7 @@
     <w:pPr>
       <w:widowControl/>
       <w:suppressAutoHyphens w:val="true"/>
-      <w:overflowPunct w:val="false"/>
+      <w:overflowPunct w:val="true"/>
       <w:bidi w:val="0"/>
       <w:spacing w:lineRule="auto" w:line="259" w:before="0" w:after="160"/>
       <w:jc w:val="left"/>
@@ -11148,7 +11356,7 @@
     <w:pPr>
       <w:widowControl/>
       <w:suppressAutoHyphens w:val="false"/>
-      <w:overflowPunct w:val="false"/>
+      <w:overflowPunct w:val="true"/>
       <w:bidi w:val="0"/>
       <w:spacing w:before="0" w:after="0"/>
       <w:jc w:val="left"/>
